--- a/IFT530_DWarren_FinalProjectSummary.docx
+++ b/IFT530_DWarren_FinalProjectSummary.docx
@@ -164,7 +164,7 @@
           <w:i w:val="0"/>
           <w:sz w:val="24"/>
         </w:rPr>
-        <w:t>We are building the database that sits behind a live, free-to-play online game. Not the game itself — the system the business runs the game from. A game like this makes no money at the moment somebody installs it. It makes money weeks later, from a fraction of players who decide the thing is worth paying for, and it only ever reaches those players by buying their attention somewhere first. So the questions worth asking all span areas that are usually kept apart: who the customer is, what they did, what they pay, and whether the payment should be trusted.</w:t>
+        <w:t>We are building the database behind a live, free-to-play online game. Not the game itself — the system the business runs it from. A game like this earns nothing the moment somebody installs it. It earns weeks later, from the small share of players who decide it is worth paying for, and it only reaches those players by paying for their attention first. So the questions worth asking cut across areas that normally sit in separate systems: who the player is, what they did, what they paid, and whether we should trust the payment.</w:t>
       </w:r>
     </w:p>
     <w:p>
@@ -180,7 +180,7 @@
           <w:i w:val="0"/>
           <w:sz w:val="24"/>
         </w:rPr>
-        <w:t>The database is named E_D_Group, after the group — a SQL Server identifier cannot carry the spaces or the ampersand that the group name E &amp; D Group does. It is designed for a hundred thousand users and for more than one source system feeding it: a game client, a mobile SDK, a billing API and two app stores all land rows in the same tables, and every fact row records which system sent it. The design is a star schema because that is what reporting tools expect to find, and because it keeps the busiest table narrow.</w:t>
+        <w:t>The database is called E_D_Group, after our group. A SQL Server name cannot hold spaces or an ampersand, so E &amp; D Group becomes E_D_Group. We designed it for a hundred thousand players and for several systems feeding it at once — a game client, a mobile SDK, a billing API and two app stores all write into the same tables, and every fact row records which one sent it. We went with a star schema because that is what reporting tools expect to find, and because it keeps the busiest table narrow.</w:t>
       </w:r>
     </w:p>
     <w:p>
@@ -196,7 +196,7 @@
           <w:i w:val="0"/>
           <w:sz w:val="24"/>
         </w:rPr>
-        <w:t>Six dimensions describe the customer from different angles, and that is the point of the design. A person can be sliced by age band, by the device they play on, by where they registered, by which campaign acquired them and what that cost, by how long they have been around, and by where they sit in the lifecycle — new, active, at risk, churned or banned. Their account can be sliced again by plan, by billing status and by whether it renews on its own. Those cuts combine: the question is rarely how many users churned, it is which plan, on which device, from which campaign, in which region.</w:t>
+        <w:t>Six dimensions describe the player from different angles, and that is the whole point. We can slice a player by age band, by the device they play on, by where they signed up, by which campaign brought them in and what that cost, by how long they have been around, and by where they sit in the lifecycle — new, active, at risk, churned or banned. Their account slices again by plan, by billing status and by whether it renews on its own. Those cuts stack. The question is rarely how many players churned. It is which plan, on which device, from which campaign, in which region.</w:t>
       </w:r>
     </w:p>
     <w:p>
@@ -212,7 +212,7 @@
           <w:i w:val="0"/>
           <w:sz w:val="24"/>
         </w:rPr>
-        <w:t>Three fact tables record what happens. One is a single stream of user events covering both session boundaries and in-game actions, which is where daily and monthly active users come from and where level difficulty is measured. One is payments, covering store sales, subscription charges and refunds. The third is the subscription lifecycle, kept separate because a downgrade and a cancellation move no money and would otherwise have nowhere to live, and those are exactly the events that predict revenue.</w:t>
+        <w:t>Three fact tables record what happened. The first is a single stream of player events covering both session boundaries and in-game actions, which is where daily and monthly active players come from and where we measure level difficulty. The second is payments: store sales, subscription charges and refunds. The third is the subscription lifecycle, which we kept separate because a downgrade and a cancellation move no money at all. They would have nowhere to live otherwise, and they are exactly the events that tell us what revenue is about to do.</w:t>
       </w:r>
     </w:p>
     <w:p>
@@ -244,7 +244,7 @@
           <w:i w:val="0"/>
           <w:sz w:val="24"/>
         </w:rPr>
-        <w:t>Storing the data is only half of it. The reason these particular tables exist, at these particular grains, is that each one is the answer to a question somebody running this game has to answer every week, and today those answers are scattered across a game server, a billing provider and an advertising dashboard that do not talk to each other. Pulling them into one schema is what turns a reporting request into a single query. The table below lists the questions the design was built backwards from and where each answer comes from.</w:t>
+        <w:t>Storing the data is only half the job. Each of these tables exists, at the grain it does, because it answers a question somebody running this game has to answer every week. Right now those answers are scattered across a game server, a billing provider and an ad dashboard that do not talk to each other. Pulling them into one schema turns a reporting request into a single query. Below are the questions we designed backwards from, and where each answer comes from.</w:t>
       </w:r>
     </w:p>
     <w:p>
@@ -276,7 +276,7 @@
           <w:i w:val="0"/>
           <w:sz w:val="24"/>
         </w:rPr>
-        <w:t>The questions the database is designed to answer, and the tables and objects each answer is built from.</w:t>
+        <w:t>The questions we built the database to answer, and where each answer comes from.</w:t>
       </w:r>
     </w:p>
     <w:tbl>
@@ -285,12 +285,12 @@
         <w:tblLayout w:type="fixed"/>
         <w:tblLook w:firstColumn="1" w:firstRow="1" w:lastColumn="0" w:lastRow="0" w:noHBand="0" w:noVBand="1" w:val="04A0"/>
         <w:tblBorders>
-          <w:top w:val="single" w:sz="4" w:color="000000"/>
-          <w:left w:val="single" w:sz="4" w:color="000000"/>
-          <w:bottom w:val="single" w:sz="4" w:color="000000"/>
-          <w:right w:val="single" w:sz="4" w:color="000000"/>
-          <w:insideH w:val="single" w:sz="4" w:color="000000"/>
-          <w:insideV w:val="single" w:sz="4" w:color="000000"/>
+          <w:top w:val="single" w:sz="4" w:color="8EA9DB"/>
+          <w:left w:val="single" w:sz="4" w:color="8EA9DB"/>
+          <w:bottom w:val="single" w:sz="4" w:color="8EA9DB"/>
+          <w:right w:val="single" w:sz="4" w:color="8EA9DB"/>
+          <w:insideH w:val="single" w:sz="4" w:color="8EA9DB"/>
+          <w:insideV w:val="single" w:sz="4" w:color="8EA9DB"/>
         </w:tblBorders>
         <w:tblLayout w:type="fixed"/>
       </w:tblPr>
@@ -306,6 +306,7 @@
         <w:tc>
           <w:tcPr>
             <w:tcW w:type="dxa" w:w="3312"/>
+            <w:shd w:val="clear" w:color="auto" w:fill="1F3864"/>
           </w:tcPr>
           <w:p>
             <w:pPr>
@@ -317,15 +318,17 @@
                 <w:rFonts w:ascii="Times New Roman" w:hAnsi="Times New Roman" w:cs="Times New Roman" w:eastAsia="Times New Roman"/>
                 <w:b/>
                 <w:i w:val="0"/>
+                <w:color w:val="FFFFFF"/>
                 <w:sz w:val="18"/>
               </w:rPr>
-              <w:t>Question the business asks</w:t>
+              <w:t>What we need to know</w:t>
             </w:r>
           </w:p>
         </w:tc>
         <w:tc>
           <w:tcPr>
             <w:tcW w:type="dxa" w:w="6048"/>
+            <w:shd w:val="clear" w:color="auto" w:fill="1F3864"/>
           </w:tcPr>
           <w:p>
             <w:pPr>
@@ -337,6 +340,7 @@
                 <w:rFonts w:ascii="Times New Roman" w:hAnsi="Times New Roman" w:cs="Times New Roman" w:eastAsia="Times New Roman"/>
                 <w:b/>
                 <w:i w:val="0"/>
+                <w:color w:val="FFFFFF"/>
                 <w:sz w:val="18"/>
               </w:rPr>
               <w:t>Where the answer comes from</w:t>
@@ -351,6 +355,7 @@
         <w:tc>
           <w:tcPr>
             <w:tcW w:type="dxa" w:w="3312"/>
+            <w:shd w:val="clear" w:color="auto" w:fill="E8EDF5"/>
           </w:tcPr>
           <w:p>
             <w:pPr>
@@ -364,13 +369,14 @@
                 <w:i w:val="0"/>
                 <w:sz w:val="18"/>
               </w:rPr>
-              <w:t>How many people played today, and is that number growing or shrinking?</w:t>
+              <w:t>How many people played today, and is that going up or down?</w:t>
             </w:r>
           </w:p>
         </w:tc>
         <w:tc>
           <w:tcPr>
             <w:tcW w:type="dxa" w:w="6048"/>
+            <w:shd w:val="clear" w:color="auto" w:fill="E8EDF5"/>
           </w:tcPr>
           <w:p>
             <w:pPr>
@@ -384,7 +390,7 @@
                 <w:i w:val="0"/>
                 <w:sz w:val="18"/>
               </w:rPr>
-              <w:t>Session rows in FactUserEvent rolled up by day in vwDailyActiveUsers, with a rolling 30-day active-user count beside each day so the trend is visible, not just the level.</w:t>
+              <w:t>Session rows in FactUserEvent rolled up by day in vwDailyActiveUsers, with a rolling 30-day count beside each day so we see the trend and not just today's number.</w:t>
             </w:r>
           </w:p>
         </w:tc>
@@ -396,6 +402,7 @@
         <w:tc>
           <w:tcPr>
             <w:tcW w:type="dxa" w:w="3312"/>
+            <w:shd w:val="clear" w:color="auto" w:fill="FFFFFF"/>
           </w:tcPr>
           <w:p>
             <w:pPr>
@@ -409,13 +416,14 @@
                 <w:i w:val="0"/>
                 <w:sz w:val="18"/>
               </w:rPr>
-              <w:t>Do the players who pay actually play more, or do they only pay?</w:t>
+              <w:t>Do paying players actually play more, or do they only pay?</w:t>
             </w:r>
           </w:p>
         </w:tc>
         <w:tc>
           <w:tcPr>
             <w:tcW w:type="dxa" w:w="6048"/>
+            <w:shd w:val="clear" w:color="auto" w:fill="FFFFFF"/>
           </w:tcPr>
           <w:p>
             <w:pPr>
@@ -441,6 +449,7 @@
         <w:tc>
           <w:tcPr>
             <w:tcW w:type="dxa" w:w="3312"/>
+            <w:shd w:val="clear" w:color="auto" w:fill="E8EDF5"/>
           </w:tcPr>
           <w:p>
             <w:pPr>
@@ -454,13 +463,14 @@
                 <w:i w:val="0"/>
                 <w:sz w:val="18"/>
               </w:rPr>
-              <w:t>Which marketing campaigns paid for themselves?</w:t>
+              <w:t>Which campaigns paid for themselves?</w:t>
             </w:r>
           </w:p>
         </w:tc>
         <w:tc>
           <w:tcPr>
             <w:tcW w:type="dxa" w:w="6048"/>
+            <w:shd w:val="clear" w:color="auto" w:fill="E8EDF5"/>
           </w:tcPr>
           <w:p>
             <w:pPr>
@@ -474,7 +484,7 @@
                 <w:i w:val="0"/>
                 <w:sz w:val="18"/>
               </w:rPr>
-              <w:t>DimCampaign, with the acquisition cost carried on DimUser, set against the revenue those same users produced in FactPayment.</w:t>
+              <w:t>DimCampaign, with the cost of acquiring each player carried on DimUser, set against what those same players spent in FactPayment.</w:t>
             </w:r>
           </w:p>
         </w:tc>
@@ -486,6 +496,7 @@
         <w:tc>
           <w:tcPr>
             <w:tcW w:type="dxa" w:w="3312"/>
+            <w:shd w:val="clear" w:color="auto" w:fill="FFFFFF"/>
           </w:tcPr>
           <w:p>
             <w:pPr>
@@ -499,13 +510,14 @@
                 <w:i w:val="0"/>
                 <w:sz w:val="18"/>
               </w:rPr>
-              <w:t>Where in the game do players give up?</w:t>
+              <w:t>Where in the game do players quit?</w:t>
             </w:r>
           </w:p>
         </w:tc>
         <w:tc>
           <w:tcPr>
             <w:tcW w:type="dxa" w:w="6048"/>
+            <w:shd w:val="clear" w:color="auto" w:fill="FFFFFF"/>
           </w:tcPr>
           <w:p>
             <w:pPr>
@@ -519,7 +531,7 @@
                 <w:i w:val="0"/>
                 <w:sz w:val="18"/>
               </w:rPr>
-              <w:t>LevelNumber and Outcome on FactUserEvent, walked level by level by curLevelDifficulty, which flags any level lost more often than it is won.</w:t>
+              <w:t>LevelNumber and Outcome on FactUserEvent, walked level by level by curLevelDifficulty, which flags any level players lose more often than they win.</w:t>
             </w:r>
           </w:p>
         </w:tc>
@@ -531,6 +543,7 @@
         <w:tc>
           <w:tcPr>
             <w:tcW w:type="dxa" w:w="3312"/>
+            <w:shd w:val="clear" w:color="auto" w:fill="E8EDF5"/>
           </w:tcPr>
           <w:p>
             <w:pPr>
@@ -544,13 +557,14 @@
                 <w:i w:val="0"/>
                 <w:sz w:val="18"/>
               </w:rPr>
-              <w:t>Should this payment be trusted?</w:t>
+              <w:t>Should we trust this payment?</w:t>
             </w:r>
           </w:p>
         </w:tc>
         <w:tc>
           <w:tcPr>
             <w:tcW w:type="dxa" w:w="6048"/>
+            <w:shd w:val="clear" w:color="auto" w:fill="E8EDF5"/>
           </w:tcPr>
           <w:p>
             <w:pPr>
@@ -564,7 +578,7 @@
                 <w:i w:val="0"/>
                 <w:sz w:val="18"/>
               </w:rPr>
-              <w:t>The location on FactPayment compared against the player's last known location and the time between them, in vwSuspiciousTransactions. The scalar function fnGeoDistanceKm turns the two sets of coordinates on DimGeography into a distance in kilometres, which is what makes an impossible trip measurable rather than a hunch.</w:t>
+              <w:t>The location on FactPayment against where the player was last seen and how long ago, in vwSuspiciousTransactions. fnGeoDistanceKm turns the two sets of coordinates on DimGeography into kilometres, so an impossible trip is something we measure instead of guess at.</w:t>
             </w:r>
           </w:p>
         </w:tc>
@@ -576,6 +590,7 @@
         <w:tc>
           <w:tcPr>
             <w:tcW w:type="dxa" w:w="3312"/>
+            <w:shd w:val="clear" w:color="auto" w:fill="FFFFFF"/>
           </w:tcPr>
           <w:p>
             <w:pPr>
@@ -596,6 +611,7 @@
         <w:tc>
           <w:tcPr>
             <w:tcW w:type="dxa" w:w="6048"/>
+            <w:shd w:val="clear" w:color="auto" w:fill="FFFFFF"/>
           </w:tcPr>
           <w:p>
             <w:pPr>
@@ -609,7 +625,7 @@
                 <w:i w:val="0"/>
                 <w:sz w:val="18"/>
               </w:rPr>
-              <w:t>MRRDeltaUSD on FactSubscription, with upgrades told apart from downgrades by PrevPlanID, so a cancellation and a downgrade are visible even though neither moves money.</w:t>
+              <w:t>MRRDeltaUSD on FactSubscription, with PrevPlanID telling an upgrade apart from a downgrade, so a cancel and a downgrade still show up even though neither one moves money.</w:t>
             </w:r>
           </w:p>
         </w:tc>
@@ -621,6 +637,7 @@
         <w:tc>
           <w:tcPr>
             <w:tcW w:type="dxa" w:w="3312"/>
+            <w:shd w:val="clear" w:color="auto" w:fill="E8EDF5"/>
           </w:tcPr>
           <w:p>
             <w:pPr>
@@ -641,6 +658,7 @@
         <w:tc>
           <w:tcPr>
             <w:tcW w:type="dxa" w:w="6048"/>
+            <w:shd w:val="clear" w:color="auto" w:fill="E8EDF5"/>
           </w:tcPr>
           <w:p>
             <w:pPr>
@@ -654,7 +672,7 @@
                 <w:i w:val="0"/>
                 <w:sz w:val="18"/>
               </w:rPr>
-              <w:t>spMonthlyActiveUsers returns active users, new against returning, net revenue after refunds and average revenue per user for any month asked of it.</w:t>
+              <w:t>spMonthlyActiveUsers hands back active players, new against returning, revenue after refunds, and average revenue per player for whatever month we ask for.</w:t>
             </w:r>
           </w:p>
         </w:tc>
@@ -666,6 +684,7 @@
         <w:tc>
           <w:tcPr>
             <w:tcW w:type="dxa" w:w="3312"/>
+            <w:shd w:val="clear" w:color="auto" w:fill="FFFFFF"/>
           </w:tcPr>
           <w:p>
             <w:pPr>
@@ -679,13 +698,14 @@
                 <w:i w:val="0"/>
                 <w:sz w:val="18"/>
               </w:rPr>
-              <w:t>Who changed the price of a plan, and when?</w:t>
+              <w:t>Who changed a plan's price, and when?</w:t>
             </w:r>
           </w:p>
         </w:tc>
         <w:tc>
           <w:tcPr>
             <w:tcW w:type="dxa" w:w="6048"/>
+            <w:shd w:val="clear" w:color="auto" w:fill="FFFFFF"/>
           </w:tcPr>
           <w:p>
             <w:pPr>
@@ -699,7 +719,7 @@
                 <w:i w:val="0"/>
                 <w:sz w:val="18"/>
               </w:rPr>
-              <w:t>DimPlanAudit, written only by the trigger on DimPlan, which records the old and new values, who made the change and the time it happened.</w:t>
+              <w:t>DimPlanAudit, written only by the trigger on DimPlan. It keeps the old and new values, who made the change, and the time it happened.</w:t>
             </w:r>
           </w:p>
         </w:tc>
@@ -739,7 +759,7 @@
           <w:i w:val="0"/>
           <w:sz w:val="24"/>
         </w:rPr>
-        <w:t>Geography is a single dimension referenced five times, and that is what makes fraud reporting possible without a second system. A person has a registered location, recorded when they signed up, and a last known location with a timestamp, updated as they play. Their account has a billing location. Every event and every payment records where it came from. All five point at the same table, so any two of them can be compared directly.</w:t>
+        <w:t>Geography is one dimension we point at five times, and that is what lets us do fraud reporting without a second system. A player has a registered location from signup, and a last known location with a timestamp that updates as they play. Their account has a billing location. Every event and every payment records where it came from. All five point at the same table, so we can compare any two of them directly.</w:t>
       </w:r>
     </w:p>
     <w:p>
@@ -755,7 +775,7 @@
           <w:i w:val="0"/>
           <w:sz w:val="24"/>
         </w:rPr>
-        <w:t>That turns a vague worry into a query. A payment that originates in a country the person never registered in is worth a look. A payment from a location the dimension marks as high risk is worth more of one. And because the geography table carries coordinates, the distance between where somebody was last seen and where their money just moved can be measured against the time between the two: a session in Phoenix and a payment from Lagos twenty minutes later is not a trip anybody took. Each of those is a condition on a join between tables that already exist, which is the argument for putting location in a dimension rather than repeating a country code on every row.</w:t>
+        <w:t>That turns a vague worry into a query we can actually run. A payment from a country the player never registered in is worth a look. A payment from somewhere the dimension marks high risk is worth more of one. And because the geography table carries coordinates, we can measure the distance between where somebody was last seen and where their money just moved, against the time between the two. A session in Phoenix and a payment from Lagos twenty minutes later is not a trip anybody took. Each of those is just a condition on a join between tables we already have, which is the argument for putting location in a dimension rather than repeating a country code on every row.</w:t>
       </w:r>
     </w:p>
     <w:p>
@@ -787,7 +807,7 @@
           <w:i w:val="0"/>
           <w:sz w:val="24"/>
         </w:rPr>
-        <w:t>At a hundred thousand users the event table is the one that decides whether anything works, so it holds nothing but integer keys, one timestamp and a few short coded columns. Everything descriptive lives in a dimension and is reached by a join. Session membership is a plain integer on the event rather than a table of its own, because a session has nothing to say beyond which events belong to it and session length is the span of those events.</w:t>
+        <w:t>At a hundred thousand players the event table is the one that decides whether any of this works, so we kept it to integer keys, one timestamp and a few short coded columns. Everything descriptive lives in a dimension and is reached by a join. Session membership is a plain integer on the event rather than a table of its own, because a session has nothing to say beyond which events belong to it, and its length is just the span of those events.</w:t>
       </w:r>
     </w:p>
     <w:p>
@@ -803,7 +823,7 @@
           <w:i w:val="0"/>
           <w:sz w:val="24"/>
         </w:rPr>
-        <w:t>Every table uses a surrogate integer key rather than a natural one, so a person changing their username or a plan being renamed does not ripple through the fact tables. Fact table keys are IDENTITY columns, because at this volume nothing should be assigning keys by hand. Beyond the primary and foreign keys, the script indexes the two timestamp columns that every time-series query filters on and the foreign keys the fact tables join through. Check constraints hold the coded columns to a fixed vocabulary, which matters more as the number of systems writing to the table grows.</w:t>
+        <w:t>Every table uses a surrogate integer key instead of a natural one, so a player changing their username or a plan getting renamed does not ripple through the fact tables. Fact table keys are IDENTITY columns, because at this volume nobody should be handing out keys by hand. Past the primary and foreign keys, we index the two timestamp columns every time-series query filters on, plus the foreign keys the fact tables join through. Check constraints hold the coded columns to a fixed set of values, which matters more the more systems are writing to the table.</w:t>
       </w:r>
     </w:p>
     <w:p>
@@ -835,7 +855,7 @@
           <w:i w:val="0"/>
           <w:sz w:val="24"/>
         </w:rPr>
-        <w:t>Dimensions hold what is true about a person, an account, a plan, a product, a campaign or a place. Facts hold what happened, each at a stated grain — one user action, one payment, one subscription event. Keeping the grain explicit is what stops a query from double-counting revenue or inflating an active user count.</w:t>
+        <w:t>Dimensions hold what is true about a player, an account, a plan, a product, a campaign or a place. Facts hold what happened, each at a grain we state up front — one player action, one payment, one subscription event. Being clear about the grain is what keeps a query from double-counting revenue or inflating an active player count.</w:t>
       </w:r>
     </w:p>
     <w:p>
@@ -851,7 +871,7 @@
           <w:i w:val="0"/>
           <w:sz w:val="24"/>
         </w:rPr>
-        <w:t>Tables are created parent-first, so every foreign key points at a table that already exists: the four tables with no foreign keys of their own first, then DimUser, then DimAccount, then the three fact tables. There are no circular references. DimGeography, DimPlan, DimProduct and DimCampaign have no outbound foreign keys at all, so nothing closes a loop and the tables can be dropped in the reverse of the order they were made.</w:t>
+        <w:t>We create tables parent-first, so every foreign key points at something that already exists: the four tables with no foreign keys of their own, then DimUser, then DimAccount, then the three fact tables. Nothing references in a circle. DimGeography, DimPlan, DimProduct and DimCampaign have no outbound foreign keys at all, so nothing closes a loop and we can drop the tables in the reverse of the order we made them.</w:t>
       </w:r>
     </w:p>
     <w:p>
@@ -867,7 +887,7 @@
           <w:i w:val="0"/>
           <w:sz w:val="24"/>
         </w:rPr>
-        <w:t>The schema is ten tables, which is the ceiling the assignment sets and the number this design needs: six dimensions, three transactional tables and one audit table. An earlier draft carried a marketing click table as well; it was cut, and the acquisition campaign and its cost moved onto DimUser instead, so cost per acquisition still computes without an eleventh table. The requirement is for one or two fact tables and there are three, because the three grains genuinely differ — one player action, one payment, one subscription event — and collapsing them would force nullable columns that mean nothing for two rows out of three.</w:t>
+        <w:t>The schema is ten tables, which is the cap the assignment sets and also what this design needs: six dimensions, three transactional tables and one audit table. An earlier draft had a marketing click table too. We cut it and moved the acquiring campaign and its cost onto DimUser, so we can still work out cost per acquisition without an eleventh table. The assignment asks for one or two fact tables and we have three, because the three grains really are different — one player action, one payment, one subscription event — and squashing them together would force nullable columns that mean nothing for two rows out of every three.</w:t>
       </w:r>
     </w:p>
     <w:p>
@@ -899,7 +919,7 @@
           <w:i w:val="0"/>
           <w:sz w:val="24"/>
         </w:rPr>
-        <w:t>The ten tables, their role in the schema, and what each one holds.</w:t>
+        <w:t>The ten tables, what each one is for, and what it holds.</w:t>
       </w:r>
     </w:p>
     <w:tbl>
@@ -908,12 +928,12 @@
         <w:tblLayout w:type="fixed"/>
         <w:tblLook w:firstColumn="1" w:firstRow="1" w:lastColumn="0" w:lastRow="0" w:noHBand="0" w:noVBand="1" w:val="04A0"/>
         <w:tblBorders>
-          <w:top w:val="single" w:sz="4" w:color="000000"/>
-          <w:left w:val="single" w:sz="4" w:color="000000"/>
-          <w:bottom w:val="single" w:sz="4" w:color="000000"/>
-          <w:right w:val="single" w:sz="4" w:color="000000"/>
-          <w:insideH w:val="single" w:sz="4" w:color="000000"/>
-          <w:insideV w:val="single" w:sz="4" w:color="000000"/>
+          <w:top w:val="single" w:sz="4" w:color="8EA9DB"/>
+          <w:left w:val="single" w:sz="4" w:color="8EA9DB"/>
+          <w:bottom w:val="single" w:sz="4" w:color="8EA9DB"/>
+          <w:right w:val="single" w:sz="4" w:color="8EA9DB"/>
+          <w:insideH w:val="single" w:sz="4" w:color="8EA9DB"/>
+          <w:insideV w:val="single" w:sz="4" w:color="8EA9DB"/>
         </w:tblBorders>
         <w:tblLayout w:type="fixed"/>
       </w:tblPr>
@@ -931,6 +951,7 @@
         <w:tc>
           <w:tcPr>
             <w:tcW w:type="dxa" w:w="1944"/>
+            <w:shd w:val="clear" w:color="auto" w:fill="1F3864"/>
           </w:tcPr>
           <w:p>
             <w:pPr>
@@ -942,6 +963,7 @@
                 <w:rFonts w:ascii="Times New Roman" w:hAnsi="Times New Roman" w:cs="Times New Roman" w:eastAsia="Times New Roman"/>
                 <w:b/>
                 <w:i w:val="0"/>
+                <w:color w:val="FFFFFF"/>
                 <w:sz w:val="18"/>
               </w:rPr>
               <w:t>Table</w:t>
@@ -951,6 +973,7 @@
         <w:tc>
           <w:tcPr>
             <w:tcW w:type="dxa" w:w="1152"/>
+            <w:shd w:val="clear" w:color="auto" w:fill="1F3864"/>
           </w:tcPr>
           <w:p>
             <w:pPr>
@@ -962,6 +985,7 @@
                 <w:rFonts w:ascii="Times New Roman" w:hAnsi="Times New Roman" w:cs="Times New Roman" w:eastAsia="Times New Roman"/>
                 <w:b/>
                 <w:i w:val="0"/>
+                <w:color w:val="FFFFFF"/>
                 <w:sz w:val="18"/>
               </w:rPr>
               <w:t>Role</w:t>
@@ -971,6 +995,7 @@
         <w:tc>
           <w:tcPr>
             <w:tcW w:type="dxa" w:w="864"/>
+            <w:shd w:val="clear" w:color="auto" w:fill="1F3864"/>
           </w:tcPr>
           <w:p>
             <w:pPr>
@@ -982,6 +1007,7 @@
                 <w:rFonts w:ascii="Times New Roman" w:hAnsi="Times New Roman" w:cs="Times New Roman" w:eastAsia="Times New Roman"/>
                 <w:b/>
                 <w:i w:val="0"/>
+                <w:color w:val="FFFFFF"/>
                 <w:sz w:val="18"/>
               </w:rPr>
               <w:t>Rows</w:t>
@@ -991,6 +1017,7 @@
         <w:tc>
           <w:tcPr>
             <w:tcW w:type="dxa" w:w="5400"/>
+            <w:shd w:val="clear" w:color="auto" w:fill="1F3864"/>
           </w:tcPr>
           <w:p>
             <w:pPr>
@@ -1002,6 +1029,7 @@
                 <w:rFonts w:ascii="Times New Roman" w:hAnsi="Times New Roman" w:cs="Times New Roman" w:eastAsia="Times New Roman"/>
                 <w:b/>
                 <w:i w:val="0"/>
+                <w:color w:val="FFFFFF"/>
                 <w:sz w:val="18"/>
               </w:rPr>
               <w:t>What it holds</w:t>
@@ -1016,6 +1044,7 @@
         <w:tc>
           <w:tcPr>
             <w:tcW w:type="dxa" w:w="1944"/>
+            <w:shd w:val="clear" w:color="auto" w:fill="E8EDF5"/>
           </w:tcPr>
           <w:p>
             <w:pPr>
@@ -1036,6 +1065,7 @@
         <w:tc>
           <w:tcPr>
             <w:tcW w:type="dxa" w:w="1152"/>
+            <w:shd w:val="clear" w:color="auto" w:fill="E8EDF5"/>
           </w:tcPr>
           <w:p>
             <w:pPr>
@@ -1056,6 +1086,7 @@
         <w:tc>
           <w:tcPr>
             <w:tcW w:type="dxa" w:w="864"/>
+            <w:shd w:val="clear" w:color="auto" w:fill="E8EDF5"/>
           </w:tcPr>
           <w:p>
             <w:pPr>
@@ -1076,6 +1107,7 @@
         <w:tc>
           <w:tcPr>
             <w:tcW w:type="dxa" w:w="5400"/>
+            <w:shd w:val="clear" w:color="auto" w:fill="E8EDF5"/>
           </w:tcPr>
           <w:p>
             <w:pPr>
@@ -1101,6 +1133,7 @@
         <w:tc>
           <w:tcPr>
             <w:tcW w:type="dxa" w:w="1944"/>
+            <w:shd w:val="clear" w:color="auto" w:fill="FFFFFF"/>
           </w:tcPr>
           <w:p>
             <w:pPr>
@@ -1121,6 +1154,7 @@
         <w:tc>
           <w:tcPr>
             <w:tcW w:type="dxa" w:w="1152"/>
+            <w:shd w:val="clear" w:color="auto" w:fill="FFFFFF"/>
           </w:tcPr>
           <w:p>
             <w:pPr>
@@ -1141,6 +1175,7 @@
         <w:tc>
           <w:tcPr>
             <w:tcW w:type="dxa" w:w="864"/>
+            <w:shd w:val="clear" w:color="auto" w:fill="FFFFFF"/>
           </w:tcPr>
           <w:p>
             <w:pPr>
@@ -1161,6 +1196,7 @@
         <w:tc>
           <w:tcPr>
             <w:tcW w:type="dxa" w:w="5400"/>
+            <w:shd w:val="clear" w:color="auto" w:fill="FFFFFF"/>
           </w:tcPr>
           <w:p>
             <w:pPr>
@@ -1186,6 +1222,7 @@
         <w:tc>
           <w:tcPr>
             <w:tcW w:type="dxa" w:w="1944"/>
+            <w:shd w:val="clear" w:color="auto" w:fill="E8EDF5"/>
           </w:tcPr>
           <w:p>
             <w:pPr>
@@ -1206,6 +1243,7 @@
         <w:tc>
           <w:tcPr>
             <w:tcW w:type="dxa" w:w="1152"/>
+            <w:shd w:val="clear" w:color="auto" w:fill="E8EDF5"/>
           </w:tcPr>
           <w:p>
             <w:pPr>
@@ -1226,6 +1264,7 @@
         <w:tc>
           <w:tcPr>
             <w:tcW w:type="dxa" w:w="864"/>
+            <w:shd w:val="clear" w:color="auto" w:fill="E8EDF5"/>
           </w:tcPr>
           <w:p>
             <w:pPr>
@@ -1246,6 +1285,7 @@
         <w:tc>
           <w:tcPr>
             <w:tcW w:type="dxa" w:w="5400"/>
+            <w:shd w:val="clear" w:color="auto" w:fill="E8EDF5"/>
           </w:tcPr>
           <w:p>
             <w:pPr>
@@ -1271,6 +1311,7 @@
         <w:tc>
           <w:tcPr>
             <w:tcW w:type="dxa" w:w="1944"/>
+            <w:shd w:val="clear" w:color="auto" w:fill="FFFFFF"/>
           </w:tcPr>
           <w:p>
             <w:pPr>
@@ -1291,6 +1332,7 @@
         <w:tc>
           <w:tcPr>
             <w:tcW w:type="dxa" w:w="1152"/>
+            <w:shd w:val="clear" w:color="auto" w:fill="FFFFFF"/>
           </w:tcPr>
           <w:p>
             <w:pPr>
@@ -1311,6 +1353,7 @@
         <w:tc>
           <w:tcPr>
             <w:tcW w:type="dxa" w:w="864"/>
+            <w:shd w:val="clear" w:color="auto" w:fill="FFFFFF"/>
           </w:tcPr>
           <w:p>
             <w:pPr>
@@ -1331,6 +1374,7 @@
         <w:tc>
           <w:tcPr>
             <w:tcW w:type="dxa" w:w="5400"/>
+            <w:shd w:val="clear" w:color="auto" w:fill="FFFFFF"/>
           </w:tcPr>
           <w:p>
             <w:pPr>
@@ -1356,6 +1400,7 @@
         <w:tc>
           <w:tcPr>
             <w:tcW w:type="dxa" w:w="1944"/>
+            <w:shd w:val="clear" w:color="auto" w:fill="E8EDF5"/>
           </w:tcPr>
           <w:p>
             <w:pPr>
@@ -1376,6 +1421,7 @@
         <w:tc>
           <w:tcPr>
             <w:tcW w:type="dxa" w:w="1152"/>
+            <w:shd w:val="clear" w:color="auto" w:fill="E8EDF5"/>
           </w:tcPr>
           <w:p>
             <w:pPr>
@@ -1396,6 +1442,7 @@
         <w:tc>
           <w:tcPr>
             <w:tcW w:type="dxa" w:w="864"/>
+            <w:shd w:val="clear" w:color="auto" w:fill="E8EDF5"/>
           </w:tcPr>
           <w:p>
             <w:pPr>
@@ -1416,6 +1463,7 @@
         <w:tc>
           <w:tcPr>
             <w:tcW w:type="dxa" w:w="5400"/>
+            <w:shd w:val="clear" w:color="auto" w:fill="E8EDF5"/>
           </w:tcPr>
           <w:p>
             <w:pPr>
@@ -1441,6 +1489,7 @@
         <w:tc>
           <w:tcPr>
             <w:tcW w:type="dxa" w:w="1944"/>
+            <w:shd w:val="clear" w:color="auto" w:fill="FFFFFF"/>
           </w:tcPr>
           <w:p>
             <w:pPr>
@@ -1461,6 +1510,7 @@
         <w:tc>
           <w:tcPr>
             <w:tcW w:type="dxa" w:w="1152"/>
+            <w:shd w:val="clear" w:color="auto" w:fill="FFFFFF"/>
           </w:tcPr>
           <w:p>
             <w:pPr>
@@ -1481,6 +1531,7 @@
         <w:tc>
           <w:tcPr>
             <w:tcW w:type="dxa" w:w="864"/>
+            <w:shd w:val="clear" w:color="auto" w:fill="FFFFFF"/>
           </w:tcPr>
           <w:p>
             <w:pPr>
@@ -1501,6 +1552,7 @@
         <w:tc>
           <w:tcPr>
             <w:tcW w:type="dxa" w:w="5400"/>
+            <w:shd w:val="clear" w:color="auto" w:fill="FFFFFF"/>
           </w:tcPr>
           <w:p>
             <w:pPr>
@@ -1526,6 +1578,7 @@
         <w:tc>
           <w:tcPr>
             <w:tcW w:type="dxa" w:w="1944"/>
+            <w:shd w:val="clear" w:color="auto" w:fill="E8EDF5"/>
           </w:tcPr>
           <w:p>
             <w:pPr>
@@ -1546,6 +1599,7 @@
         <w:tc>
           <w:tcPr>
             <w:tcW w:type="dxa" w:w="1152"/>
+            <w:shd w:val="clear" w:color="auto" w:fill="E8EDF5"/>
           </w:tcPr>
           <w:p>
             <w:pPr>
@@ -1566,6 +1620,7 @@
         <w:tc>
           <w:tcPr>
             <w:tcW w:type="dxa" w:w="864"/>
+            <w:shd w:val="clear" w:color="auto" w:fill="E8EDF5"/>
           </w:tcPr>
           <w:p>
             <w:pPr>
@@ -1586,6 +1641,7 @@
         <w:tc>
           <w:tcPr>
             <w:tcW w:type="dxa" w:w="5400"/>
+            <w:shd w:val="clear" w:color="auto" w:fill="E8EDF5"/>
           </w:tcPr>
           <w:p>
             <w:pPr>
@@ -1611,6 +1667,7 @@
         <w:tc>
           <w:tcPr>
             <w:tcW w:type="dxa" w:w="1944"/>
+            <w:shd w:val="clear" w:color="auto" w:fill="FFFFFF"/>
           </w:tcPr>
           <w:p>
             <w:pPr>
@@ -1631,6 +1688,7 @@
         <w:tc>
           <w:tcPr>
             <w:tcW w:type="dxa" w:w="1152"/>
+            <w:shd w:val="clear" w:color="auto" w:fill="FFFFFF"/>
           </w:tcPr>
           <w:p>
             <w:pPr>
@@ -1651,6 +1709,7 @@
         <w:tc>
           <w:tcPr>
             <w:tcW w:type="dxa" w:w="864"/>
+            <w:shd w:val="clear" w:color="auto" w:fill="FFFFFF"/>
           </w:tcPr>
           <w:p>
             <w:pPr>
@@ -1671,6 +1730,7 @@
         <w:tc>
           <w:tcPr>
             <w:tcW w:type="dxa" w:w="5400"/>
+            <w:shd w:val="clear" w:color="auto" w:fill="FFFFFF"/>
           </w:tcPr>
           <w:p>
             <w:pPr>
@@ -1696,6 +1756,7 @@
         <w:tc>
           <w:tcPr>
             <w:tcW w:type="dxa" w:w="1944"/>
+            <w:shd w:val="clear" w:color="auto" w:fill="E8EDF5"/>
           </w:tcPr>
           <w:p>
             <w:pPr>
@@ -1716,6 +1777,7 @@
         <w:tc>
           <w:tcPr>
             <w:tcW w:type="dxa" w:w="1152"/>
+            <w:shd w:val="clear" w:color="auto" w:fill="E8EDF5"/>
           </w:tcPr>
           <w:p>
             <w:pPr>
@@ -1736,6 +1798,7 @@
         <w:tc>
           <w:tcPr>
             <w:tcW w:type="dxa" w:w="864"/>
+            <w:shd w:val="clear" w:color="auto" w:fill="E8EDF5"/>
           </w:tcPr>
           <w:p>
             <w:pPr>
@@ -1756,6 +1819,7 @@
         <w:tc>
           <w:tcPr>
             <w:tcW w:type="dxa" w:w="5400"/>
+            <w:shd w:val="clear" w:color="auto" w:fill="E8EDF5"/>
           </w:tcPr>
           <w:p>
             <w:pPr>
@@ -1781,6 +1845,7 @@
         <w:tc>
           <w:tcPr>
             <w:tcW w:type="dxa" w:w="1944"/>
+            <w:shd w:val="clear" w:color="auto" w:fill="FFFFFF"/>
           </w:tcPr>
           <w:p>
             <w:pPr>
@@ -1801,6 +1866,7 @@
         <w:tc>
           <w:tcPr>
             <w:tcW w:type="dxa" w:w="1152"/>
+            <w:shd w:val="clear" w:color="auto" w:fill="FFFFFF"/>
           </w:tcPr>
           <w:p>
             <w:pPr>
@@ -1821,6 +1887,7 @@
         <w:tc>
           <w:tcPr>
             <w:tcW w:type="dxa" w:w="864"/>
+            <w:shd w:val="clear" w:color="auto" w:fill="FFFFFF"/>
           </w:tcPr>
           <w:p>
             <w:pPr>
@@ -1841,6 +1908,7 @@
         <w:tc>
           <w:tcPr>
             <w:tcW w:type="dxa" w:w="5400"/>
+            <w:shd w:val="clear" w:color="auto" w:fill="FFFFFF"/>
           </w:tcPr>
           <w:p>
             <w:pPr>
@@ -1894,7 +1962,7 @@
           <w:i w:val="0"/>
           <w:sz w:val="24"/>
         </w:rPr>
-        <w:t>The assignment asks for ten rows in each dimension table and 20 to 50 in each transactional table, and this database holds exactly that. All six dimensions carry ten rows. FactUserEvent holds 48, FactPayment 30 and FactSubscription 23. DimPlanAudit is not populated by the load script at all; it is written only by the trigger, so it starts empty and grows as the audit test in section 6 runs.</w:t>
+        <w:t>The assignment asks for ten rows in each dimension table and 20 to 50 in each transactional table, and that is exactly what we load. All six dimensions carry ten rows. FactUserEvent holds 48, FactPayment 30 and FactSubscription 23. DimPlanAudit is not loaded at all — the trigger writes it, so it starts empty and fills up when the audit test runs.</w:t>
       </w:r>
     </w:p>
     <w:p>
@@ -1910,7 +1978,7 @@
           <w:i w:val="0"/>
           <w:sz w:val="24"/>
         </w:rPr>
-        <w:t>Small volumes make a reporting database hard to demonstrate, because ten players spread thinly across a reporting window produce a flat time series and empty result sets. The data was therefore laid out deliberately rather than generated at random. The window is 30 days and spans two calendar months, so the monthly procedure has more than one row to return. The twelve play sessions are concentrated on nine days, several of them carrying two or three different players, so daily active users moves between one and three instead of sitting at one. Nine of the ten accounts are open and they cover both a free and a paid plan, which is what the free-versus-paid view compares. Level five is lost three times out of four, which is the churn risk the cursor reports. Three payments are placed in countries the account holder was nowhere near minutes earlier, which is what the suspicious transaction view finds.</w:t>
+        <w:t>Small data makes a reporting database hard to show off. Ten players spread thin across a month give you a flat line and a lot of empty result sets. So we laid the data out by hand instead of generating it at random. The window is 30 days and crosses a month boundary, so the monthly procedure has more than one row to return. The twelve sessions sit on nine days, and a few of those days carry two or three different players, so daily active users moves between one and three instead of sitting on one. Nine of the ten accounts are open and they cover both a free and a paid plan, which is what the free-versus-paid view needs in order to compare anything. Level five is lost three times out of four, which is the churn risk the cursor reports. And three payments sit in countries the account holder was nowhere near minutes earlier, which is what the suspicious transaction view picks up.</w:t>
       </w:r>
     </w:p>
     <w:p>
@@ -1926,7 +1994,7 @@
           <w:i w:val="0"/>
           <w:sz w:val="24"/>
         </w:rPr>
-        <w:t>None of that is padding. Every one of those properties is something a view, the procedure or the cursor depends on, and at ten users a random draw can easily miss all of them. The generator asserts each one before it writes a single INSERT, so a change that would quietly empty a result set fails at build time rather than in front of a reader. The schema itself is designed for a hundred thousand users; the row counts are what the assignment asks a submitted script to carry.</w:t>
+        <w:t>None of that is padding. Every one of those is something a view, the procedure or the cursor depends on, and at ten players a random draw can easily miss all of them. Our generator checks each one before it writes a single INSERT, so a change that would quietly empty a result set breaks at build time instead of in front of whoever is reading the report. The schema is built for a hundred thousand players; the row counts are what the assignment asks a submitted script to carry.</w:t>
       </w:r>
     </w:p>
     <w:p>
@@ -1958,7 +2026,7 @@
           <w:i w:val="0"/>
           <w:sz w:val="24"/>
         </w:rPr>
-        <w:t>Each table is specified below: every column, its data type and size, whether a value is mandatory, what constrains it, whether it is part of the primary key, and why the column exists. Constraint names follow the pattern used throughout this course — PK_ for primary keys, FK_ for foreign keys, UQ_ for unique constraints, CK_ for check constraints and DF for defaults.</w:t>
+        <w:t>Here is every table, column by column: the data type and size, whether a value is required, what constrains it, whether it is part of the primary key, and why we have it. Constraint names follow the pattern we use through this course — PK_ for primary keys, FK_ for foreign keys, UQ_ for unique constraints, CK_ for check constraints and DF for defaults.</w:t>
       </w:r>
     </w:p>
     <w:p>
@@ -2031,12 +2099,12 @@
         <w:tblLayout w:type="fixed"/>
         <w:tblLook w:firstColumn="1" w:firstRow="1" w:lastColumn="0" w:lastRow="0" w:noHBand="0" w:noVBand="1" w:val="04A0"/>
         <w:tblBorders>
-          <w:top w:val="single" w:sz="4" w:color="000000"/>
-          <w:left w:val="single" w:sz="4" w:color="000000"/>
-          <w:bottom w:val="single" w:sz="4" w:color="000000"/>
-          <w:right w:val="single" w:sz="4" w:color="000000"/>
-          <w:insideH w:val="single" w:sz="4" w:color="000000"/>
-          <w:insideV w:val="single" w:sz="4" w:color="000000"/>
+          <w:top w:val="single" w:sz="4" w:color="8EA9DB"/>
+          <w:left w:val="single" w:sz="4" w:color="8EA9DB"/>
+          <w:bottom w:val="single" w:sz="4" w:color="8EA9DB"/>
+          <w:right w:val="single" w:sz="4" w:color="8EA9DB"/>
+          <w:insideH w:val="single" w:sz="4" w:color="8EA9DB"/>
+          <w:insideV w:val="single" w:sz="4" w:color="8EA9DB"/>
         </w:tblBorders>
         <w:tblLayout w:type="fixed"/>
       </w:tblPr>
@@ -2057,6 +2125,7 @@
         <w:tc>
           <w:tcPr>
             <w:tcW w:type="dxa" w:w="1584"/>
+            <w:shd w:val="clear" w:color="auto" w:fill="1F3864"/>
           </w:tcPr>
           <w:p>
             <w:pPr>
@@ -2068,6 +2137,7 @@
                 <w:rFonts w:ascii="Times New Roman" w:hAnsi="Times New Roman" w:cs="Times New Roman" w:eastAsia="Times New Roman"/>
                 <w:b/>
                 <w:i w:val="0"/>
+                <w:color w:val="FFFFFF"/>
                 <w:sz w:val="16"/>
               </w:rPr>
               <w:t>Column Name</w:t>
@@ -2077,6 +2147,7 @@
         <w:tc>
           <w:tcPr>
             <w:tcW w:type="dxa" w:w="1152"/>
+            <w:shd w:val="clear" w:color="auto" w:fill="1F3864"/>
           </w:tcPr>
           <w:p>
             <w:pPr>
@@ -2088,6 +2159,7 @@
                 <w:rFonts w:ascii="Times New Roman" w:hAnsi="Times New Roman" w:cs="Times New Roman" w:eastAsia="Times New Roman"/>
                 <w:b/>
                 <w:i w:val="0"/>
+                <w:color w:val="FFFFFF"/>
                 <w:sz w:val="16"/>
               </w:rPr>
               <w:t>Data Type</w:t>
@@ -2097,6 +2169,7 @@
         <w:tc>
           <w:tcPr>
             <w:tcW w:type="dxa" w:w="576"/>
+            <w:shd w:val="clear" w:color="auto" w:fill="1F3864"/>
           </w:tcPr>
           <w:p>
             <w:pPr>
@@ -2108,6 +2181,7 @@
                 <w:rFonts w:ascii="Times New Roman" w:hAnsi="Times New Roman" w:cs="Times New Roman" w:eastAsia="Times New Roman"/>
                 <w:b/>
                 <w:i w:val="0"/>
+                <w:color w:val="FFFFFF"/>
                 <w:sz w:val="16"/>
               </w:rPr>
               <w:t>Size</w:t>
@@ -2117,6 +2191,7 @@
         <w:tc>
           <w:tcPr>
             <w:tcW w:type="dxa" w:w="864"/>
+            <w:shd w:val="clear" w:color="auto" w:fill="1F3864"/>
           </w:tcPr>
           <w:p>
             <w:pPr>
@@ -2128,6 +2203,7 @@
                 <w:rFonts w:ascii="Times New Roman" w:hAnsi="Times New Roman" w:cs="Times New Roman" w:eastAsia="Times New Roman"/>
                 <w:b/>
                 <w:i w:val="0"/>
+                <w:color w:val="FFFFFF"/>
                 <w:sz w:val="16"/>
               </w:rPr>
               <w:t>Null / NOT Null</w:t>
@@ -2137,6 +2213,7 @@
         <w:tc>
           <w:tcPr>
             <w:tcW w:type="dxa" w:w="2088"/>
+            <w:shd w:val="clear" w:color="auto" w:fill="1F3864"/>
           </w:tcPr>
           <w:p>
             <w:pPr>
@@ -2148,6 +2225,7 @@
                 <w:rFonts w:ascii="Times New Roman" w:hAnsi="Times New Roman" w:cs="Times New Roman" w:eastAsia="Times New Roman"/>
                 <w:b/>
                 <w:i w:val="0"/>
+                <w:color w:val="FFFFFF"/>
                 <w:sz w:val="16"/>
               </w:rPr>
               <w:t>Constraint</w:t>
@@ -2157,6 +2235,7 @@
         <w:tc>
           <w:tcPr>
             <w:tcW w:type="dxa" w:w="547"/>
+            <w:shd w:val="clear" w:color="auto" w:fill="1F3864"/>
           </w:tcPr>
           <w:p>
             <w:pPr>
@@ -2168,6 +2247,7 @@
                 <w:rFonts w:ascii="Times New Roman" w:hAnsi="Times New Roman" w:cs="Times New Roman" w:eastAsia="Times New Roman"/>
                 <w:b/>
                 <w:i w:val="0"/>
+                <w:color w:val="FFFFFF"/>
                 <w:sz w:val="16"/>
               </w:rPr>
               <w:t>PK</w:t>
@@ -2177,6 +2257,7 @@
         <w:tc>
           <w:tcPr>
             <w:tcW w:type="dxa" w:w="2549"/>
+            <w:shd w:val="clear" w:color="auto" w:fill="1F3864"/>
           </w:tcPr>
           <w:p>
             <w:pPr>
@@ -2188,6 +2269,7 @@
                 <w:rFonts w:ascii="Times New Roman" w:hAnsi="Times New Roman" w:cs="Times New Roman" w:eastAsia="Times New Roman"/>
                 <w:b/>
                 <w:i w:val="0"/>
+                <w:color w:val="FFFFFF"/>
                 <w:sz w:val="16"/>
               </w:rPr>
               <w:t>Purpose of the column</w:t>
@@ -2202,6 +2284,7 @@
         <w:tc>
           <w:tcPr>
             <w:tcW w:type="dxa" w:w="1584"/>
+            <w:shd w:val="clear" w:color="auto" w:fill="E8EDF5"/>
           </w:tcPr>
           <w:p>
             <w:pPr>
@@ -2222,6 +2305,7 @@
         <w:tc>
           <w:tcPr>
             <w:tcW w:type="dxa" w:w="1152"/>
+            <w:shd w:val="clear" w:color="auto" w:fill="E8EDF5"/>
           </w:tcPr>
           <w:p>
             <w:pPr>
@@ -2242,6 +2326,7 @@
         <w:tc>
           <w:tcPr>
             <w:tcW w:type="dxa" w:w="576"/>
+            <w:shd w:val="clear" w:color="auto" w:fill="E8EDF5"/>
           </w:tcPr>
           <w:p>
             <w:pPr>
@@ -2262,6 +2347,7 @@
         <w:tc>
           <w:tcPr>
             <w:tcW w:type="dxa" w:w="864"/>
+            <w:shd w:val="clear" w:color="auto" w:fill="E8EDF5"/>
           </w:tcPr>
           <w:p>
             <w:pPr>
@@ -2282,6 +2368,7 @@
         <w:tc>
           <w:tcPr>
             <w:tcW w:type="dxa" w:w="2088"/>
+            <w:shd w:val="clear" w:color="auto" w:fill="E8EDF5"/>
           </w:tcPr>
           <w:p>
             <w:pPr>
@@ -2302,6 +2389,7 @@
         <w:tc>
           <w:tcPr>
             <w:tcW w:type="dxa" w:w="547"/>
+            <w:shd w:val="clear" w:color="auto" w:fill="E8EDF5"/>
           </w:tcPr>
           <w:p>
             <w:pPr>
@@ -2322,6 +2410,7 @@
         <w:tc>
           <w:tcPr>
             <w:tcW w:type="dxa" w:w="2549"/>
+            <w:shd w:val="clear" w:color="auto" w:fill="E8EDF5"/>
           </w:tcPr>
           <w:p>
             <w:pPr>
@@ -2347,6 +2436,7 @@
         <w:tc>
           <w:tcPr>
             <w:tcW w:type="dxa" w:w="1584"/>
+            <w:shd w:val="clear" w:color="auto" w:fill="FFFFFF"/>
           </w:tcPr>
           <w:p>
             <w:pPr>
@@ -2367,6 +2457,7 @@
         <w:tc>
           <w:tcPr>
             <w:tcW w:type="dxa" w:w="1152"/>
+            <w:shd w:val="clear" w:color="auto" w:fill="FFFFFF"/>
           </w:tcPr>
           <w:p>
             <w:pPr>
@@ -2387,6 +2478,7 @@
         <w:tc>
           <w:tcPr>
             <w:tcW w:type="dxa" w:w="576"/>
+            <w:shd w:val="clear" w:color="auto" w:fill="FFFFFF"/>
           </w:tcPr>
           <w:p>
             <w:pPr>
@@ -2407,6 +2499,7 @@
         <w:tc>
           <w:tcPr>
             <w:tcW w:type="dxa" w:w="864"/>
+            <w:shd w:val="clear" w:color="auto" w:fill="FFFFFF"/>
           </w:tcPr>
           <w:p>
             <w:pPr>
@@ -2427,6 +2520,7 @@
         <w:tc>
           <w:tcPr>
             <w:tcW w:type="dxa" w:w="2088"/>
+            <w:shd w:val="clear" w:color="auto" w:fill="FFFFFF"/>
           </w:tcPr>
           <w:p>
             <w:pPr>
@@ -2446,6 +2540,7 @@
         <w:tc>
           <w:tcPr>
             <w:tcW w:type="dxa" w:w="547"/>
+            <w:shd w:val="clear" w:color="auto" w:fill="FFFFFF"/>
           </w:tcPr>
           <w:p>
             <w:pPr>
@@ -2465,6 +2560,7 @@
         <w:tc>
           <w:tcPr>
             <w:tcW w:type="dxa" w:w="2549"/>
+            <w:shd w:val="clear" w:color="auto" w:fill="FFFFFF"/>
           </w:tcPr>
           <w:p>
             <w:pPr>
@@ -2490,6 +2586,7 @@
         <w:tc>
           <w:tcPr>
             <w:tcW w:type="dxa" w:w="1584"/>
+            <w:shd w:val="clear" w:color="auto" w:fill="E8EDF5"/>
           </w:tcPr>
           <w:p>
             <w:pPr>
@@ -2510,6 +2607,7 @@
         <w:tc>
           <w:tcPr>
             <w:tcW w:type="dxa" w:w="1152"/>
+            <w:shd w:val="clear" w:color="auto" w:fill="E8EDF5"/>
           </w:tcPr>
           <w:p>
             <w:pPr>
@@ -2530,6 +2628,7 @@
         <w:tc>
           <w:tcPr>
             <w:tcW w:type="dxa" w:w="576"/>
+            <w:shd w:val="clear" w:color="auto" w:fill="E8EDF5"/>
           </w:tcPr>
           <w:p>
             <w:pPr>
@@ -2550,6 +2649,7 @@
         <w:tc>
           <w:tcPr>
             <w:tcW w:type="dxa" w:w="864"/>
+            <w:shd w:val="clear" w:color="auto" w:fill="E8EDF5"/>
           </w:tcPr>
           <w:p>
             <w:pPr>
@@ -2570,6 +2670,7 @@
         <w:tc>
           <w:tcPr>
             <w:tcW w:type="dxa" w:w="2088"/>
+            <w:shd w:val="clear" w:color="auto" w:fill="E8EDF5"/>
           </w:tcPr>
           <w:p>
             <w:pPr>
@@ -2589,6 +2690,7 @@
         <w:tc>
           <w:tcPr>
             <w:tcW w:type="dxa" w:w="547"/>
+            <w:shd w:val="clear" w:color="auto" w:fill="E8EDF5"/>
           </w:tcPr>
           <w:p>
             <w:pPr>
@@ -2608,6 +2710,7 @@
         <w:tc>
           <w:tcPr>
             <w:tcW w:type="dxa" w:w="2549"/>
+            <w:shd w:val="clear" w:color="auto" w:fill="E8EDF5"/>
           </w:tcPr>
           <w:p>
             <w:pPr>
@@ -2633,6 +2736,7 @@
         <w:tc>
           <w:tcPr>
             <w:tcW w:type="dxa" w:w="1584"/>
+            <w:shd w:val="clear" w:color="auto" w:fill="FFFFFF"/>
           </w:tcPr>
           <w:p>
             <w:pPr>
@@ -2653,6 +2757,7 @@
         <w:tc>
           <w:tcPr>
             <w:tcW w:type="dxa" w:w="1152"/>
+            <w:shd w:val="clear" w:color="auto" w:fill="FFFFFF"/>
           </w:tcPr>
           <w:p>
             <w:pPr>
@@ -2673,6 +2778,7 @@
         <w:tc>
           <w:tcPr>
             <w:tcW w:type="dxa" w:w="576"/>
+            <w:shd w:val="clear" w:color="auto" w:fill="FFFFFF"/>
           </w:tcPr>
           <w:p>
             <w:pPr>
@@ -2693,6 +2799,7 @@
         <w:tc>
           <w:tcPr>
             <w:tcW w:type="dxa" w:w="864"/>
+            <w:shd w:val="clear" w:color="auto" w:fill="FFFFFF"/>
           </w:tcPr>
           <w:p>
             <w:pPr>
@@ -2713,6 +2820,7 @@
         <w:tc>
           <w:tcPr>
             <w:tcW w:type="dxa" w:w="2088"/>
+            <w:shd w:val="clear" w:color="auto" w:fill="FFFFFF"/>
           </w:tcPr>
           <w:p>
             <w:pPr>
@@ -2733,6 +2841,7 @@
         <w:tc>
           <w:tcPr>
             <w:tcW w:type="dxa" w:w="547"/>
+            <w:shd w:val="clear" w:color="auto" w:fill="FFFFFF"/>
           </w:tcPr>
           <w:p>
             <w:pPr>
@@ -2752,6 +2861,7 @@
         <w:tc>
           <w:tcPr>
             <w:tcW w:type="dxa" w:w="2549"/>
+            <w:shd w:val="clear" w:color="auto" w:fill="FFFFFF"/>
           </w:tcPr>
           <w:p>
             <w:pPr>
@@ -2777,6 +2887,7 @@
         <w:tc>
           <w:tcPr>
             <w:tcW w:type="dxa" w:w="1584"/>
+            <w:shd w:val="clear" w:color="auto" w:fill="E8EDF5"/>
           </w:tcPr>
           <w:p>
             <w:pPr>
@@ -2797,6 +2908,7 @@
         <w:tc>
           <w:tcPr>
             <w:tcW w:type="dxa" w:w="1152"/>
+            <w:shd w:val="clear" w:color="auto" w:fill="E8EDF5"/>
           </w:tcPr>
           <w:p>
             <w:pPr>
@@ -2817,6 +2929,7 @@
         <w:tc>
           <w:tcPr>
             <w:tcW w:type="dxa" w:w="576"/>
+            <w:shd w:val="clear" w:color="auto" w:fill="E8EDF5"/>
           </w:tcPr>
           <w:p>
             <w:pPr>
@@ -2837,6 +2950,7 @@
         <w:tc>
           <w:tcPr>
             <w:tcW w:type="dxa" w:w="864"/>
+            <w:shd w:val="clear" w:color="auto" w:fill="E8EDF5"/>
           </w:tcPr>
           <w:p>
             <w:pPr>
@@ -2857,6 +2971,7 @@
         <w:tc>
           <w:tcPr>
             <w:tcW w:type="dxa" w:w="2088"/>
+            <w:shd w:val="clear" w:color="auto" w:fill="E8EDF5"/>
           </w:tcPr>
           <w:p>
             <w:pPr>
@@ -2876,6 +2991,7 @@
         <w:tc>
           <w:tcPr>
             <w:tcW w:type="dxa" w:w="547"/>
+            <w:shd w:val="clear" w:color="auto" w:fill="E8EDF5"/>
           </w:tcPr>
           <w:p>
             <w:pPr>
@@ -2895,6 +3011,7 @@
         <w:tc>
           <w:tcPr>
             <w:tcW w:type="dxa" w:w="2549"/>
+            <w:shd w:val="clear" w:color="auto" w:fill="E8EDF5"/>
           </w:tcPr>
           <w:p>
             <w:pPr>
@@ -2920,6 +3037,7 @@
         <w:tc>
           <w:tcPr>
             <w:tcW w:type="dxa" w:w="1584"/>
+            <w:shd w:val="clear" w:color="auto" w:fill="FFFFFF"/>
           </w:tcPr>
           <w:p>
             <w:pPr>
@@ -2940,6 +3058,7 @@
         <w:tc>
           <w:tcPr>
             <w:tcW w:type="dxa" w:w="1152"/>
+            <w:shd w:val="clear" w:color="auto" w:fill="FFFFFF"/>
           </w:tcPr>
           <w:p>
             <w:pPr>
@@ -2960,6 +3079,7 @@
         <w:tc>
           <w:tcPr>
             <w:tcW w:type="dxa" w:w="576"/>
+            <w:shd w:val="clear" w:color="auto" w:fill="FFFFFF"/>
           </w:tcPr>
           <w:p>
             <w:pPr>
@@ -2980,6 +3100,7 @@
         <w:tc>
           <w:tcPr>
             <w:tcW w:type="dxa" w:w="864"/>
+            <w:shd w:val="clear" w:color="auto" w:fill="FFFFFF"/>
           </w:tcPr>
           <w:p>
             <w:pPr>
@@ -3000,6 +3121,7 @@
         <w:tc>
           <w:tcPr>
             <w:tcW w:type="dxa" w:w="2088"/>
+            <w:shd w:val="clear" w:color="auto" w:fill="FFFFFF"/>
           </w:tcPr>
           <w:p>
             <w:pPr>
@@ -3020,6 +3142,7 @@
         <w:tc>
           <w:tcPr>
             <w:tcW w:type="dxa" w:w="547"/>
+            <w:shd w:val="clear" w:color="auto" w:fill="FFFFFF"/>
           </w:tcPr>
           <w:p>
             <w:pPr>
@@ -3039,6 +3162,7 @@
         <w:tc>
           <w:tcPr>
             <w:tcW w:type="dxa" w:w="2549"/>
+            <w:shd w:val="clear" w:color="auto" w:fill="FFFFFF"/>
           </w:tcPr>
           <w:p>
             <w:pPr>
@@ -3064,6 +3188,7 @@
         <w:tc>
           <w:tcPr>
             <w:tcW w:type="dxa" w:w="1584"/>
+            <w:shd w:val="clear" w:color="auto" w:fill="E8EDF5"/>
           </w:tcPr>
           <w:p>
             <w:pPr>
@@ -3084,6 +3209,7 @@
         <w:tc>
           <w:tcPr>
             <w:tcW w:type="dxa" w:w="1152"/>
+            <w:shd w:val="clear" w:color="auto" w:fill="E8EDF5"/>
           </w:tcPr>
           <w:p>
             <w:pPr>
@@ -3104,6 +3230,7 @@
         <w:tc>
           <w:tcPr>
             <w:tcW w:type="dxa" w:w="576"/>
+            <w:shd w:val="clear" w:color="auto" w:fill="E8EDF5"/>
           </w:tcPr>
           <w:p>
             <w:pPr>
@@ -3124,6 +3251,7 @@
         <w:tc>
           <w:tcPr>
             <w:tcW w:type="dxa" w:w="864"/>
+            <w:shd w:val="clear" w:color="auto" w:fill="E8EDF5"/>
           </w:tcPr>
           <w:p>
             <w:pPr>
@@ -3144,6 +3272,7 @@
         <w:tc>
           <w:tcPr>
             <w:tcW w:type="dxa" w:w="2088"/>
+            <w:shd w:val="clear" w:color="auto" w:fill="E8EDF5"/>
           </w:tcPr>
           <w:p>
             <w:pPr>
@@ -3164,6 +3293,7 @@
         <w:tc>
           <w:tcPr>
             <w:tcW w:type="dxa" w:w="547"/>
+            <w:shd w:val="clear" w:color="auto" w:fill="E8EDF5"/>
           </w:tcPr>
           <w:p>
             <w:pPr>
@@ -3183,6 +3313,7 @@
         <w:tc>
           <w:tcPr>
             <w:tcW w:type="dxa" w:w="2549"/>
+            <w:shd w:val="clear" w:color="auto" w:fill="E8EDF5"/>
           </w:tcPr>
           <w:p>
             <w:pPr>
@@ -3208,6 +3339,7 @@
         <w:tc>
           <w:tcPr>
             <w:tcW w:type="dxa" w:w="1584"/>
+            <w:shd w:val="clear" w:color="auto" w:fill="FFFFFF"/>
           </w:tcPr>
           <w:p>
             <w:pPr>
@@ -3228,6 +3360,7 @@
         <w:tc>
           <w:tcPr>
             <w:tcW w:type="dxa" w:w="1152"/>
+            <w:shd w:val="clear" w:color="auto" w:fill="FFFFFF"/>
           </w:tcPr>
           <w:p>
             <w:pPr>
@@ -3248,6 +3381,7 @@
         <w:tc>
           <w:tcPr>
             <w:tcW w:type="dxa" w:w="576"/>
+            <w:shd w:val="clear" w:color="auto" w:fill="FFFFFF"/>
           </w:tcPr>
           <w:p>
             <w:pPr>
@@ -3268,6 +3402,7 @@
         <w:tc>
           <w:tcPr>
             <w:tcW w:type="dxa" w:w="864"/>
+            <w:shd w:val="clear" w:color="auto" w:fill="FFFFFF"/>
           </w:tcPr>
           <w:p>
             <w:pPr>
@@ -3288,6 +3423,7 @@
         <w:tc>
           <w:tcPr>
             <w:tcW w:type="dxa" w:w="2088"/>
+            <w:shd w:val="clear" w:color="auto" w:fill="FFFFFF"/>
           </w:tcPr>
           <w:p>
             <w:pPr>
@@ -3308,6 +3444,7 @@
         <w:tc>
           <w:tcPr>
             <w:tcW w:type="dxa" w:w="547"/>
+            <w:shd w:val="clear" w:color="auto" w:fill="FFFFFF"/>
           </w:tcPr>
           <w:p>
             <w:pPr>
@@ -3327,6 +3464,7 @@
         <w:tc>
           <w:tcPr>
             <w:tcW w:type="dxa" w:w="2549"/>
+            <w:shd w:val="clear" w:color="auto" w:fill="FFFFFF"/>
           </w:tcPr>
           <w:p>
             <w:pPr>
@@ -3421,12 +3559,12 @@
         <w:tblLayout w:type="fixed"/>
         <w:tblLook w:firstColumn="1" w:firstRow="1" w:lastColumn="0" w:lastRow="0" w:noHBand="0" w:noVBand="1" w:val="04A0"/>
         <w:tblBorders>
-          <w:top w:val="single" w:sz="4" w:color="000000"/>
-          <w:left w:val="single" w:sz="4" w:color="000000"/>
-          <w:bottom w:val="single" w:sz="4" w:color="000000"/>
-          <w:right w:val="single" w:sz="4" w:color="000000"/>
-          <w:insideH w:val="single" w:sz="4" w:color="000000"/>
-          <w:insideV w:val="single" w:sz="4" w:color="000000"/>
+          <w:top w:val="single" w:sz="4" w:color="8EA9DB"/>
+          <w:left w:val="single" w:sz="4" w:color="8EA9DB"/>
+          <w:bottom w:val="single" w:sz="4" w:color="8EA9DB"/>
+          <w:right w:val="single" w:sz="4" w:color="8EA9DB"/>
+          <w:insideH w:val="single" w:sz="4" w:color="8EA9DB"/>
+          <w:insideV w:val="single" w:sz="4" w:color="8EA9DB"/>
         </w:tblBorders>
         <w:tblLayout w:type="fixed"/>
       </w:tblPr>
@@ -3447,6 +3585,7 @@
         <w:tc>
           <w:tcPr>
             <w:tcW w:type="dxa" w:w="1584"/>
+            <w:shd w:val="clear" w:color="auto" w:fill="1F3864"/>
           </w:tcPr>
           <w:p>
             <w:pPr>
@@ -3458,6 +3597,7 @@
                 <w:rFonts w:ascii="Times New Roman" w:hAnsi="Times New Roman" w:cs="Times New Roman" w:eastAsia="Times New Roman"/>
                 <w:b/>
                 <w:i w:val="0"/>
+                <w:color w:val="FFFFFF"/>
                 <w:sz w:val="16"/>
               </w:rPr>
               <w:t>Column Name</w:t>
@@ -3467,6 +3607,7 @@
         <w:tc>
           <w:tcPr>
             <w:tcW w:type="dxa" w:w="1152"/>
+            <w:shd w:val="clear" w:color="auto" w:fill="1F3864"/>
           </w:tcPr>
           <w:p>
             <w:pPr>
@@ -3478,6 +3619,7 @@
                 <w:rFonts w:ascii="Times New Roman" w:hAnsi="Times New Roman" w:cs="Times New Roman" w:eastAsia="Times New Roman"/>
                 <w:b/>
                 <w:i w:val="0"/>
+                <w:color w:val="FFFFFF"/>
                 <w:sz w:val="16"/>
               </w:rPr>
               <w:t>Data Type</w:t>
@@ -3487,6 +3629,7 @@
         <w:tc>
           <w:tcPr>
             <w:tcW w:type="dxa" w:w="576"/>
+            <w:shd w:val="clear" w:color="auto" w:fill="1F3864"/>
           </w:tcPr>
           <w:p>
             <w:pPr>
@@ -3498,6 +3641,7 @@
                 <w:rFonts w:ascii="Times New Roman" w:hAnsi="Times New Roman" w:cs="Times New Roman" w:eastAsia="Times New Roman"/>
                 <w:b/>
                 <w:i w:val="0"/>
+                <w:color w:val="FFFFFF"/>
                 <w:sz w:val="16"/>
               </w:rPr>
               <w:t>Size</w:t>
@@ -3507,6 +3651,7 @@
         <w:tc>
           <w:tcPr>
             <w:tcW w:type="dxa" w:w="864"/>
+            <w:shd w:val="clear" w:color="auto" w:fill="1F3864"/>
           </w:tcPr>
           <w:p>
             <w:pPr>
@@ -3518,6 +3663,7 @@
                 <w:rFonts w:ascii="Times New Roman" w:hAnsi="Times New Roman" w:cs="Times New Roman" w:eastAsia="Times New Roman"/>
                 <w:b/>
                 <w:i w:val="0"/>
+                <w:color w:val="FFFFFF"/>
                 <w:sz w:val="16"/>
               </w:rPr>
               <w:t>Null / NOT Null</w:t>
@@ -3527,6 +3673,7 @@
         <w:tc>
           <w:tcPr>
             <w:tcW w:type="dxa" w:w="2088"/>
+            <w:shd w:val="clear" w:color="auto" w:fill="1F3864"/>
           </w:tcPr>
           <w:p>
             <w:pPr>
@@ -3538,6 +3685,7 @@
                 <w:rFonts w:ascii="Times New Roman" w:hAnsi="Times New Roman" w:cs="Times New Roman" w:eastAsia="Times New Roman"/>
                 <w:b/>
                 <w:i w:val="0"/>
+                <w:color w:val="FFFFFF"/>
                 <w:sz w:val="16"/>
               </w:rPr>
               <w:t>Constraint</w:t>
@@ -3547,6 +3695,7 @@
         <w:tc>
           <w:tcPr>
             <w:tcW w:type="dxa" w:w="547"/>
+            <w:shd w:val="clear" w:color="auto" w:fill="1F3864"/>
           </w:tcPr>
           <w:p>
             <w:pPr>
@@ -3558,6 +3707,7 @@
                 <w:rFonts w:ascii="Times New Roman" w:hAnsi="Times New Roman" w:cs="Times New Roman" w:eastAsia="Times New Roman"/>
                 <w:b/>
                 <w:i w:val="0"/>
+                <w:color w:val="FFFFFF"/>
                 <w:sz w:val="16"/>
               </w:rPr>
               <w:t>PK</w:t>
@@ -3567,6 +3717,7 @@
         <w:tc>
           <w:tcPr>
             <w:tcW w:type="dxa" w:w="2549"/>
+            <w:shd w:val="clear" w:color="auto" w:fill="1F3864"/>
           </w:tcPr>
           <w:p>
             <w:pPr>
@@ -3578,6 +3729,7 @@
                 <w:rFonts w:ascii="Times New Roman" w:hAnsi="Times New Roman" w:cs="Times New Roman" w:eastAsia="Times New Roman"/>
                 <w:b/>
                 <w:i w:val="0"/>
+                <w:color w:val="FFFFFF"/>
                 <w:sz w:val="16"/>
               </w:rPr>
               <w:t>Purpose of the column</w:t>
@@ -3592,6 +3744,7 @@
         <w:tc>
           <w:tcPr>
             <w:tcW w:type="dxa" w:w="1584"/>
+            <w:shd w:val="clear" w:color="auto" w:fill="E8EDF5"/>
           </w:tcPr>
           <w:p>
             <w:pPr>
@@ -3612,6 +3765,7 @@
         <w:tc>
           <w:tcPr>
             <w:tcW w:type="dxa" w:w="1152"/>
+            <w:shd w:val="clear" w:color="auto" w:fill="E8EDF5"/>
           </w:tcPr>
           <w:p>
             <w:pPr>
@@ -3632,6 +3786,7 @@
         <w:tc>
           <w:tcPr>
             <w:tcW w:type="dxa" w:w="576"/>
+            <w:shd w:val="clear" w:color="auto" w:fill="E8EDF5"/>
           </w:tcPr>
           <w:p>
             <w:pPr>
@@ -3652,6 +3807,7 @@
         <w:tc>
           <w:tcPr>
             <w:tcW w:type="dxa" w:w="864"/>
+            <w:shd w:val="clear" w:color="auto" w:fill="E8EDF5"/>
           </w:tcPr>
           <w:p>
             <w:pPr>
@@ -3672,6 +3828,7 @@
         <w:tc>
           <w:tcPr>
             <w:tcW w:type="dxa" w:w="2088"/>
+            <w:shd w:val="clear" w:color="auto" w:fill="E8EDF5"/>
           </w:tcPr>
           <w:p>
             <w:pPr>
@@ -3692,6 +3849,7 @@
         <w:tc>
           <w:tcPr>
             <w:tcW w:type="dxa" w:w="547"/>
+            <w:shd w:val="clear" w:color="auto" w:fill="E8EDF5"/>
           </w:tcPr>
           <w:p>
             <w:pPr>
@@ -3712,6 +3870,7 @@
         <w:tc>
           <w:tcPr>
             <w:tcW w:type="dxa" w:w="2549"/>
+            <w:shd w:val="clear" w:color="auto" w:fill="E8EDF5"/>
           </w:tcPr>
           <w:p>
             <w:pPr>
@@ -3737,6 +3896,7 @@
         <w:tc>
           <w:tcPr>
             <w:tcW w:type="dxa" w:w="1584"/>
+            <w:shd w:val="clear" w:color="auto" w:fill="FFFFFF"/>
           </w:tcPr>
           <w:p>
             <w:pPr>
@@ -3757,6 +3917,7 @@
         <w:tc>
           <w:tcPr>
             <w:tcW w:type="dxa" w:w="1152"/>
+            <w:shd w:val="clear" w:color="auto" w:fill="FFFFFF"/>
           </w:tcPr>
           <w:p>
             <w:pPr>
@@ -3777,6 +3938,7 @@
         <w:tc>
           <w:tcPr>
             <w:tcW w:type="dxa" w:w="576"/>
+            <w:shd w:val="clear" w:color="auto" w:fill="FFFFFF"/>
           </w:tcPr>
           <w:p>
             <w:pPr>
@@ -3797,6 +3959,7 @@
         <w:tc>
           <w:tcPr>
             <w:tcW w:type="dxa" w:w="864"/>
+            <w:shd w:val="clear" w:color="auto" w:fill="FFFFFF"/>
           </w:tcPr>
           <w:p>
             <w:pPr>
@@ -3817,6 +3980,7 @@
         <w:tc>
           <w:tcPr>
             <w:tcW w:type="dxa" w:w="2088"/>
+            <w:shd w:val="clear" w:color="auto" w:fill="FFFFFF"/>
           </w:tcPr>
           <w:p>
             <w:pPr>
@@ -3837,6 +4001,7 @@
         <w:tc>
           <w:tcPr>
             <w:tcW w:type="dxa" w:w="547"/>
+            <w:shd w:val="clear" w:color="auto" w:fill="FFFFFF"/>
           </w:tcPr>
           <w:p>
             <w:pPr>
@@ -3856,6 +4021,7 @@
         <w:tc>
           <w:tcPr>
             <w:tcW w:type="dxa" w:w="2549"/>
+            <w:shd w:val="clear" w:color="auto" w:fill="FFFFFF"/>
           </w:tcPr>
           <w:p>
             <w:pPr>
@@ -3881,6 +4047,7 @@
         <w:tc>
           <w:tcPr>
             <w:tcW w:type="dxa" w:w="1584"/>
+            <w:shd w:val="clear" w:color="auto" w:fill="E8EDF5"/>
           </w:tcPr>
           <w:p>
             <w:pPr>
@@ -3901,6 +4068,7 @@
         <w:tc>
           <w:tcPr>
             <w:tcW w:type="dxa" w:w="1152"/>
+            <w:shd w:val="clear" w:color="auto" w:fill="E8EDF5"/>
           </w:tcPr>
           <w:p>
             <w:pPr>
@@ -3921,6 +4089,7 @@
         <w:tc>
           <w:tcPr>
             <w:tcW w:type="dxa" w:w="576"/>
+            <w:shd w:val="clear" w:color="auto" w:fill="E8EDF5"/>
           </w:tcPr>
           <w:p>
             <w:pPr>
@@ -3941,6 +4110,7 @@
         <w:tc>
           <w:tcPr>
             <w:tcW w:type="dxa" w:w="864"/>
+            <w:shd w:val="clear" w:color="auto" w:fill="E8EDF5"/>
           </w:tcPr>
           <w:p>
             <w:pPr>
@@ -3961,6 +4131,7 @@
         <w:tc>
           <w:tcPr>
             <w:tcW w:type="dxa" w:w="2088"/>
+            <w:shd w:val="clear" w:color="auto" w:fill="E8EDF5"/>
           </w:tcPr>
           <w:p>
             <w:pPr>
@@ -3980,6 +4151,7 @@
         <w:tc>
           <w:tcPr>
             <w:tcW w:type="dxa" w:w="547"/>
+            <w:shd w:val="clear" w:color="auto" w:fill="E8EDF5"/>
           </w:tcPr>
           <w:p>
             <w:pPr>
@@ -3999,6 +4171,7 @@
         <w:tc>
           <w:tcPr>
             <w:tcW w:type="dxa" w:w="2549"/>
+            <w:shd w:val="clear" w:color="auto" w:fill="E8EDF5"/>
           </w:tcPr>
           <w:p>
             <w:pPr>
@@ -4024,6 +4197,7 @@
         <w:tc>
           <w:tcPr>
             <w:tcW w:type="dxa" w:w="1584"/>
+            <w:shd w:val="clear" w:color="auto" w:fill="FFFFFF"/>
           </w:tcPr>
           <w:p>
             <w:pPr>
@@ -4044,6 +4218,7 @@
         <w:tc>
           <w:tcPr>
             <w:tcW w:type="dxa" w:w="1152"/>
+            <w:shd w:val="clear" w:color="auto" w:fill="FFFFFF"/>
           </w:tcPr>
           <w:p>
             <w:pPr>
@@ -4064,6 +4239,7 @@
         <w:tc>
           <w:tcPr>
             <w:tcW w:type="dxa" w:w="576"/>
+            <w:shd w:val="clear" w:color="auto" w:fill="FFFFFF"/>
           </w:tcPr>
           <w:p>
             <w:pPr>
@@ -4084,6 +4260,7 @@
         <w:tc>
           <w:tcPr>
             <w:tcW w:type="dxa" w:w="864"/>
+            <w:shd w:val="clear" w:color="auto" w:fill="FFFFFF"/>
           </w:tcPr>
           <w:p>
             <w:pPr>
@@ -4104,6 +4281,7 @@
         <w:tc>
           <w:tcPr>
             <w:tcW w:type="dxa" w:w="2088"/>
+            <w:shd w:val="clear" w:color="auto" w:fill="FFFFFF"/>
           </w:tcPr>
           <w:p>
             <w:pPr>
@@ -4123,6 +4301,7 @@
         <w:tc>
           <w:tcPr>
             <w:tcW w:type="dxa" w:w="547"/>
+            <w:shd w:val="clear" w:color="auto" w:fill="FFFFFF"/>
           </w:tcPr>
           <w:p>
             <w:pPr>
@@ -4142,6 +4321,7 @@
         <w:tc>
           <w:tcPr>
             <w:tcW w:type="dxa" w:w="2549"/>
+            <w:shd w:val="clear" w:color="auto" w:fill="FFFFFF"/>
           </w:tcPr>
           <w:p>
             <w:pPr>
@@ -4167,6 +4347,7 @@
         <w:tc>
           <w:tcPr>
             <w:tcW w:type="dxa" w:w="1584"/>
+            <w:shd w:val="clear" w:color="auto" w:fill="E8EDF5"/>
           </w:tcPr>
           <w:p>
             <w:pPr>
@@ -4187,6 +4368,7 @@
         <w:tc>
           <w:tcPr>
             <w:tcW w:type="dxa" w:w="1152"/>
+            <w:shd w:val="clear" w:color="auto" w:fill="E8EDF5"/>
           </w:tcPr>
           <w:p>
             <w:pPr>
@@ -4207,6 +4389,7 @@
         <w:tc>
           <w:tcPr>
             <w:tcW w:type="dxa" w:w="576"/>
+            <w:shd w:val="clear" w:color="auto" w:fill="E8EDF5"/>
           </w:tcPr>
           <w:p>
             <w:pPr>
@@ -4227,6 +4410,7 @@
         <w:tc>
           <w:tcPr>
             <w:tcW w:type="dxa" w:w="864"/>
+            <w:shd w:val="clear" w:color="auto" w:fill="E8EDF5"/>
           </w:tcPr>
           <w:p>
             <w:pPr>
@@ -4247,6 +4431,7 @@
         <w:tc>
           <w:tcPr>
             <w:tcW w:type="dxa" w:w="2088"/>
+            <w:shd w:val="clear" w:color="auto" w:fill="E8EDF5"/>
           </w:tcPr>
           <w:p>
             <w:pPr>
@@ -4267,6 +4452,7 @@
         <w:tc>
           <w:tcPr>
             <w:tcW w:type="dxa" w:w="547"/>
+            <w:shd w:val="clear" w:color="auto" w:fill="E8EDF5"/>
           </w:tcPr>
           <w:p>
             <w:pPr>
@@ -4286,6 +4472,7 @@
         <w:tc>
           <w:tcPr>
             <w:tcW w:type="dxa" w:w="2549"/>
+            <w:shd w:val="clear" w:color="auto" w:fill="E8EDF5"/>
           </w:tcPr>
           <w:p>
             <w:pPr>
@@ -4311,6 +4498,7 @@
         <w:tc>
           <w:tcPr>
             <w:tcW w:type="dxa" w:w="1584"/>
+            <w:shd w:val="clear" w:color="auto" w:fill="FFFFFF"/>
           </w:tcPr>
           <w:p>
             <w:pPr>
@@ -4331,6 +4519,7 @@
         <w:tc>
           <w:tcPr>
             <w:tcW w:type="dxa" w:w="1152"/>
+            <w:shd w:val="clear" w:color="auto" w:fill="FFFFFF"/>
           </w:tcPr>
           <w:p>
             <w:pPr>
@@ -4351,6 +4540,7 @@
         <w:tc>
           <w:tcPr>
             <w:tcW w:type="dxa" w:w="576"/>
+            <w:shd w:val="clear" w:color="auto" w:fill="FFFFFF"/>
           </w:tcPr>
           <w:p>
             <w:pPr>
@@ -4371,6 +4561,7 @@
         <w:tc>
           <w:tcPr>
             <w:tcW w:type="dxa" w:w="864"/>
+            <w:shd w:val="clear" w:color="auto" w:fill="FFFFFF"/>
           </w:tcPr>
           <w:p>
             <w:pPr>
@@ -4391,6 +4582,7 @@
         <w:tc>
           <w:tcPr>
             <w:tcW w:type="dxa" w:w="2088"/>
+            <w:shd w:val="clear" w:color="auto" w:fill="FFFFFF"/>
           </w:tcPr>
           <w:p>
             <w:pPr>
@@ -4411,6 +4603,7 @@
         <w:tc>
           <w:tcPr>
             <w:tcW w:type="dxa" w:w="547"/>
+            <w:shd w:val="clear" w:color="auto" w:fill="FFFFFF"/>
           </w:tcPr>
           <w:p>
             <w:pPr>
@@ -4430,6 +4623,7 @@
         <w:tc>
           <w:tcPr>
             <w:tcW w:type="dxa" w:w="2549"/>
+            <w:shd w:val="clear" w:color="auto" w:fill="FFFFFF"/>
           </w:tcPr>
           <w:p>
             <w:pPr>
@@ -4455,6 +4649,7 @@
         <w:tc>
           <w:tcPr>
             <w:tcW w:type="dxa" w:w="1584"/>
+            <w:shd w:val="clear" w:color="auto" w:fill="E8EDF5"/>
           </w:tcPr>
           <w:p>
             <w:pPr>
@@ -4475,6 +4670,7 @@
         <w:tc>
           <w:tcPr>
             <w:tcW w:type="dxa" w:w="1152"/>
+            <w:shd w:val="clear" w:color="auto" w:fill="E8EDF5"/>
           </w:tcPr>
           <w:p>
             <w:pPr>
@@ -4495,6 +4691,7 @@
         <w:tc>
           <w:tcPr>
             <w:tcW w:type="dxa" w:w="576"/>
+            <w:shd w:val="clear" w:color="auto" w:fill="E8EDF5"/>
           </w:tcPr>
           <w:p>
             <w:pPr>
@@ -4515,6 +4712,7 @@
         <w:tc>
           <w:tcPr>
             <w:tcW w:type="dxa" w:w="864"/>
+            <w:shd w:val="clear" w:color="auto" w:fill="E8EDF5"/>
           </w:tcPr>
           <w:p>
             <w:pPr>
@@ -4535,6 +4733,7 @@
         <w:tc>
           <w:tcPr>
             <w:tcW w:type="dxa" w:w="2088"/>
+            <w:shd w:val="clear" w:color="auto" w:fill="E8EDF5"/>
           </w:tcPr>
           <w:p>
             <w:pPr>
@@ -4554,6 +4753,7 @@
         <w:tc>
           <w:tcPr>
             <w:tcW w:type="dxa" w:w="547"/>
+            <w:shd w:val="clear" w:color="auto" w:fill="E8EDF5"/>
           </w:tcPr>
           <w:p>
             <w:pPr>
@@ -4573,6 +4773,7 @@
         <w:tc>
           <w:tcPr>
             <w:tcW w:type="dxa" w:w="2549"/>
+            <w:shd w:val="clear" w:color="auto" w:fill="E8EDF5"/>
           </w:tcPr>
           <w:p>
             <w:pPr>
@@ -4598,6 +4799,7 @@
         <w:tc>
           <w:tcPr>
             <w:tcW w:type="dxa" w:w="1584"/>
+            <w:shd w:val="clear" w:color="auto" w:fill="FFFFFF"/>
           </w:tcPr>
           <w:p>
             <w:pPr>
@@ -4618,6 +4820,7 @@
         <w:tc>
           <w:tcPr>
             <w:tcW w:type="dxa" w:w="1152"/>
+            <w:shd w:val="clear" w:color="auto" w:fill="FFFFFF"/>
           </w:tcPr>
           <w:p>
             <w:pPr>
@@ -4638,6 +4841,7 @@
         <w:tc>
           <w:tcPr>
             <w:tcW w:type="dxa" w:w="576"/>
+            <w:shd w:val="clear" w:color="auto" w:fill="FFFFFF"/>
           </w:tcPr>
           <w:p>
             <w:pPr>
@@ -4658,6 +4862,7 @@
         <w:tc>
           <w:tcPr>
             <w:tcW w:type="dxa" w:w="864"/>
+            <w:shd w:val="clear" w:color="auto" w:fill="FFFFFF"/>
           </w:tcPr>
           <w:p>
             <w:pPr>
@@ -4678,6 +4883,7 @@
         <w:tc>
           <w:tcPr>
             <w:tcW w:type="dxa" w:w="2088"/>
+            <w:shd w:val="clear" w:color="auto" w:fill="FFFFFF"/>
           </w:tcPr>
           <w:p>
             <w:pPr>
@@ -4698,6 +4904,7 @@
         <w:tc>
           <w:tcPr>
             <w:tcW w:type="dxa" w:w="547"/>
+            <w:shd w:val="clear" w:color="auto" w:fill="FFFFFF"/>
           </w:tcPr>
           <w:p>
             <w:pPr>
@@ -4717,6 +4924,7 @@
         <w:tc>
           <w:tcPr>
             <w:tcW w:type="dxa" w:w="2549"/>
+            <w:shd w:val="clear" w:color="auto" w:fill="FFFFFF"/>
           </w:tcPr>
           <w:p>
             <w:pPr>
@@ -4742,6 +4950,7 @@
         <w:tc>
           <w:tcPr>
             <w:tcW w:type="dxa" w:w="1584"/>
+            <w:shd w:val="clear" w:color="auto" w:fill="E8EDF5"/>
           </w:tcPr>
           <w:p>
             <w:pPr>
@@ -4762,6 +4971,7 @@
         <w:tc>
           <w:tcPr>
             <w:tcW w:type="dxa" w:w="1152"/>
+            <w:shd w:val="clear" w:color="auto" w:fill="E8EDF5"/>
           </w:tcPr>
           <w:p>
             <w:pPr>
@@ -4782,6 +4992,7 @@
         <w:tc>
           <w:tcPr>
             <w:tcW w:type="dxa" w:w="576"/>
+            <w:shd w:val="clear" w:color="auto" w:fill="E8EDF5"/>
           </w:tcPr>
           <w:p>
             <w:pPr>
@@ -4802,6 +5013,7 @@
         <w:tc>
           <w:tcPr>
             <w:tcW w:type="dxa" w:w="864"/>
+            <w:shd w:val="clear" w:color="auto" w:fill="E8EDF5"/>
           </w:tcPr>
           <w:p>
             <w:pPr>
@@ -4822,6 +5034,7 @@
         <w:tc>
           <w:tcPr>
             <w:tcW w:type="dxa" w:w="2088"/>
+            <w:shd w:val="clear" w:color="auto" w:fill="E8EDF5"/>
           </w:tcPr>
           <w:p>
             <w:pPr>
@@ -4842,6 +5055,7 @@
         <w:tc>
           <w:tcPr>
             <w:tcW w:type="dxa" w:w="547"/>
+            <w:shd w:val="clear" w:color="auto" w:fill="E8EDF5"/>
           </w:tcPr>
           <w:p>
             <w:pPr>
@@ -4861,6 +5075,7 @@
         <w:tc>
           <w:tcPr>
             <w:tcW w:type="dxa" w:w="2549"/>
+            <w:shd w:val="clear" w:color="auto" w:fill="E8EDF5"/>
           </w:tcPr>
           <w:p>
             <w:pPr>
@@ -4886,6 +5101,7 @@
         <w:tc>
           <w:tcPr>
             <w:tcW w:type="dxa" w:w="1584"/>
+            <w:shd w:val="clear" w:color="auto" w:fill="FFFFFF"/>
           </w:tcPr>
           <w:p>
             <w:pPr>
@@ -4906,6 +5122,7 @@
         <w:tc>
           <w:tcPr>
             <w:tcW w:type="dxa" w:w="1152"/>
+            <w:shd w:val="clear" w:color="auto" w:fill="FFFFFF"/>
           </w:tcPr>
           <w:p>
             <w:pPr>
@@ -4926,6 +5143,7 @@
         <w:tc>
           <w:tcPr>
             <w:tcW w:type="dxa" w:w="576"/>
+            <w:shd w:val="clear" w:color="auto" w:fill="FFFFFF"/>
           </w:tcPr>
           <w:p>
             <w:pPr>
@@ -4946,6 +5164,7 @@
         <w:tc>
           <w:tcPr>
             <w:tcW w:type="dxa" w:w="864"/>
+            <w:shd w:val="clear" w:color="auto" w:fill="FFFFFF"/>
           </w:tcPr>
           <w:p>
             <w:pPr>
@@ -4966,6 +5185,7 @@
         <w:tc>
           <w:tcPr>
             <w:tcW w:type="dxa" w:w="2088"/>
+            <w:shd w:val="clear" w:color="auto" w:fill="FFFFFF"/>
           </w:tcPr>
           <w:p>
             <w:pPr>
@@ -4986,6 +5206,7 @@
         <w:tc>
           <w:tcPr>
             <w:tcW w:type="dxa" w:w="547"/>
+            <w:shd w:val="clear" w:color="auto" w:fill="FFFFFF"/>
           </w:tcPr>
           <w:p>
             <w:pPr>
@@ -5005,6 +5226,7 @@
         <w:tc>
           <w:tcPr>
             <w:tcW w:type="dxa" w:w="2549"/>
+            <w:shd w:val="clear" w:color="auto" w:fill="FFFFFF"/>
           </w:tcPr>
           <w:p>
             <w:pPr>
@@ -5030,6 +5252,7 @@
         <w:tc>
           <w:tcPr>
             <w:tcW w:type="dxa" w:w="1584"/>
+            <w:shd w:val="clear" w:color="auto" w:fill="E8EDF5"/>
           </w:tcPr>
           <w:p>
             <w:pPr>
@@ -5050,6 +5273,7 @@
         <w:tc>
           <w:tcPr>
             <w:tcW w:type="dxa" w:w="1152"/>
+            <w:shd w:val="clear" w:color="auto" w:fill="E8EDF5"/>
           </w:tcPr>
           <w:p>
             <w:pPr>
@@ -5070,6 +5294,7 @@
         <w:tc>
           <w:tcPr>
             <w:tcW w:type="dxa" w:w="576"/>
+            <w:shd w:val="clear" w:color="auto" w:fill="E8EDF5"/>
           </w:tcPr>
           <w:p>
             <w:pPr>
@@ -5090,6 +5315,7 @@
         <w:tc>
           <w:tcPr>
             <w:tcW w:type="dxa" w:w="864"/>
+            <w:shd w:val="clear" w:color="auto" w:fill="E8EDF5"/>
           </w:tcPr>
           <w:p>
             <w:pPr>
@@ -5110,6 +5336,7 @@
         <w:tc>
           <w:tcPr>
             <w:tcW w:type="dxa" w:w="2088"/>
+            <w:shd w:val="clear" w:color="auto" w:fill="E8EDF5"/>
           </w:tcPr>
           <w:p>
             <w:pPr>
@@ -5130,6 +5357,7 @@
         <w:tc>
           <w:tcPr>
             <w:tcW w:type="dxa" w:w="547"/>
+            <w:shd w:val="clear" w:color="auto" w:fill="E8EDF5"/>
           </w:tcPr>
           <w:p>
             <w:pPr>
@@ -5149,6 +5377,7 @@
         <w:tc>
           <w:tcPr>
             <w:tcW w:type="dxa" w:w="2549"/>
+            <w:shd w:val="clear" w:color="auto" w:fill="E8EDF5"/>
           </w:tcPr>
           <w:p>
             <w:pPr>
@@ -5174,6 +5403,7 @@
         <w:tc>
           <w:tcPr>
             <w:tcW w:type="dxa" w:w="1584"/>
+            <w:shd w:val="clear" w:color="auto" w:fill="FFFFFF"/>
           </w:tcPr>
           <w:p>
             <w:pPr>
@@ -5194,6 +5424,7 @@
         <w:tc>
           <w:tcPr>
             <w:tcW w:type="dxa" w:w="1152"/>
+            <w:shd w:val="clear" w:color="auto" w:fill="FFFFFF"/>
           </w:tcPr>
           <w:p>
             <w:pPr>
@@ -5214,6 +5445,7 @@
         <w:tc>
           <w:tcPr>
             <w:tcW w:type="dxa" w:w="576"/>
+            <w:shd w:val="clear" w:color="auto" w:fill="FFFFFF"/>
           </w:tcPr>
           <w:p>
             <w:pPr>
@@ -5234,6 +5466,7 @@
         <w:tc>
           <w:tcPr>
             <w:tcW w:type="dxa" w:w="864"/>
+            <w:shd w:val="clear" w:color="auto" w:fill="FFFFFF"/>
           </w:tcPr>
           <w:p>
             <w:pPr>
@@ -5254,6 +5487,7 @@
         <w:tc>
           <w:tcPr>
             <w:tcW w:type="dxa" w:w="2088"/>
+            <w:shd w:val="clear" w:color="auto" w:fill="FFFFFF"/>
           </w:tcPr>
           <w:p>
             <w:pPr>
@@ -5274,6 +5508,7 @@
         <w:tc>
           <w:tcPr>
             <w:tcW w:type="dxa" w:w="547"/>
+            <w:shd w:val="clear" w:color="auto" w:fill="FFFFFF"/>
           </w:tcPr>
           <w:p>
             <w:pPr>
@@ -5293,6 +5528,7 @@
         <w:tc>
           <w:tcPr>
             <w:tcW w:type="dxa" w:w="2549"/>
+            <w:shd w:val="clear" w:color="auto" w:fill="FFFFFF"/>
           </w:tcPr>
           <w:p>
             <w:pPr>
@@ -5387,12 +5623,12 @@
         <w:tblLayout w:type="fixed"/>
         <w:tblLook w:firstColumn="1" w:firstRow="1" w:lastColumn="0" w:lastRow="0" w:noHBand="0" w:noVBand="1" w:val="04A0"/>
         <w:tblBorders>
-          <w:top w:val="single" w:sz="4" w:color="000000"/>
-          <w:left w:val="single" w:sz="4" w:color="000000"/>
-          <w:bottom w:val="single" w:sz="4" w:color="000000"/>
-          <w:right w:val="single" w:sz="4" w:color="000000"/>
-          <w:insideH w:val="single" w:sz="4" w:color="000000"/>
-          <w:insideV w:val="single" w:sz="4" w:color="000000"/>
+          <w:top w:val="single" w:sz="4" w:color="8EA9DB"/>
+          <w:left w:val="single" w:sz="4" w:color="8EA9DB"/>
+          <w:bottom w:val="single" w:sz="4" w:color="8EA9DB"/>
+          <w:right w:val="single" w:sz="4" w:color="8EA9DB"/>
+          <w:insideH w:val="single" w:sz="4" w:color="8EA9DB"/>
+          <w:insideV w:val="single" w:sz="4" w:color="8EA9DB"/>
         </w:tblBorders>
         <w:tblLayout w:type="fixed"/>
       </w:tblPr>
@@ -5413,6 +5649,7 @@
         <w:tc>
           <w:tcPr>
             <w:tcW w:type="dxa" w:w="1584"/>
+            <w:shd w:val="clear" w:color="auto" w:fill="1F3864"/>
           </w:tcPr>
           <w:p>
             <w:pPr>
@@ -5424,6 +5661,7 @@
                 <w:rFonts w:ascii="Times New Roman" w:hAnsi="Times New Roman" w:cs="Times New Roman" w:eastAsia="Times New Roman"/>
                 <w:b/>
                 <w:i w:val="0"/>
+                <w:color w:val="FFFFFF"/>
                 <w:sz w:val="16"/>
               </w:rPr>
               <w:t>Column Name</w:t>
@@ -5433,6 +5671,7 @@
         <w:tc>
           <w:tcPr>
             <w:tcW w:type="dxa" w:w="1152"/>
+            <w:shd w:val="clear" w:color="auto" w:fill="1F3864"/>
           </w:tcPr>
           <w:p>
             <w:pPr>
@@ -5444,6 +5683,7 @@
                 <w:rFonts w:ascii="Times New Roman" w:hAnsi="Times New Roman" w:cs="Times New Roman" w:eastAsia="Times New Roman"/>
                 <w:b/>
                 <w:i w:val="0"/>
+                <w:color w:val="FFFFFF"/>
                 <w:sz w:val="16"/>
               </w:rPr>
               <w:t>Data Type</w:t>
@@ -5453,6 +5693,7 @@
         <w:tc>
           <w:tcPr>
             <w:tcW w:type="dxa" w:w="576"/>
+            <w:shd w:val="clear" w:color="auto" w:fill="1F3864"/>
           </w:tcPr>
           <w:p>
             <w:pPr>
@@ -5464,6 +5705,7 @@
                 <w:rFonts w:ascii="Times New Roman" w:hAnsi="Times New Roman" w:cs="Times New Roman" w:eastAsia="Times New Roman"/>
                 <w:b/>
                 <w:i w:val="0"/>
+                <w:color w:val="FFFFFF"/>
                 <w:sz w:val="16"/>
               </w:rPr>
               <w:t>Size</w:t>
@@ -5473,6 +5715,7 @@
         <w:tc>
           <w:tcPr>
             <w:tcW w:type="dxa" w:w="864"/>
+            <w:shd w:val="clear" w:color="auto" w:fill="1F3864"/>
           </w:tcPr>
           <w:p>
             <w:pPr>
@@ -5484,6 +5727,7 @@
                 <w:rFonts w:ascii="Times New Roman" w:hAnsi="Times New Roman" w:cs="Times New Roman" w:eastAsia="Times New Roman"/>
                 <w:b/>
                 <w:i w:val="0"/>
+                <w:color w:val="FFFFFF"/>
                 <w:sz w:val="16"/>
               </w:rPr>
               <w:t>Null / NOT Null</w:t>
@@ -5493,6 +5737,7 @@
         <w:tc>
           <w:tcPr>
             <w:tcW w:type="dxa" w:w="2088"/>
+            <w:shd w:val="clear" w:color="auto" w:fill="1F3864"/>
           </w:tcPr>
           <w:p>
             <w:pPr>
@@ -5504,6 +5749,7 @@
                 <w:rFonts w:ascii="Times New Roman" w:hAnsi="Times New Roman" w:cs="Times New Roman" w:eastAsia="Times New Roman"/>
                 <w:b/>
                 <w:i w:val="0"/>
+                <w:color w:val="FFFFFF"/>
                 <w:sz w:val="16"/>
               </w:rPr>
               <w:t>Constraint</w:t>
@@ -5513,6 +5759,7 @@
         <w:tc>
           <w:tcPr>
             <w:tcW w:type="dxa" w:w="547"/>
+            <w:shd w:val="clear" w:color="auto" w:fill="1F3864"/>
           </w:tcPr>
           <w:p>
             <w:pPr>
@@ -5524,6 +5771,7 @@
                 <w:rFonts w:ascii="Times New Roman" w:hAnsi="Times New Roman" w:cs="Times New Roman" w:eastAsia="Times New Roman"/>
                 <w:b/>
                 <w:i w:val="0"/>
+                <w:color w:val="FFFFFF"/>
                 <w:sz w:val="16"/>
               </w:rPr>
               <w:t>PK</w:t>
@@ -5533,6 +5781,7 @@
         <w:tc>
           <w:tcPr>
             <w:tcW w:type="dxa" w:w="2549"/>
+            <w:shd w:val="clear" w:color="auto" w:fill="1F3864"/>
           </w:tcPr>
           <w:p>
             <w:pPr>
@@ -5544,6 +5793,7 @@
                 <w:rFonts w:ascii="Times New Roman" w:hAnsi="Times New Roman" w:cs="Times New Roman" w:eastAsia="Times New Roman"/>
                 <w:b/>
                 <w:i w:val="0"/>
+                <w:color w:val="FFFFFF"/>
                 <w:sz w:val="16"/>
               </w:rPr>
               <w:t>Purpose of the column</w:t>
@@ -5558,6 +5808,7 @@
         <w:tc>
           <w:tcPr>
             <w:tcW w:type="dxa" w:w="1584"/>
+            <w:shd w:val="clear" w:color="auto" w:fill="E8EDF5"/>
           </w:tcPr>
           <w:p>
             <w:pPr>
@@ -5578,6 +5829,7 @@
         <w:tc>
           <w:tcPr>
             <w:tcW w:type="dxa" w:w="1152"/>
+            <w:shd w:val="clear" w:color="auto" w:fill="E8EDF5"/>
           </w:tcPr>
           <w:p>
             <w:pPr>
@@ -5598,6 +5850,7 @@
         <w:tc>
           <w:tcPr>
             <w:tcW w:type="dxa" w:w="576"/>
+            <w:shd w:val="clear" w:color="auto" w:fill="E8EDF5"/>
           </w:tcPr>
           <w:p>
             <w:pPr>
@@ -5618,6 +5871,7 @@
         <w:tc>
           <w:tcPr>
             <w:tcW w:type="dxa" w:w="864"/>
+            <w:shd w:val="clear" w:color="auto" w:fill="E8EDF5"/>
           </w:tcPr>
           <w:p>
             <w:pPr>
@@ -5638,6 +5892,7 @@
         <w:tc>
           <w:tcPr>
             <w:tcW w:type="dxa" w:w="2088"/>
+            <w:shd w:val="clear" w:color="auto" w:fill="E8EDF5"/>
           </w:tcPr>
           <w:p>
             <w:pPr>
@@ -5658,6 +5913,7 @@
         <w:tc>
           <w:tcPr>
             <w:tcW w:type="dxa" w:w="547"/>
+            <w:shd w:val="clear" w:color="auto" w:fill="E8EDF5"/>
           </w:tcPr>
           <w:p>
             <w:pPr>
@@ -5678,6 +5934,7 @@
         <w:tc>
           <w:tcPr>
             <w:tcW w:type="dxa" w:w="2549"/>
+            <w:shd w:val="clear" w:color="auto" w:fill="E8EDF5"/>
           </w:tcPr>
           <w:p>
             <w:pPr>
@@ -5703,6 +5960,7 @@
         <w:tc>
           <w:tcPr>
             <w:tcW w:type="dxa" w:w="1584"/>
+            <w:shd w:val="clear" w:color="auto" w:fill="FFFFFF"/>
           </w:tcPr>
           <w:p>
             <w:pPr>
@@ -5723,6 +5981,7 @@
         <w:tc>
           <w:tcPr>
             <w:tcW w:type="dxa" w:w="1152"/>
+            <w:shd w:val="clear" w:color="auto" w:fill="FFFFFF"/>
           </w:tcPr>
           <w:p>
             <w:pPr>
@@ -5743,6 +6002,7 @@
         <w:tc>
           <w:tcPr>
             <w:tcW w:type="dxa" w:w="576"/>
+            <w:shd w:val="clear" w:color="auto" w:fill="FFFFFF"/>
           </w:tcPr>
           <w:p>
             <w:pPr>
@@ -5763,6 +6023,7 @@
         <w:tc>
           <w:tcPr>
             <w:tcW w:type="dxa" w:w="864"/>
+            <w:shd w:val="clear" w:color="auto" w:fill="FFFFFF"/>
           </w:tcPr>
           <w:p>
             <w:pPr>
@@ -5783,6 +6044,7 @@
         <w:tc>
           <w:tcPr>
             <w:tcW w:type="dxa" w:w="2088"/>
+            <w:shd w:val="clear" w:color="auto" w:fill="FFFFFF"/>
           </w:tcPr>
           <w:p>
             <w:pPr>
@@ -5803,6 +6065,7 @@
         <w:tc>
           <w:tcPr>
             <w:tcW w:type="dxa" w:w="547"/>
+            <w:shd w:val="clear" w:color="auto" w:fill="FFFFFF"/>
           </w:tcPr>
           <w:p>
             <w:pPr>
@@ -5822,6 +6085,7 @@
         <w:tc>
           <w:tcPr>
             <w:tcW w:type="dxa" w:w="2549"/>
+            <w:shd w:val="clear" w:color="auto" w:fill="FFFFFF"/>
           </w:tcPr>
           <w:p>
             <w:pPr>
@@ -5847,6 +6111,7 @@
         <w:tc>
           <w:tcPr>
             <w:tcW w:type="dxa" w:w="1584"/>
+            <w:shd w:val="clear" w:color="auto" w:fill="E8EDF5"/>
           </w:tcPr>
           <w:p>
             <w:pPr>
@@ -5867,6 +6132,7 @@
         <w:tc>
           <w:tcPr>
             <w:tcW w:type="dxa" w:w="1152"/>
+            <w:shd w:val="clear" w:color="auto" w:fill="E8EDF5"/>
           </w:tcPr>
           <w:p>
             <w:pPr>
@@ -5887,6 +6153,7 @@
         <w:tc>
           <w:tcPr>
             <w:tcW w:type="dxa" w:w="576"/>
+            <w:shd w:val="clear" w:color="auto" w:fill="E8EDF5"/>
           </w:tcPr>
           <w:p>
             <w:pPr>
@@ -5907,6 +6174,7 @@
         <w:tc>
           <w:tcPr>
             <w:tcW w:type="dxa" w:w="864"/>
+            <w:shd w:val="clear" w:color="auto" w:fill="E8EDF5"/>
           </w:tcPr>
           <w:p>
             <w:pPr>
@@ -5927,6 +6195,7 @@
         <w:tc>
           <w:tcPr>
             <w:tcW w:type="dxa" w:w="2088"/>
+            <w:shd w:val="clear" w:color="auto" w:fill="E8EDF5"/>
           </w:tcPr>
           <w:p>
             <w:pPr>
@@ -5947,6 +6216,7 @@
         <w:tc>
           <w:tcPr>
             <w:tcW w:type="dxa" w:w="547"/>
+            <w:shd w:val="clear" w:color="auto" w:fill="E8EDF5"/>
           </w:tcPr>
           <w:p>
             <w:pPr>
@@ -5966,6 +6236,7 @@
         <w:tc>
           <w:tcPr>
             <w:tcW w:type="dxa" w:w="2549"/>
+            <w:shd w:val="clear" w:color="auto" w:fill="E8EDF5"/>
           </w:tcPr>
           <w:p>
             <w:pPr>
@@ -5991,6 +6262,7 @@
         <w:tc>
           <w:tcPr>
             <w:tcW w:type="dxa" w:w="1584"/>
+            <w:shd w:val="clear" w:color="auto" w:fill="FFFFFF"/>
           </w:tcPr>
           <w:p>
             <w:pPr>
@@ -6011,6 +6283,7 @@
         <w:tc>
           <w:tcPr>
             <w:tcW w:type="dxa" w:w="1152"/>
+            <w:shd w:val="clear" w:color="auto" w:fill="FFFFFF"/>
           </w:tcPr>
           <w:p>
             <w:pPr>
@@ -6031,6 +6304,7 @@
         <w:tc>
           <w:tcPr>
             <w:tcW w:type="dxa" w:w="576"/>
+            <w:shd w:val="clear" w:color="auto" w:fill="FFFFFF"/>
           </w:tcPr>
           <w:p>
             <w:pPr>
@@ -6051,6 +6325,7 @@
         <w:tc>
           <w:tcPr>
             <w:tcW w:type="dxa" w:w="864"/>
+            <w:shd w:val="clear" w:color="auto" w:fill="FFFFFF"/>
           </w:tcPr>
           <w:p>
             <w:pPr>
@@ -6071,6 +6346,7 @@
         <w:tc>
           <w:tcPr>
             <w:tcW w:type="dxa" w:w="2088"/>
+            <w:shd w:val="clear" w:color="auto" w:fill="FFFFFF"/>
           </w:tcPr>
           <w:p>
             <w:pPr>
@@ -6091,6 +6367,7 @@
         <w:tc>
           <w:tcPr>
             <w:tcW w:type="dxa" w:w="547"/>
+            <w:shd w:val="clear" w:color="auto" w:fill="FFFFFF"/>
           </w:tcPr>
           <w:p>
             <w:pPr>
@@ -6110,6 +6387,7 @@
         <w:tc>
           <w:tcPr>
             <w:tcW w:type="dxa" w:w="2549"/>
+            <w:shd w:val="clear" w:color="auto" w:fill="FFFFFF"/>
           </w:tcPr>
           <w:p>
             <w:pPr>
@@ -6135,6 +6413,7 @@
         <w:tc>
           <w:tcPr>
             <w:tcW w:type="dxa" w:w="1584"/>
+            <w:shd w:val="clear" w:color="auto" w:fill="E8EDF5"/>
           </w:tcPr>
           <w:p>
             <w:pPr>
@@ -6155,6 +6434,7 @@
         <w:tc>
           <w:tcPr>
             <w:tcW w:type="dxa" w:w="1152"/>
+            <w:shd w:val="clear" w:color="auto" w:fill="E8EDF5"/>
           </w:tcPr>
           <w:p>
             <w:pPr>
@@ -6175,6 +6455,7 @@
         <w:tc>
           <w:tcPr>
             <w:tcW w:type="dxa" w:w="576"/>
+            <w:shd w:val="clear" w:color="auto" w:fill="E8EDF5"/>
           </w:tcPr>
           <w:p>
             <w:pPr>
@@ -6195,6 +6476,7 @@
         <w:tc>
           <w:tcPr>
             <w:tcW w:type="dxa" w:w="864"/>
+            <w:shd w:val="clear" w:color="auto" w:fill="E8EDF5"/>
           </w:tcPr>
           <w:p>
             <w:pPr>
@@ -6215,6 +6497,7 @@
         <w:tc>
           <w:tcPr>
             <w:tcW w:type="dxa" w:w="2088"/>
+            <w:shd w:val="clear" w:color="auto" w:fill="E8EDF5"/>
           </w:tcPr>
           <w:p>
             <w:pPr>
@@ -6235,6 +6518,7 @@
         <w:tc>
           <w:tcPr>
             <w:tcW w:type="dxa" w:w="547"/>
+            <w:shd w:val="clear" w:color="auto" w:fill="E8EDF5"/>
           </w:tcPr>
           <w:p>
             <w:pPr>
@@ -6254,6 +6538,7 @@
         <w:tc>
           <w:tcPr>
             <w:tcW w:type="dxa" w:w="2549"/>
+            <w:shd w:val="clear" w:color="auto" w:fill="E8EDF5"/>
           </w:tcPr>
           <w:p>
             <w:pPr>
@@ -6279,6 +6564,7 @@
         <w:tc>
           <w:tcPr>
             <w:tcW w:type="dxa" w:w="1584"/>
+            <w:shd w:val="clear" w:color="auto" w:fill="FFFFFF"/>
           </w:tcPr>
           <w:p>
             <w:pPr>
@@ -6299,6 +6585,7 @@
         <w:tc>
           <w:tcPr>
             <w:tcW w:type="dxa" w:w="1152"/>
+            <w:shd w:val="clear" w:color="auto" w:fill="FFFFFF"/>
           </w:tcPr>
           <w:p>
             <w:pPr>
@@ -6319,6 +6606,7 @@
         <w:tc>
           <w:tcPr>
             <w:tcW w:type="dxa" w:w="576"/>
+            <w:shd w:val="clear" w:color="auto" w:fill="FFFFFF"/>
           </w:tcPr>
           <w:p>
             <w:pPr>
@@ -6339,6 +6627,7 @@
         <w:tc>
           <w:tcPr>
             <w:tcW w:type="dxa" w:w="864"/>
+            <w:shd w:val="clear" w:color="auto" w:fill="FFFFFF"/>
           </w:tcPr>
           <w:p>
             <w:pPr>
@@ -6359,6 +6648,7 @@
         <w:tc>
           <w:tcPr>
             <w:tcW w:type="dxa" w:w="2088"/>
+            <w:shd w:val="clear" w:color="auto" w:fill="FFFFFF"/>
           </w:tcPr>
           <w:p>
             <w:pPr>
@@ -6378,6 +6668,7 @@
         <w:tc>
           <w:tcPr>
             <w:tcW w:type="dxa" w:w="547"/>
+            <w:shd w:val="clear" w:color="auto" w:fill="FFFFFF"/>
           </w:tcPr>
           <w:p>
             <w:pPr>
@@ -6397,6 +6688,7 @@
         <w:tc>
           <w:tcPr>
             <w:tcW w:type="dxa" w:w="2549"/>
+            <w:shd w:val="clear" w:color="auto" w:fill="FFFFFF"/>
           </w:tcPr>
           <w:p>
             <w:pPr>
@@ -6422,6 +6714,7 @@
         <w:tc>
           <w:tcPr>
             <w:tcW w:type="dxa" w:w="1584"/>
+            <w:shd w:val="clear" w:color="auto" w:fill="E8EDF5"/>
           </w:tcPr>
           <w:p>
             <w:pPr>
@@ -6442,6 +6735,7 @@
         <w:tc>
           <w:tcPr>
             <w:tcW w:type="dxa" w:w="1152"/>
+            <w:shd w:val="clear" w:color="auto" w:fill="E8EDF5"/>
           </w:tcPr>
           <w:p>
             <w:pPr>
@@ -6462,6 +6756,7 @@
         <w:tc>
           <w:tcPr>
             <w:tcW w:type="dxa" w:w="576"/>
+            <w:shd w:val="clear" w:color="auto" w:fill="E8EDF5"/>
           </w:tcPr>
           <w:p>
             <w:pPr>
@@ -6482,6 +6777,7 @@
         <w:tc>
           <w:tcPr>
             <w:tcW w:type="dxa" w:w="864"/>
+            <w:shd w:val="clear" w:color="auto" w:fill="E8EDF5"/>
           </w:tcPr>
           <w:p>
             <w:pPr>
@@ -6502,6 +6798,7 @@
         <w:tc>
           <w:tcPr>
             <w:tcW w:type="dxa" w:w="2088"/>
+            <w:shd w:val="clear" w:color="auto" w:fill="E8EDF5"/>
           </w:tcPr>
           <w:p>
             <w:pPr>
@@ -6522,6 +6819,7 @@
         <w:tc>
           <w:tcPr>
             <w:tcW w:type="dxa" w:w="547"/>
+            <w:shd w:val="clear" w:color="auto" w:fill="E8EDF5"/>
           </w:tcPr>
           <w:p>
             <w:pPr>
@@ -6541,6 +6839,7 @@
         <w:tc>
           <w:tcPr>
             <w:tcW w:type="dxa" w:w="2549"/>
+            <w:shd w:val="clear" w:color="auto" w:fill="E8EDF5"/>
           </w:tcPr>
           <w:p>
             <w:pPr>
@@ -6566,6 +6865,7 @@
         <w:tc>
           <w:tcPr>
             <w:tcW w:type="dxa" w:w="1584"/>
+            <w:shd w:val="clear" w:color="auto" w:fill="FFFFFF"/>
           </w:tcPr>
           <w:p>
             <w:pPr>
@@ -6586,6 +6886,7 @@
         <w:tc>
           <w:tcPr>
             <w:tcW w:type="dxa" w:w="1152"/>
+            <w:shd w:val="clear" w:color="auto" w:fill="FFFFFF"/>
           </w:tcPr>
           <w:p>
             <w:pPr>
@@ -6606,6 +6907,7 @@
         <w:tc>
           <w:tcPr>
             <w:tcW w:type="dxa" w:w="576"/>
+            <w:shd w:val="clear" w:color="auto" w:fill="FFFFFF"/>
           </w:tcPr>
           <w:p>
             <w:pPr>
@@ -6626,6 +6928,7 @@
         <w:tc>
           <w:tcPr>
             <w:tcW w:type="dxa" w:w="864"/>
+            <w:shd w:val="clear" w:color="auto" w:fill="FFFFFF"/>
           </w:tcPr>
           <w:p>
             <w:pPr>
@@ -6646,6 +6949,7 @@
         <w:tc>
           <w:tcPr>
             <w:tcW w:type="dxa" w:w="2088"/>
+            <w:shd w:val="clear" w:color="auto" w:fill="FFFFFF"/>
           </w:tcPr>
           <w:p>
             <w:pPr>
@@ -6666,6 +6970,7 @@
         <w:tc>
           <w:tcPr>
             <w:tcW w:type="dxa" w:w="547"/>
+            <w:shd w:val="clear" w:color="auto" w:fill="FFFFFF"/>
           </w:tcPr>
           <w:p>
             <w:pPr>
@@ -6685,6 +6990,7 @@
         <w:tc>
           <w:tcPr>
             <w:tcW w:type="dxa" w:w="2549"/>
+            <w:shd w:val="clear" w:color="auto" w:fill="FFFFFF"/>
           </w:tcPr>
           <w:p>
             <w:pPr>
@@ -6710,6 +7016,7 @@
         <w:tc>
           <w:tcPr>
             <w:tcW w:type="dxa" w:w="1584"/>
+            <w:shd w:val="clear" w:color="auto" w:fill="E8EDF5"/>
           </w:tcPr>
           <w:p>
             <w:pPr>
@@ -6730,6 +7037,7 @@
         <w:tc>
           <w:tcPr>
             <w:tcW w:type="dxa" w:w="1152"/>
+            <w:shd w:val="clear" w:color="auto" w:fill="E8EDF5"/>
           </w:tcPr>
           <w:p>
             <w:pPr>
@@ -6750,6 +7058,7 @@
         <w:tc>
           <w:tcPr>
             <w:tcW w:type="dxa" w:w="576"/>
+            <w:shd w:val="clear" w:color="auto" w:fill="E8EDF5"/>
           </w:tcPr>
           <w:p>
             <w:pPr>
@@ -6770,6 +7079,7 @@
         <w:tc>
           <w:tcPr>
             <w:tcW w:type="dxa" w:w="864"/>
+            <w:shd w:val="clear" w:color="auto" w:fill="E8EDF5"/>
           </w:tcPr>
           <w:p>
             <w:pPr>
@@ -6790,6 +7100,7 @@
         <w:tc>
           <w:tcPr>
             <w:tcW w:type="dxa" w:w="2088"/>
+            <w:shd w:val="clear" w:color="auto" w:fill="E8EDF5"/>
           </w:tcPr>
           <w:p>
             <w:pPr>
@@ -6810,6 +7121,7 @@
         <w:tc>
           <w:tcPr>
             <w:tcW w:type="dxa" w:w="547"/>
+            <w:shd w:val="clear" w:color="auto" w:fill="E8EDF5"/>
           </w:tcPr>
           <w:p>
             <w:pPr>
@@ -6829,6 +7141,7 @@
         <w:tc>
           <w:tcPr>
             <w:tcW w:type="dxa" w:w="2549"/>
+            <w:shd w:val="clear" w:color="auto" w:fill="E8EDF5"/>
           </w:tcPr>
           <w:p>
             <w:pPr>
@@ -6923,12 +7236,12 @@
         <w:tblLayout w:type="fixed"/>
         <w:tblLook w:firstColumn="1" w:firstRow="1" w:lastColumn="0" w:lastRow="0" w:noHBand="0" w:noVBand="1" w:val="04A0"/>
         <w:tblBorders>
-          <w:top w:val="single" w:sz="4" w:color="000000"/>
-          <w:left w:val="single" w:sz="4" w:color="000000"/>
-          <w:bottom w:val="single" w:sz="4" w:color="000000"/>
-          <w:right w:val="single" w:sz="4" w:color="000000"/>
-          <w:insideH w:val="single" w:sz="4" w:color="000000"/>
-          <w:insideV w:val="single" w:sz="4" w:color="000000"/>
+          <w:top w:val="single" w:sz="4" w:color="8EA9DB"/>
+          <w:left w:val="single" w:sz="4" w:color="8EA9DB"/>
+          <w:bottom w:val="single" w:sz="4" w:color="8EA9DB"/>
+          <w:right w:val="single" w:sz="4" w:color="8EA9DB"/>
+          <w:insideH w:val="single" w:sz="4" w:color="8EA9DB"/>
+          <w:insideV w:val="single" w:sz="4" w:color="8EA9DB"/>
         </w:tblBorders>
         <w:tblLayout w:type="fixed"/>
       </w:tblPr>
@@ -6949,6 +7262,7 @@
         <w:tc>
           <w:tcPr>
             <w:tcW w:type="dxa" w:w="1584"/>
+            <w:shd w:val="clear" w:color="auto" w:fill="1F3864"/>
           </w:tcPr>
           <w:p>
             <w:pPr>
@@ -6960,6 +7274,7 @@
                 <w:rFonts w:ascii="Times New Roman" w:hAnsi="Times New Roman" w:cs="Times New Roman" w:eastAsia="Times New Roman"/>
                 <w:b/>
                 <w:i w:val="0"/>
+                <w:color w:val="FFFFFF"/>
                 <w:sz w:val="16"/>
               </w:rPr>
               <w:t>Column Name</w:t>
@@ -6969,6 +7284,7 @@
         <w:tc>
           <w:tcPr>
             <w:tcW w:type="dxa" w:w="1152"/>
+            <w:shd w:val="clear" w:color="auto" w:fill="1F3864"/>
           </w:tcPr>
           <w:p>
             <w:pPr>
@@ -6980,6 +7296,7 @@
                 <w:rFonts w:ascii="Times New Roman" w:hAnsi="Times New Roman" w:cs="Times New Roman" w:eastAsia="Times New Roman"/>
                 <w:b/>
                 <w:i w:val="0"/>
+                <w:color w:val="FFFFFF"/>
                 <w:sz w:val="16"/>
               </w:rPr>
               <w:t>Data Type</w:t>
@@ -6989,6 +7306,7 @@
         <w:tc>
           <w:tcPr>
             <w:tcW w:type="dxa" w:w="576"/>
+            <w:shd w:val="clear" w:color="auto" w:fill="1F3864"/>
           </w:tcPr>
           <w:p>
             <w:pPr>
@@ -7000,6 +7318,7 @@
                 <w:rFonts w:ascii="Times New Roman" w:hAnsi="Times New Roman" w:cs="Times New Roman" w:eastAsia="Times New Roman"/>
                 <w:b/>
                 <w:i w:val="0"/>
+                <w:color w:val="FFFFFF"/>
                 <w:sz w:val="16"/>
               </w:rPr>
               <w:t>Size</w:t>
@@ -7009,6 +7328,7 @@
         <w:tc>
           <w:tcPr>
             <w:tcW w:type="dxa" w:w="864"/>
+            <w:shd w:val="clear" w:color="auto" w:fill="1F3864"/>
           </w:tcPr>
           <w:p>
             <w:pPr>
@@ -7020,6 +7340,7 @@
                 <w:rFonts w:ascii="Times New Roman" w:hAnsi="Times New Roman" w:cs="Times New Roman" w:eastAsia="Times New Roman"/>
                 <w:b/>
                 <w:i w:val="0"/>
+                <w:color w:val="FFFFFF"/>
                 <w:sz w:val="16"/>
               </w:rPr>
               <w:t>Null / NOT Null</w:t>
@@ -7029,6 +7350,7 @@
         <w:tc>
           <w:tcPr>
             <w:tcW w:type="dxa" w:w="2088"/>
+            <w:shd w:val="clear" w:color="auto" w:fill="1F3864"/>
           </w:tcPr>
           <w:p>
             <w:pPr>
@@ -7040,6 +7362,7 @@
                 <w:rFonts w:ascii="Times New Roman" w:hAnsi="Times New Roman" w:cs="Times New Roman" w:eastAsia="Times New Roman"/>
                 <w:b/>
                 <w:i w:val="0"/>
+                <w:color w:val="FFFFFF"/>
                 <w:sz w:val="16"/>
               </w:rPr>
               <w:t>Constraint</w:t>
@@ -7049,6 +7372,7 @@
         <w:tc>
           <w:tcPr>
             <w:tcW w:type="dxa" w:w="547"/>
+            <w:shd w:val="clear" w:color="auto" w:fill="1F3864"/>
           </w:tcPr>
           <w:p>
             <w:pPr>
@@ -7060,6 +7384,7 @@
                 <w:rFonts w:ascii="Times New Roman" w:hAnsi="Times New Roman" w:cs="Times New Roman" w:eastAsia="Times New Roman"/>
                 <w:b/>
                 <w:i w:val="0"/>
+                <w:color w:val="FFFFFF"/>
                 <w:sz w:val="16"/>
               </w:rPr>
               <w:t>PK</w:t>
@@ -7069,6 +7394,7 @@
         <w:tc>
           <w:tcPr>
             <w:tcW w:type="dxa" w:w="2549"/>
+            <w:shd w:val="clear" w:color="auto" w:fill="1F3864"/>
           </w:tcPr>
           <w:p>
             <w:pPr>
@@ -7080,6 +7406,7 @@
                 <w:rFonts w:ascii="Times New Roman" w:hAnsi="Times New Roman" w:cs="Times New Roman" w:eastAsia="Times New Roman"/>
                 <w:b/>
                 <w:i w:val="0"/>
+                <w:color w:val="FFFFFF"/>
                 <w:sz w:val="16"/>
               </w:rPr>
               <w:t>Purpose of the column</w:t>
@@ -7094,6 +7421,7 @@
         <w:tc>
           <w:tcPr>
             <w:tcW w:type="dxa" w:w="1584"/>
+            <w:shd w:val="clear" w:color="auto" w:fill="E8EDF5"/>
           </w:tcPr>
           <w:p>
             <w:pPr>
@@ -7114,6 +7442,7 @@
         <w:tc>
           <w:tcPr>
             <w:tcW w:type="dxa" w:w="1152"/>
+            <w:shd w:val="clear" w:color="auto" w:fill="E8EDF5"/>
           </w:tcPr>
           <w:p>
             <w:pPr>
@@ -7134,6 +7463,7 @@
         <w:tc>
           <w:tcPr>
             <w:tcW w:type="dxa" w:w="576"/>
+            <w:shd w:val="clear" w:color="auto" w:fill="E8EDF5"/>
           </w:tcPr>
           <w:p>
             <w:pPr>
@@ -7154,6 +7484,7 @@
         <w:tc>
           <w:tcPr>
             <w:tcW w:type="dxa" w:w="864"/>
+            <w:shd w:val="clear" w:color="auto" w:fill="E8EDF5"/>
           </w:tcPr>
           <w:p>
             <w:pPr>
@@ -7174,6 +7505,7 @@
         <w:tc>
           <w:tcPr>
             <w:tcW w:type="dxa" w:w="2088"/>
+            <w:shd w:val="clear" w:color="auto" w:fill="E8EDF5"/>
           </w:tcPr>
           <w:p>
             <w:pPr>
@@ -7194,6 +7526,7 @@
         <w:tc>
           <w:tcPr>
             <w:tcW w:type="dxa" w:w="547"/>
+            <w:shd w:val="clear" w:color="auto" w:fill="E8EDF5"/>
           </w:tcPr>
           <w:p>
             <w:pPr>
@@ -7214,6 +7547,7 @@
         <w:tc>
           <w:tcPr>
             <w:tcW w:type="dxa" w:w="2549"/>
+            <w:shd w:val="clear" w:color="auto" w:fill="E8EDF5"/>
           </w:tcPr>
           <w:p>
             <w:pPr>
@@ -7239,6 +7573,7 @@
         <w:tc>
           <w:tcPr>
             <w:tcW w:type="dxa" w:w="1584"/>
+            <w:shd w:val="clear" w:color="auto" w:fill="FFFFFF"/>
           </w:tcPr>
           <w:p>
             <w:pPr>
@@ -7259,6 +7594,7 @@
         <w:tc>
           <w:tcPr>
             <w:tcW w:type="dxa" w:w="1152"/>
+            <w:shd w:val="clear" w:color="auto" w:fill="FFFFFF"/>
           </w:tcPr>
           <w:p>
             <w:pPr>
@@ -7279,6 +7615,7 @@
         <w:tc>
           <w:tcPr>
             <w:tcW w:type="dxa" w:w="576"/>
+            <w:shd w:val="clear" w:color="auto" w:fill="FFFFFF"/>
           </w:tcPr>
           <w:p>
             <w:pPr>
@@ -7299,6 +7636,7 @@
         <w:tc>
           <w:tcPr>
             <w:tcW w:type="dxa" w:w="864"/>
+            <w:shd w:val="clear" w:color="auto" w:fill="FFFFFF"/>
           </w:tcPr>
           <w:p>
             <w:pPr>
@@ -7319,6 +7657,7 @@
         <w:tc>
           <w:tcPr>
             <w:tcW w:type="dxa" w:w="2088"/>
+            <w:shd w:val="clear" w:color="auto" w:fill="FFFFFF"/>
           </w:tcPr>
           <w:p>
             <w:pPr>
@@ -7339,6 +7678,7 @@
         <w:tc>
           <w:tcPr>
             <w:tcW w:type="dxa" w:w="547"/>
+            <w:shd w:val="clear" w:color="auto" w:fill="FFFFFF"/>
           </w:tcPr>
           <w:p>
             <w:pPr>
@@ -7358,6 +7698,7 @@
         <w:tc>
           <w:tcPr>
             <w:tcW w:type="dxa" w:w="2549"/>
+            <w:shd w:val="clear" w:color="auto" w:fill="FFFFFF"/>
           </w:tcPr>
           <w:p>
             <w:pPr>
@@ -7383,6 +7724,7 @@
         <w:tc>
           <w:tcPr>
             <w:tcW w:type="dxa" w:w="1584"/>
+            <w:shd w:val="clear" w:color="auto" w:fill="E8EDF5"/>
           </w:tcPr>
           <w:p>
             <w:pPr>
@@ -7403,6 +7745,7 @@
         <w:tc>
           <w:tcPr>
             <w:tcW w:type="dxa" w:w="1152"/>
+            <w:shd w:val="clear" w:color="auto" w:fill="E8EDF5"/>
           </w:tcPr>
           <w:p>
             <w:pPr>
@@ -7423,6 +7766,7 @@
         <w:tc>
           <w:tcPr>
             <w:tcW w:type="dxa" w:w="576"/>
+            <w:shd w:val="clear" w:color="auto" w:fill="E8EDF5"/>
           </w:tcPr>
           <w:p>
             <w:pPr>
@@ -7443,6 +7787,7 @@
         <w:tc>
           <w:tcPr>
             <w:tcW w:type="dxa" w:w="864"/>
+            <w:shd w:val="clear" w:color="auto" w:fill="E8EDF5"/>
           </w:tcPr>
           <w:p>
             <w:pPr>
@@ -7463,6 +7808,7 @@
         <w:tc>
           <w:tcPr>
             <w:tcW w:type="dxa" w:w="2088"/>
+            <w:shd w:val="clear" w:color="auto" w:fill="E8EDF5"/>
           </w:tcPr>
           <w:p>
             <w:pPr>
@@ -7483,6 +7829,7 @@
         <w:tc>
           <w:tcPr>
             <w:tcW w:type="dxa" w:w="547"/>
+            <w:shd w:val="clear" w:color="auto" w:fill="E8EDF5"/>
           </w:tcPr>
           <w:p>
             <w:pPr>
@@ -7502,6 +7849,7 @@
         <w:tc>
           <w:tcPr>
             <w:tcW w:type="dxa" w:w="2549"/>
+            <w:shd w:val="clear" w:color="auto" w:fill="E8EDF5"/>
           </w:tcPr>
           <w:p>
             <w:pPr>
@@ -7527,6 +7875,7 @@
         <w:tc>
           <w:tcPr>
             <w:tcW w:type="dxa" w:w="1584"/>
+            <w:shd w:val="clear" w:color="auto" w:fill="FFFFFF"/>
           </w:tcPr>
           <w:p>
             <w:pPr>
@@ -7547,6 +7896,7 @@
         <w:tc>
           <w:tcPr>
             <w:tcW w:type="dxa" w:w="1152"/>
+            <w:shd w:val="clear" w:color="auto" w:fill="FFFFFF"/>
           </w:tcPr>
           <w:p>
             <w:pPr>
@@ -7567,6 +7917,7 @@
         <w:tc>
           <w:tcPr>
             <w:tcW w:type="dxa" w:w="576"/>
+            <w:shd w:val="clear" w:color="auto" w:fill="FFFFFF"/>
           </w:tcPr>
           <w:p>
             <w:pPr>
@@ -7587,6 +7938,7 @@
         <w:tc>
           <w:tcPr>
             <w:tcW w:type="dxa" w:w="864"/>
+            <w:shd w:val="clear" w:color="auto" w:fill="FFFFFF"/>
           </w:tcPr>
           <w:p>
             <w:pPr>
@@ -7607,6 +7959,7 @@
         <w:tc>
           <w:tcPr>
             <w:tcW w:type="dxa" w:w="2088"/>
+            <w:shd w:val="clear" w:color="auto" w:fill="FFFFFF"/>
           </w:tcPr>
           <w:p>
             <w:pPr>
@@ -7627,6 +7980,7 @@
         <w:tc>
           <w:tcPr>
             <w:tcW w:type="dxa" w:w="547"/>
+            <w:shd w:val="clear" w:color="auto" w:fill="FFFFFF"/>
           </w:tcPr>
           <w:p>
             <w:pPr>
@@ -7646,6 +8000,7 @@
         <w:tc>
           <w:tcPr>
             <w:tcW w:type="dxa" w:w="2549"/>
+            <w:shd w:val="clear" w:color="auto" w:fill="FFFFFF"/>
           </w:tcPr>
           <w:p>
             <w:pPr>
@@ -7671,6 +8026,7 @@
         <w:tc>
           <w:tcPr>
             <w:tcW w:type="dxa" w:w="1584"/>
+            <w:shd w:val="clear" w:color="auto" w:fill="E8EDF5"/>
           </w:tcPr>
           <w:p>
             <w:pPr>
@@ -7691,6 +8047,7 @@
         <w:tc>
           <w:tcPr>
             <w:tcW w:type="dxa" w:w="1152"/>
+            <w:shd w:val="clear" w:color="auto" w:fill="E8EDF5"/>
           </w:tcPr>
           <w:p>
             <w:pPr>
@@ -7711,6 +8068,7 @@
         <w:tc>
           <w:tcPr>
             <w:tcW w:type="dxa" w:w="576"/>
+            <w:shd w:val="clear" w:color="auto" w:fill="E8EDF5"/>
           </w:tcPr>
           <w:p>
             <w:pPr>
@@ -7731,6 +8089,7 @@
         <w:tc>
           <w:tcPr>
             <w:tcW w:type="dxa" w:w="864"/>
+            <w:shd w:val="clear" w:color="auto" w:fill="E8EDF5"/>
           </w:tcPr>
           <w:p>
             <w:pPr>
@@ -7751,6 +8110,7 @@
         <w:tc>
           <w:tcPr>
             <w:tcW w:type="dxa" w:w="2088"/>
+            <w:shd w:val="clear" w:color="auto" w:fill="E8EDF5"/>
           </w:tcPr>
           <w:p>
             <w:pPr>
@@ -7771,6 +8131,7 @@
         <w:tc>
           <w:tcPr>
             <w:tcW w:type="dxa" w:w="547"/>
+            <w:shd w:val="clear" w:color="auto" w:fill="E8EDF5"/>
           </w:tcPr>
           <w:p>
             <w:pPr>
@@ -7790,6 +8151,7 @@
         <w:tc>
           <w:tcPr>
             <w:tcW w:type="dxa" w:w="2549"/>
+            <w:shd w:val="clear" w:color="auto" w:fill="E8EDF5"/>
           </w:tcPr>
           <w:p>
             <w:pPr>
@@ -7815,6 +8177,7 @@
         <w:tc>
           <w:tcPr>
             <w:tcW w:type="dxa" w:w="1584"/>
+            <w:shd w:val="clear" w:color="auto" w:fill="FFFFFF"/>
           </w:tcPr>
           <w:p>
             <w:pPr>
@@ -7835,6 +8198,7 @@
         <w:tc>
           <w:tcPr>
             <w:tcW w:type="dxa" w:w="1152"/>
+            <w:shd w:val="clear" w:color="auto" w:fill="FFFFFF"/>
           </w:tcPr>
           <w:p>
             <w:pPr>
@@ -7855,6 +8219,7 @@
         <w:tc>
           <w:tcPr>
             <w:tcW w:type="dxa" w:w="576"/>
+            <w:shd w:val="clear" w:color="auto" w:fill="FFFFFF"/>
           </w:tcPr>
           <w:p>
             <w:pPr>
@@ -7875,6 +8240,7 @@
         <w:tc>
           <w:tcPr>
             <w:tcW w:type="dxa" w:w="864"/>
+            <w:shd w:val="clear" w:color="auto" w:fill="FFFFFF"/>
           </w:tcPr>
           <w:p>
             <w:pPr>
@@ -7895,6 +8261,7 @@
         <w:tc>
           <w:tcPr>
             <w:tcW w:type="dxa" w:w="2088"/>
+            <w:shd w:val="clear" w:color="auto" w:fill="FFFFFF"/>
           </w:tcPr>
           <w:p>
             <w:pPr>
@@ -7915,6 +8282,7 @@
         <w:tc>
           <w:tcPr>
             <w:tcW w:type="dxa" w:w="547"/>
+            <w:shd w:val="clear" w:color="auto" w:fill="FFFFFF"/>
           </w:tcPr>
           <w:p>
             <w:pPr>
@@ -7934,6 +8302,7 @@
         <w:tc>
           <w:tcPr>
             <w:tcW w:type="dxa" w:w="2549"/>
+            <w:shd w:val="clear" w:color="auto" w:fill="FFFFFF"/>
           </w:tcPr>
           <w:p>
             <w:pPr>
@@ -7959,6 +8328,7 @@
         <w:tc>
           <w:tcPr>
             <w:tcW w:type="dxa" w:w="1584"/>
+            <w:shd w:val="clear" w:color="auto" w:fill="E8EDF5"/>
           </w:tcPr>
           <w:p>
             <w:pPr>
@@ -7979,6 +8349,7 @@
         <w:tc>
           <w:tcPr>
             <w:tcW w:type="dxa" w:w="1152"/>
+            <w:shd w:val="clear" w:color="auto" w:fill="E8EDF5"/>
           </w:tcPr>
           <w:p>
             <w:pPr>
@@ -7999,6 +8370,7 @@
         <w:tc>
           <w:tcPr>
             <w:tcW w:type="dxa" w:w="576"/>
+            <w:shd w:val="clear" w:color="auto" w:fill="E8EDF5"/>
           </w:tcPr>
           <w:p>
             <w:pPr>
@@ -8019,6 +8391,7 @@
         <w:tc>
           <w:tcPr>
             <w:tcW w:type="dxa" w:w="864"/>
+            <w:shd w:val="clear" w:color="auto" w:fill="E8EDF5"/>
           </w:tcPr>
           <w:p>
             <w:pPr>
@@ -8039,6 +8412,7 @@
         <w:tc>
           <w:tcPr>
             <w:tcW w:type="dxa" w:w="2088"/>
+            <w:shd w:val="clear" w:color="auto" w:fill="E8EDF5"/>
           </w:tcPr>
           <w:p>
             <w:pPr>
@@ -8059,6 +8433,7 @@
         <w:tc>
           <w:tcPr>
             <w:tcW w:type="dxa" w:w="547"/>
+            <w:shd w:val="clear" w:color="auto" w:fill="E8EDF5"/>
           </w:tcPr>
           <w:p>
             <w:pPr>
@@ -8078,6 +8453,7 @@
         <w:tc>
           <w:tcPr>
             <w:tcW w:type="dxa" w:w="2549"/>
+            <w:shd w:val="clear" w:color="auto" w:fill="E8EDF5"/>
           </w:tcPr>
           <w:p>
             <w:pPr>
@@ -8103,6 +8479,7 @@
         <w:tc>
           <w:tcPr>
             <w:tcW w:type="dxa" w:w="1584"/>
+            <w:shd w:val="clear" w:color="auto" w:fill="FFFFFF"/>
           </w:tcPr>
           <w:p>
             <w:pPr>
@@ -8123,6 +8500,7 @@
         <w:tc>
           <w:tcPr>
             <w:tcW w:type="dxa" w:w="1152"/>
+            <w:shd w:val="clear" w:color="auto" w:fill="FFFFFF"/>
           </w:tcPr>
           <w:p>
             <w:pPr>
@@ -8143,6 +8521,7 @@
         <w:tc>
           <w:tcPr>
             <w:tcW w:type="dxa" w:w="576"/>
+            <w:shd w:val="clear" w:color="auto" w:fill="FFFFFF"/>
           </w:tcPr>
           <w:p>
             <w:pPr>
@@ -8163,6 +8542,7 @@
         <w:tc>
           <w:tcPr>
             <w:tcW w:type="dxa" w:w="864"/>
+            <w:shd w:val="clear" w:color="auto" w:fill="FFFFFF"/>
           </w:tcPr>
           <w:p>
             <w:pPr>
@@ -8183,6 +8563,7 @@
         <w:tc>
           <w:tcPr>
             <w:tcW w:type="dxa" w:w="2088"/>
+            <w:shd w:val="clear" w:color="auto" w:fill="FFFFFF"/>
           </w:tcPr>
           <w:p>
             <w:pPr>
@@ -8202,6 +8583,7 @@
         <w:tc>
           <w:tcPr>
             <w:tcW w:type="dxa" w:w="547"/>
+            <w:shd w:val="clear" w:color="auto" w:fill="FFFFFF"/>
           </w:tcPr>
           <w:p>
             <w:pPr>
@@ -8221,6 +8603,7 @@
         <w:tc>
           <w:tcPr>
             <w:tcW w:type="dxa" w:w="2549"/>
+            <w:shd w:val="clear" w:color="auto" w:fill="FFFFFF"/>
           </w:tcPr>
           <w:p>
             <w:pPr>
@@ -8315,12 +8698,12 @@
         <w:tblLayout w:type="fixed"/>
         <w:tblLook w:firstColumn="1" w:firstRow="1" w:lastColumn="0" w:lastRow="0" w:noHBand="0" w:noVBand="1" w:val="04A0"/>
         <w:tblBorders>
-          <w:top w:val="single" w:sz="4" w:color="000000"/>
-          <w:left w:val="single" w:sz="4" w:color="000000"/>
-          <w:bottom w:val="single" w:sz="4" w:color="000000"/>
-          <w:right w:val="single" w:sz="4" w:color="000000"/>
-          <w:insideH w:val="single" w:sz="4" w:color="000000"/>
-          <w:insideV w:val="single" w:sz="4" w:color="000000"/>
+          <w:top w:val="single" w:sz="4" w:color="8EA9DB"/>
+          <w:left w:val="single" w:sz="4" w:color="8EA9DB"/>
+          <w:bottom w:val="single" w:sz="4" w:color="8EA9DB"/>
+          <w:right w:val="single" w:sz="4" w:color="8EA9DB"/>
+          <w:insideH w:val="single" w:sz="4" w:color="8EA9DB"/>
+          <w:insideV w:val="single" w:sz="4" w:color="8EA9DB"/>
         </w:tblBorders>
         <w:tblLayout w:type="fixed"/>
       </w:tblPr>
@@ -8341,6 +8724,7 @@
         <w:tc>
           <w:tcPr>
             <w:tcW w:type="dxa" w:w="1584"/>
+            <w:shd w:val="clear" w:color="auto" w:fill="1F3864"/>
           </w:tcPr>
           <w:p>
             <w:pPr>
@@ -8352,6 +8736,7 @@
                 <w:rFonts w:ascii="Times New Roman" w:hAnsi="Times New Roman" w:cs="Times New Roman" w:eastAsia="Times New Roman"/>
                 <w:b/>
                 <w:i w:val="0"/>
+                <w:color w:val="FFFFFF"/>
                 <w:sz w:val="16"/>
               </w:rPr>
               <w:t>Column Name</w:t>
@@ -8361,6 +8746,7 @@
         <w:tc>
           <w:tcPr>
             <w:tcW w:type="dxa" w:w="1152"/>
+            <w:shd w:val="clear" w:color="auto" w:fill="1F3864"/>
           </w:tcPr>
           <w:p>
             <w:pPr>
@@ -8372,6 +8758,7 @@
                 <w:rFonts w:ascii="Times New Roman" w:hAnsi="Times New Roman" w:cs="Times New Roman" w:eastAsia="Times New Roman"/>
                 <w:b/>
                 <w:i w:val="0"/>
+                <w:color w:val="FFFFFF"/>
                 <w:sz w:val="16"/>
               </w:rPr>
               <w:t>Data Type</w:t>
@@ -8381,6 +8768,7 @@
         <w:tc>
           <w:tcPr>
             <w:tcW w:type="dxa" w:w="576"/>
+            <w:shd w:val="clear" w:color="auto" w:fill="1F3864"/>
           </w:tcPr>
           <w:p>
             <w:pPr>
@@ -8392,6 +8780,7 @@
                 <w:rFonts w:ascii="Times New Roman" w:hAnsi="Times New Roman" w:cs="Times New Roman" w:eastAsia="Times New Roman"/>
                 <w:b/>
                 <w:i w:val="0"/>
+                <w:color w:val="FFFFFF"/>
                 <w:sz w:val="16"/>
               </w:rPr>
               <w:t>Size</w:t>
@@ -8401,6 +8790,7 @@
         <w:tc>
           <w:tcPr>
             <w:tcW w:type="dxa" w:w="864"/>
+            <w:shd w:val="clear" w:color="auto" w:fill="1F3864"/>
           </w:tcPr>
           <w:p>
             <w:pPr>
@@ -8412,6 +8802,7 @@
                 <w:rFonts w:ascii="Times New Roman" w:hAnsi="Times New Roman" w:cs="Times New Roman" w:eastAsia="Times New Roman"/>
                 <w:b/>
                 <w:i w:val="0"/>
+                <w:color w:val="FFFFFF"/>
                 <w:sz w:val="16"/>
               </w:rPr>
               <w:t>Null / NOT Null</w:t>
@@ -8421,6 +8812,7 @@
         <w:tc>
           <w:tcPr>
             <w:tcW w:type="dxa" w:w="2088"/>
+            <w:shd w:val="clear" w:color="auto" w:fill="1F3864"/>
           </w:tcPr>
           <w:p>
             <w:pPr>
@@ -8432,6 +8824,7 @@
                 <w:rFonts w:ascii="Times New Roman" w:hAnsi="Times New Roman" w:cs="Times New Roman" w:eastAsia="Times New Roman"/>
                 <w:b/>
                 <w:i w:val="0"/>
+                <w:color w:val="FFFFFF"/>
                 <w:sz w:val="16"/>
               </w:rPr>
               <w:t>Constraint</w:t>
@@ -8441,6 +8834,7 @@
         <w:tc>
           <w:tcPr>
             <w:tcW w:type="dxa" w:w="547"/>
+            <w:shd w:val="clear" w:color="auto" w:fill="1F3864"/>
           </w:tcPr>
           <w:p>
             <w:pPr>
@@ -8452,6 +8846,7 @@
                 <w:rFonts w:ascii="Times New Roman" w:hAnsi="Times New Roman" w:cs="Times New Roman" w:eastAsia="Times New Roman"/>
                 <w:b/>
                 <w:i w:val="0"/>
+                <w:color w:val="FFFFFF"/>
                 <w:sz w:val="16"/>
               </w:rPr>
               <w:t>PK</w:t>
@@ -8461,6 +8856,7 @@
         <w:tc>
           <w:tcPr>
             <w:tcW w:type="dxa" w:w="2549"/>
+            <w:shd w:val="clear" w:color="auto" w:fill="1F3864"/>
           </w:tcPr>
           <w:p>
             <w:pPr>
@@ -8472,6 +8868,7 @@
                 <w:rFonts w:ascii="Times New Roman" w:hAnsi="Times New Roman" w:cs="Times New Roman" w:eastAsia="Times New Roman"/>
                 <w:b/>
                 <w:i w:val="0"/>
+                <w:color w:val="FFFFFF"/>
                 <w:sz w:val="16"/>
               </w:rPr>
               <w:t>Purpose of the column</w:t>
@@ -8486,6 +8883,7 @@
         <w:tc>
           <w:tcPr>
             <w:tcW w:type="dxa" w:w="1584"/>
+            <w:shd w:val="clear" w:color="auto" w:fill="E8EDF5"/>
           </w:tcPr>
           <w:p>
             <w:pPr>
@@ -8506,6 +8904,7 @@
         <w:tc>
           <w:tcPr>
             <w:tcW w:type="dxa" w:w="1152"/>
+            <w:shd w:val="clear" w:color="auto" w:fill="E8EDF5"/>
           </w:tcPr>
           <w:p>
             <w:pPr>
@@ -8526,6 +8925,7 @@
         <w:tc>
           <w:tcPr>
             <w:tcW w:type="dxa" w:w="576"/>
+            <w:shd w:val="clear" w:color="auto" w:fill="E8EDF5"/>
           </w:tcPr>
           <w:p>
             <w:pPr>
@@ -8546,6 +8946,7 @@
         <w:tc>
           <w:tcPr>
             <w:tcW w:type="dxa" w:w="864"/>
+            <w:shd w:val="clear" w:color="auto" w:fill="E8EDF5"/>
           </w:tcPr>
           <w:p>
             <w:pPr>
@@ -8566,6 +8967,7 @@
         <w:tc>
           <w:tcPr>
             <w:tcW w:type="dxa" w:w="2088"/>
+            <w:shd w:val="clear" w:color="auto" w:fill="E8EDF5"/>
           </w:tcPr>
           <w:p>
             <w:pPr>
@@ -8586,6 +8988,7 @@
         <w:tc>
           <w:tcPr>
             <w:tcW w:type="dxa" w:w="547"/>
+            <w:shd w:val="clear" w:color="auto" w:fill="E8EDF5"/>
           </w:tcPr>
           <w:p>
             <w:pPr>
@@ -8606,6 +9009,7 @@
         <w:tc>
           <w:tcPr>
             <w:tcW w:type="dxa" w:w="2549"/>
+            <w:shd w:val="clear" w:color="auto" w:fill="E8EDF5"/>
           </w:tcPr>
           <w:p>
             <w:pPr>
@@ -8631,6 +9035,7 @@
         <w:tc>
           <w:tcPr>
             <w:tcW w:type="dxa" w:w="1584"/>
+            <w:shd w:val="clear" w:color="auto" w:fill="FFFFFF"/>
           </w:tcPr>
           <w:p>
             <w:pPr>
@@ -8651,6 +9056,7 @@
         <w:tc>
           <w:tcPr>
             <w:tcW w:type="dxa" w:w="1152"/>
+            <w:shd w:val="clear" w:color="auto" w:fill="FFFFFF"/>
           </w:tcPr>
           <w:p>
             <w:pPr>
@@ -8671,6 +9077,7 @@
         <w:tc>
           <w:tcPr>
             <w:tcW w:type="dxa" w:w="576"/>
+            <w:shd w:val="clear" w:color="auto" w:fill="FFFFFF"/>
           </w:tcPr>
           <w:p>
             <w:pPr>
@@ -8691,6 +9098,7 @@
         <w:tc>
           <w:tcPr>
             <w:tcW w:type="dxa" w:w="864"/>
+            <w:shd w:val="clear" w:color="auto" w:fill="FFFFFF"/>
           </w:tcPr>
           <w:p>
             <w:pPr>
@@ -8711,6 +9119,7 @@
         <w:tc>
           <w:tcPr>
             <w:tcW w:type="dxa" w:w="2088"/>
+            <w:shd w:val="clear" w:color="auto" w:fill="FFFFFF"/>
           </w:tcPr>
           <w:p>
             <w:pPr>
@@ -8730,6 +9139,7 @@
         <w:tc>
           <w:tcPr>
             <w:tcW w:type="dxa" w:w="547"/>
+            <w:shd w:val="clear" w:color="auto" w:fill="FFFFFF"/>
           </w:tcPr>
           <w:p>
             <w:pPr>
@@ -8749,6 +9159,7 @@
         <w:tc>
           <w:tcPr>
             <w:tcW w:type="dxa" w:w="2549"/>
+            <w:shd w:val="clear" w:color="auto" w:fill="FFFFFF"/>
           </w:tcPr>
           <w:p>
             <w:pPr>
@@ -8774,6 +9185,7 @@
         <w:tc>
           <w:tcPr>
             <w:tcW w:type="dxa" w:w="1584"/>
+            <w:shd w:val="clear" w:color="auto" w:fill="E8EDF5"/>
           </w:tcPr>
           <w:p>
             <w:pPr>
@@ -8794,6 +9206,7 @@
         <w:tc>
           <w:tcPr>
             <w:tcW w:type="dxa" w:w="1152"/>
+            <w:shd w:val="clear" w:color="auto" w:fill="E8EDF5"/>
           </w:tcPr>
           <w:p>
             <w:pPr>
@@ -8814,6 +9227,7 @@
         <w:tc>
           <w:tcPr>
             <w:tcW w:type="dxa" w:w="576"/>
+            <w:shd w:val="clear" w:color="auto" w:fill="E8EDF5"/>
           </w:tcPr>
           <w:p>
             <w:pPr>
@@ -8834,6 +9248,7 @@
         <w:tc>
           <w:tcPr>
             <w:tcW w:type="dxa" w:w="864"/>
+            <w:shd w:val="clear" w:color="auto" w:fill="E8EDF5"/>
           </w:tcPr>
           <w:p>
             <w:pPr>
@@ -8854,6 +9269,7 @@
         <w:tc>
           <w:tcPr>
             <w:tcW w:type="dxa" w:w="2088"/>
+            <w:shd w:val="clear" w:color="auto" w:fill="E8EDF5"/>
           </w:tcPr>
           <w:p>
             <w:pPr>
@@ -8874,6 +9290,7 @@
         <w:tc>
           <w:tcPr>
             <w:tcW w:type="dxa" w:w="547"/>
+            <w:shd w:val="clear" w:color="auto" w:fill="E8EDF5"/>
           </w:tcPr>
           <w:p>
             <w:pPr>
@@ -8893,6 +9310,7 @@
         <w:tc>
           <w:tcPr>
             <w:tcW w:type="dxa" w:w="2549"/>
+            <w:shd w:val="clear" w:color="auto" w:fill="E8EDF5"/>
           </w:tcPr>
           <w:p>
             <w:pPr>
@@ -8918,6 +9336,7 @@
         <w:tc>
           <w:tcPr>
             <w:tcW w:type="dxa" w:w="1584"/>
+            <w:shd w:val="clear" w:color="auto" w:fill="FFFFFF"/>
           </w:tcPr>
           <w:p>
             <w:pPr>
@@ -8938,6 +9357,7 @@
         <w:tc>
           <w:tcPr>
             <w:tcW w:type="dxa" w:w="1152"/>
+            <w:shd w:val="clear" w:color="auto" w:fill="FFFFFF"/>
           </w:tcPr>
           <w:p>
             <w:pPr>
@@ -8958,6 +9378,7 @@
         <w:tc>
           <w:tcPr>
             <w:tcW w:type="dxa" w:w="576"/>
+            <w:shd w:val="clear" w:color="auto" w:fill="FFFFFF"/>
           </w:tcPr>
           <w:p>
             <w:pPr>
@@ -8978,6 +9399,7 @@
         <w:tc>
           <w:tcPr>
             <w:tcW w:type="dxa" w:w="864"/>
+            <w:shd w:val="clear" w:color="auto" w:fill="FFFFFF"/>
           </w:tcPr>
           <w:p>
             <w:pPr>
@@ -8998,6 +9420,7 @@
         <w:tc>
           <w:tcPr>
             <w:tcW w:type="dxa" w:w="2088"/>
+            <w:shd w:val="clear" w:color="auto" w:fill="FFFFFF"/>
           </w:tcPr>
           <w:p>
             <w:pPr>
@@ -9018,6 +9441,7 @@
         <w:tc>
           <w:tcPr>
             <w:tcW w:type="dxa" w:w="547"/>
+            <w:shd w:val="clear" w:color="auto" w:fill="FFFFFF"/>
           </w:tcPr>
           <w:p>
             <w:pPr>
@@ -9037,6 +9461,7 @@
         <w:tc>
           <w:tcPr>
             <w:tcW w:type="dxa" w:w="2549"/>
+            <w:shd w:val="clear" w:color="auto" w:fill="FFFFFF"/>
           </w:tcPr>
           <w:p>
             <w:pPr>
@@ -9062,6 +9487,7 @@
         <w:tc>
           <w:tcPr>
             <w:tcW w:type="dxa" w:w="1584"/>
+            <w:shd w:val="clear" w:color="auto" w:fill="E8EDF5"/>
           </w:tcPr>
           <w:p>
             <w:pPr>
@@ -9082,6 +9508,7 @@
         <w:tc>
           <w:tcPr>
             <w:tcW w:type="dxa" w:w="1152"/>
+            <w:shd w:val="clear" w:color="auto" w:fill="E8EDF5"/>
           </w:tcPr>
           <w:p>
             <w:pPr>
@@ -9102,6 +9529,7 @@
         <w:tc>
           <w:tcPr>
             <w:tcW w:type="dxa" w:w="576"/>
+            <w:shd w:val="clear" w:color="auto" w:fill="E8EDF5"/>
           </w:tcPr>
           <w:p>
             <w:pPr>
@@ -9122,6 +9550,7 @@
         <w:tc>
           <w:tcPr>
             <w:tcW w:type="dxa" w:w="864"/>
+            <w:shd w:val="clear" w:color="auto" w:fill="E8EDF5"/>
           </w:tcPr>
           <w:p>
             <w:pPr>
@@ -9142,6 +9571,7 @@
         <w:tc>
           <w:tcPr>
             <w:tcW w:type="dxa" w:w="2088"/>
+            <w:shd w:val="clear" w:color="auto" w:fill="E8EDF5"/>
           </w:tcPr>
           <w:p>
             <w:pPr>
@@ -9162,6 +9592,7 @@
         <w:tc>
           <w:tcPr>
             <w:tcW w:type="dxa" w:w="547"/>
+            <w:shd w:val="clear" w:color="auto" w:fill="E8EDF5"/>
           </w:tcPr>
           <w:p>
             <w:pPr>
@@ -9181,6 +9612,7 @@
         <w:tc>
           <w:tcPr>
             <w:tcW w:type="dxa" w:w="2549"/>
+            <w:shd w:val="clear" w:color="auto" w:fill="E8EDF5"/>
           </w:tcPr>
           <w:p>
             <w:pPr>
@@ -9206,6 +9638,7 @@
         <w:tc>
           <w:tcPr>
             <w:tcW w:type="dxa" w:w="1584"/>
+            <w:shd w:val="clear" w:color="auto" w:fill="FFFFFF"/>
           </w:tcPr>
           <w:p>
             <w:pPr>
@@ -9226,6 +9659,7 @@
         <w:tc>
           <w:tcPr>
             <w:tcW w:type="dxa" w:w="1152"/>
+            <w:shd w:val="clear" w:color="auto" w:fill="FFFFFF"/>
           </w:tcPr>
           <w:p>
             <w:pPr>
@@ -9246,6 +9680,7 @@
         <w:tc>
           <w:tcPr>
             <w:tcW w:type="dxa" w:w="576"/>
+            <w:shd w:val="clear" w:color="auto" w:fill="FFFFFF"/>
           </w:tcPr>
           <w:p>
             <w:pPr>
@@ -9266,6 +9701,7 @@
         <w:tc>
           <w:tcPr>
             <w:tcW w:type="dxa" w:w="864"/>
+            <w:shd w:val="clear" w:color="auto" w:fill="FFFFFF"/>
           </w:tcPr>
           <w:p>
             <w:pPr>
@@ -9286,6 +9722,7 @@
         <w:tc>
           <w:tcPr>
             <w:tcW w:type="dxa" w:w="2088"/>
+            <w:shd w:val="clear" w:color="auto" w:fill="FFFFFF"/>
           </w:tcPr>
           <w:p>
             <w:pPr>
@@ -9305,6 +9742,7 @@
         <w:tc>
           <w:tcPr>
             <w:tcW w:type="dxa" w:w="547"/>
+            <w:shd w:val="clear" w:color="auto" w:fill="FFFFFF"/>
           </w:tcPr>
           <w:p>
             <w:pPr>
@@ -9324,6 +9762,7 @@
         <w:tc>
           <w:tcPr>
             <w:tcW w:type="dxa" w:w="2549"/>
+            <w:shd w:val="clear" w:color="auto" w:fill="FFFFFF"/>
           </w:tcPr>
           <w:p>
             <w:pPr>
@@ -9418,12 +9857,12 @@
         <w:tblLayout w:type="fixed"/>
         <w:tblLook w:firstColumn="1" w:firstRow="1" w:lastColumn="0" w:lastRow="0" w:noHBand="0" w:noVBand="1" w:val="04A0"/>
         <w:tblBorders>
-          <w:top w:val="single" w:sz="4" w:color="000000"/>
-          <w:left w:val="single" w:sz="4" w:color="000000"/>
-          <w:bottom w:val="single" w:sz="4" w:color="000000"/>
-          <w:right w:val="single" w:sz="4" w:color="000000"/>
-          <w:insideH w:val="single" w:sz="4" w:color="000000"/>
-          <w:insideV w:val="single" w:sz="4" w:color="000000"/>
+          <w:top w:val="single" w:sz="4" w:color="8EA9DB"/>
+          <w:left w:val="single" w:sz="4" w:color="8EA9DB"/>
+          <w:bottom w:val="single" w:sz="4" w:color="8EA9DB"/>
+          <w:right w:val="single" w:sz="4" w:color="8EA9DB"/>
+          <w:insideH w:val="single" w:sz="4" w:color="8EA9DB"/>
+          <w:insideV w:val="single" w:sz="4" w:color="8EA9DB"/>
         </w:tblBorders>
         <w:tblLayout w:type="fixed"/>
       </w:tblPr>
@@ -9444,6 +9883,7 @@
         <w:tc>
           <w:tcPr>
             <w:tcW w:type="dxa" w:w="1584"/>
+            <w:shd w:val="clear" w:color="auto" w:fill="1F3864"/>
           </w:tcPr>
           <w:p>
             <w:pPr>
@@ -9455,6 +9895,7 @@
                 <w:rFonts w:ascii="Times New Roman" w:hAnsi="Times New Roman" w:cs="Times New Roman" w:eastAsia="Times New Roman"/>
                 <w:b/>
                 <w:i w:val="0"/>
+                <w:color w:val="FFFFFF"/>
                 <w:sz w:val="16"/>
               </w:rPr>
               <w:t>Column Name</w:t>
@@ -9464,6 +9905,7 @@
         <w:tc>
           <w:tcPr>
             <w:tcW w:type="dxa" w:w="1152"/>
+            <w:shd w:val="clear" w:color="auto" w:fill="1F3864"/>
           </w:tcPr>
           <w:p>
             <w:pPr>
@@ -9475,6 +9917,7 @@
                 <w:rFonts w:ascii="Times New Roman" w:hAnsi="Times New Roman" w:cs="Times New Roman" w:eastAsia="Times New Roman"/>
                 <w:b/>
                 <w:i w:val="0"/>
+                <w:color w:val="FFFFFF"/>
                 <w:sz w:val="16"/>
               </w:rPr>
               <w:t>Data Type</w:t>
@@ -9484,6 +9927,7 @@
         <w:tc>
           <w:tcPr>
             <w:tcW w:type="dxa" w:w="576"/>
+            <w:shd w:val="clear" w:color="auto" w:fill="1F3864"/>
           </w:tcPr>
           <w:p>
             <w:pPr>
@@ -9495,6 +9939,7 @@
                 <w:rFonts w:ascii="Times New Roman" w:hAnsi="Times New Roman" w:cs="Times New Roman" w:eastAsia="Times New Roman"/>
                 <w:b/>
                 <w:i w:val="0"/>
+                <w:color w:val="FFFFFF"/>
                 <w:sz w:val="16"/>
               </w:rPr>
               <w:t>Size</w:t>
@@ -9504,6 +9949,7 @@
         <w:tc>
           <w:tcPr>
             <w:tcW w:type="dxa" w:w="864"/>
+            <w:shd w:val="clear" w:color="auto" w:fill="1F3864"/>
           </w:tcPr>
           <w:p>
             <w:pPr>
@@ -9515,6 +9961,7 @@
                 <w:rFonts w:ascii="Times New Roman" w:hAnsi="Times New Roman" w:cs="Times New Roman" w:eastAsia="Times New Roman"/>
                 <w:b/>
                 <w:i w:val="0"/>
+                <w:color w:val="FFFFFF"/>
                 <w:sz w:val="16"/>
               </w:rPr>
               <w:t>Null / NOT Null</w:t>
@@ -9524,6 +9971,7 @@
         <w:tc>
           <w:tcPr>
             <w:tcW w:type="dxa" w:w="2088"/>
+            <w:shd w:val="clear" w:color="auto" w:fill="1F3864"/>
           </w:tcPr>
           <w:p>
             <w:pPr>
@@ -9535,6 +9983,7 @@
                 <w:rFonts w:ascii="Times New Roman" w:hAnsi="Times New Roman" w:cs="Times New Roman" w:eastAsia="Times New Roman"/>
                 <w:b/>
                 <w:i w:val="0"/>
+                <w:color w:val="FFFFFF"/>
                 <w:sz w:val="16"/>
               </w:rPr>
               <w:t>Constraint</w:t>
@@ -9544,6 +9993,7 @@
         <w:tc>
           <w:tcPr>
             <w:tcW w:type="dxa" w:w="547"/>
+            <w:shd w:val="clear" w:color="auto" w:fill="1F3864"/>
           </w:tcPr>
           <w:p>
             <w:pPr>
@@ -9555,6 +10005,7 @@
                 <w:rFonts w:ascii="Times New Roman" w:hAnsi="Times New Roman" w:cs="Times New Roman" w:eastAsia="Times New Roman"/>
                 <w:b/>
                 <w:i w:val="0"/>
+                <w:color w:val="FFFFFF"/>
                 <w:sz w:val="16"/>
               </w:rPr>
               <w:t>PK</w:t>
@@ -9564,6 +10015,7 @@
         <w:tc>
           <w:tcPr>
             <w:tcW w:type="dxa" w:w="2549"/>
+            <w:shd w:val="clear" w:color="auto" w:fill="1F3864"/>
           </w:tcPr>
           <w:p>
             <w:pPr>
@@ -9575,6 +10027,7 @@
                 <w:rFonts w:ascii="Times New Roman" w:hAnsi="Times New Roman" w:cs="Times New Roman" w:eastAsia="Times New Roman"/>
                 <w:b/>
                 <w:i w:val="0"/>
+                <w:color w:val="FFFFFF"/>
                 <w:sz w:val="16"/>
               </w:rPr>
               <w:t>Purpose of the column</w:t>
@@ -9589,6 +10042,7 @@
         <w:tc>
           <w:tcPr>
             <w:tcW w:type="dxa" w:w="1584"/>
+            <w:shd w:val="clear" w:color="auto" w:fill="E8EDF5"/>
           </w:tcPr>
           <w:p>
             <w:pPr>
@@ -9609,6 +10063,7 @@
         <w:tc>
           <w:tcPr>
             <w:tcW w:type="dxa" w:w="1152"/>
+            <w:shd w:val="clear" w:color="auto" w:fill="E8EDF5"/>
           </w:tcPr>
           <w:p>
             <w:pPr>
@@ -9629,6 +10084,7 @@
         <w:tc>
           <w:tcPr>
             <w:tcW w:type="dxa" w:w="576"/>
+            <w:shd w:val="clear" w:color="auto" w:fill="E8EDF5"/>
           </w:tcPr>
           <w:p>
             <w:pPr>
@@ -9649,6 +10105,7 @@
         <w:tc>
           <w:tcPr>
             <w:tcW w:type="dxa" w:w="864"/>
+            <w:shd w:val="clear" w:color="auto" w:fill="E8EDF5"/>
           </w:tcPr>
           <w:p>
             <w:pPr>
@@ -9669,6 +10126,7 @@
         <w:tc>
           <w:tcPr>
             <w:tcW w:type="dxa" w:w="2088"/>
+            <w:shd w:val="clear" w:color="auto" w:fill="E8EDF5"/>
           </w:tcPr>
           <w:p>
             <w:pPr>
@@ -9689,6 +10147,7 @@
         <w:tc>
           <w:tcPr>
             <w:tcW w:type="dxa" w:w="547"/>
+            <w:shd w:val="clear" w:color="auto" w:fill="E8EDF5"/>
           </w:tcPr>
           <w:p>
             <w:pPr>
@@ -9709,6 +10168,7 @@
         <w:tc>
           <w:tcPr>
             <w:tcW w:type="dxa" w:w="2549"/>
+            <w:shd w:val="clear" w:color="auto" w:fill="E8EDF5"/>
           </w:tcPr>
           <w:p>
             <w:pPr>
@@ -9734,6 +10194,7 @@
         <w:tc>
           <w:tcPr>
             <w:tcW w:type="dxa" w:w="1584"/>
+            <w:shd w:val="clear" w:color="auto" w:fill="FFFFFF"/>
           </w:tcPr>
           <w:p>
             <w:pPr>
@@ -9754,6 +10215,7 @@
         <w:tc>
           <w:tcPr>
             <w:tcW w:type="dxa" w:w="1152"/>
+            <w:shd w:val="clear" w:color="auto" w:fill="FFFFFF"/>
           </w:tcPr>
           <w:p>
             <w:pPr>
@@ -9774,6 +10236,7 @@
         <w:tc>
           <w:tcPr>
             <w:tcW w:type="dxa" w:w="576"/>
+            <w:shd w:val="clear" w:color="auto" w:fill="FFFFFF"/>
           </w:tcPr>
           <w:p>
             <w:pPr>
@@ -9794,6 +10257,7 @@
         <w:tc>
           <w:tcPr>
             <w:tcW w:type="dxa" w:w="864"/>
+            <w:shd w:val="clear" w:color="auto" w:fill="FFFFFF"/>
           </w:tcPr>
           <w:p>
             <w:pPr>
@@ -9814,6 +10278,7 @@
         <w:tc>
           <w:tcPr>
             <w:tcW w:type="dxa" w:w="2088"/>
+            <w:shd w:val="clear" w:color="auto" w:fill="FFFFFF"/>
           </w:tcPr>
           <w:p>
             <w:pPr>
@@ -9833,6 +10298,7 @@
         <w:tc>
           <w:tcPr>
             <w:tcW w:type="dxa" w:w="547"/>
+            <w:shd w:val="clear" w:color="auto" w:fill="FFFFFF"/>
           </w:tcPr>
           <w:p>
             <w:pPr>
@@ -9852,6 +10318,7 @@
         <w:tc>
           <w:tcPr>
             <w:tcW w:type="dxa" w:w="2549"/>
+            <w:shd w:val="clear" w:color="auto" w:fill="FFFFFF"/>
           </w:tcPr>
           <w:p>
             <w:pPr>
@@ -9877,6 +10344,7 @@
         <w:tc>
           <w:tcPr>
             <w:tcW w:type="dxa" w:w="1584"/>
+            <w:shd w:val="clear" w:color="auto" w:fill="E8EDF5"/>
           </w:tcPr>
           <w:p>
             <w:pPr>
@@ -9897,6 +10365,7 @@
         <w:tc>
           <w:tcPr>
             <w:tcW w:type="dxa" w:w="1152"/>
+            <w:shd w:val="clear" w:color="auto" w:fill="E8EDF5"/>
           </w:tcPr>
           <w:p>
             <w:pPr>
@@ -9917,6 +10386,7 @@
         <w:tc>
           <w:tcPr>
             <w:tcW w:type="dxa" w:w="576"/>
+            <w:shd w:val="clear" w:color="auto" w:fill="E8EDF5"/>
           </w:tcPr>
           <w:p>
             <w:pPr>
@@ -9937,6 +10407,7 @@
         <w:tc>
           <w:tcPr>
             <w:tcW w:type="dxa" w:w="864"/>
+            <w:shd w:val="clear" w:color="auto" w:fill="E8EDF5"/>
           </w:tcPr>
           <w:p>
             <w:pPr>
@@ -9957,6 +10428,7 @@
         <w:tc>
           <w:tcPr>
             <w:tcW w:type="dxa" w:w="2088"/>
+            <w:shd w:val="clear" w:color="auto" w:fill="E8EDF5"/>
           </w:tcPr>
           <w:p>
             <w:pPr>
@@ -9977,6 +10449,7 @@
         <w:tc>
           <w:tcPr>
             <w:tcW w:type="dxa" w:w="547"/>
+            <w:shd w:val="clear" w:color="auto" w:fill="E8EDF5"/>
           </w:tcPr>
           <w:p>
             <w:pPr>
@@ -9996,6 +10469,7 @@
         <w:tc>
           <w:tcPr>
             <w:tcW w:type="dxa" w:w="2549"/>
+            <w:shd w:val="clear" w:color="auto" w:fill="E8EDF5"/>
           </w:tcPr>
           <w:p>
             <w:pPr>
@@ -10021,6 +10495,7 @@
         <w:tc>
           <w:tcPr>
             <w:tcW w:type="dxa" w:w="1584"/>
+            <w:shd w:val="clear" w:color="auto" w:fill="FFFFFF"/>
           </w:tcPr>
           <w:p>
             <w:pPr>
@@ -10041,6 +10516,7 @@
         <w:tc>
           <w:tcPr>
             <w:tcW w:type="dxa" w:w="1152"/>
+            <w:shd w:val="clear" w:color="auto" w:fill="FFFFFF"/>
           </w:tcPr>
           <w:p>
             <w:pPr>
@@ -10061,6 +10537,7 @@
         <w:tc>
           <w:tcPr>
             <w:tcW w:type="dxa" w:w="576"/>
+            <w:shd w:val="clear" w:color="auto" w:fill="FFFFFF"/>
           </w:tcPr>
           <w:p>
             <w:pPr>
@@ -10081,6 +10558,7 @@
         <w:tc>
           <w:tcPr>
             <w:tcW w:type="dxa" w:w="864"/>
+            <w:shd w:val="clear" w:color="auto" w:fill="FFFFFF"/>
           </w:tcPr>
           <w:p>
             <w:pPr>
@@ -10101,6 +10579,7 @@
         <w:tc>
           <w:tcPr>
             <w:tcW w:type="dxa" w:w="2088"/>
+            <w:shd w:val="clear" w:color="auto" w:fill="FFFFFF"/>
           </w:tcPr>
           <w:p>
             <w:pPr>
@@ -10121,6 +10600,7 @@
         <w:tc>
           <w:tcPr>
             <w:tcW w:type="dxa" w:w="547"/>
+            <w:shd w:val="clear" w:color="auto" w:fill="FFFFFF"/>
           </w:tcPr>
           <w:p>
             <w:pPr>
@@ -10140,6 +10620,7 @@
         <w:tc>
           <w:tcPr>
             <w:tcW w:type="dxa" w:w="2549"/>
+            <w:shd w:val="clear" w:color="auto" w:fill="FFFFFF"/>
           </w:tcPr>
           <w:p>
             <w:pPr>
@@ -10165,6 +10646,7 @@
         <w:tc>
           <w:tcPr>
             <w:tcW w:type="dxa" w:w="1584"/>
+            <w:shd w:val="clear" w:color="auto" w:fill="E8EDF5"/>
           </w:tcPr>
           <w:p>
             <w:pPr>
@@ -10185,6 +10667,7 @@
         <w:tc>
           <w:tcPr>
             <w:tcW w:type="dxa" w:w="1152"/>
+            <w:shd w:val="clear" w:color="auto" w:fill="E8EDF5"/>
           </w:tcPr>
           <w:p>
             <w:pPr>
@@ -10205,6 +10688,7 @@
         <w:tc>
           <w:tcPr>
             <w:tcW w:type="dxa" w:w="576"/>
+            <w:shd w:val="clear" w:color="auto" w:fill="E8EDF5"/>
           </w:tcPr>
           <w:p>
             <w:pPr>
@@ -10225,6 +10709,7 @@
         <w:tc>
           <w:tcPr>
             <w:tcW w:type="dxa" w:w="864"/>
+            <w:shd w:val="clear" w:color="auto" w:fill="E8EDF5"/>
           </w:tcPr>
           <w:p>
             <w:pPr>
@@ -10245,6 +10730,7 @@
         <w:tc>
           <w:tcPr>
             <w:tcW w:type="dxa" w:w="2088"/>
+            <w:shd w:val="clear" w:color="auto" w:fill="E8EDF5"/>
           </w:tcPr>
           <w:p>
             <w:pPr>
@@ -10264,6 +10750,7 @@
         <w:tc>
           <w:tcPr>
             <w:tcW w:type="dxa" w:w="547"/>
+            <w:shd w:val="clear" w:color="auto" w:fill="E8EDF5"/>
           </w:tcPr>
           <w:p>
             <w:pPr>
@@ -10283,6 +10770,7 @@
         <w:tc>
           <w:tcPr>
             <w:tcW w:type="dxa" w:w="2549"/>
+            <w:shd w:val="clear" w:color="auto" w:fill="E8EDF5"/>
           </w:tcPr>
           <w:p>
             <w:pPr>
@@ -10308,6 +10796,7 @@
         <w:tc>
           <w:tcPr>
             <w:tcW w:type="dxa" w:w="1584"/>
+            <w:shd w:val="clear" w:color="auto" w:fill="FFFFFF"/>
           </w:tcPr>
           <w:p>
             <w:pPr>
@@ -10328,6 +10817,7 @@
         <w:tc>
           <w:tcPr>
             <w:tcW w:type="dxa" w:w="1152"/>
+            <w:shd w:val="clear" w:color="auto" w:fill="FFFFFF"/>
           </w:tcPr>
           <w:p>
             <w:pPr>
@@ -10348,6 +10838,7 @@
         <w:tc>
           <w:tcPr>
             <w:tcW w:type="dxa" w:w="576"/>
+            <w:shd w:val="clear" w:color="auto" w:fill="FFFFFF"/>
           </w:tcPr>
           <w:p>
             <w:pPr>
@@ -10368,6 +10859,7 @@
         <w:tc>
           <w:tcPr>
             <w:tcW w:type="dxa" w:w="864"/>
+            <w:shd w:val="clear" w:color="auto" w:fill="FFFFFF"/>
           </w:tcPr>
           <w:p>
             <w:pPr>
@@ -10388,6 +10880,7 @@
         <w:tc>
           <w:tcPr>
             <w:tcW w:type="dxa" w:w="2088"/>
+            <w:shd w:val="clear" w:color="auto" w:fill="FFFFFF"/>
           </w:tcPr>
           <w:p>
             <w:pPr>
@@ -10408,6 +10901,7 @@
         <w:tc>
           <w:tcPr>
             <w:tcW w:type="dxa" w:w="547"/>
+            <w:shd w:val="clear" w:color="auto" w:fill="FFFFFF"/>
           </w:tcPr>
           <w:p>
             <w:pPr>
@@ -10427,6 +10921,7 @@
         <w:tc>
           <w:tcPr>
             <w:tcW w:type="dxa" w:w="2549"/>
+            <w:shd w:val="clear" w:color="auto" w:fill="FFFFFF"/>
           </w:tcPr>
           <w:p>
             <w:pPr>
@@ -10452,6 +10947,7 @@
         <w:tc>
           <w:tcPr>
             <w:tcW w:type="dxa" w:w="1584"/>
+            <w:shd w:val="clear" w:color="auto" w:fill="E8EDF5"/>
           </w:tcPr>
           <w:p>
             <w:pPr>
@@ -10472,6 +10968,7 @@
         <w:tc>
           <w:tcPr>
             <w:tcW w:type="dxa" w:w="1152"/>
+            <w:shd w:val="clear" w:color="auto" w:fill="E8EDF5"/>
           </w:tcPr>
           <w:p>
             <w:pPr>
@@ -10492,6 +10989,7 @@
         <w:tc>
           <w:tcPr>
             <w:tcW w:type="dxa" w:w="576"/>
+            <w:shd w:val="clear" w:color="auto" w:fill="E8EDF5"/>
           </w:tcPr>
           <w:p>
             <w:pPr>
@@ -10512,6 +11010,7 @@
         <w:tc>
           <w:tcPr>
             <w:tcW w:type="dxa" w:w="864"/>
+            <w:shd w:val="clear" w:color="auto" w:fill="E8EDF5"/>
           </w:tcPr>
           <w:p>
             <w:pPr>
@@ -10532,6 +11031,7 @@
         <w:tc>
           <w:tcPr>
             <w:tcW w:type="dxa" w:w="2088"/>
+            <w:shd w:val="clear" w:color="auto" w:fill="E8EDF5"/>
           </w:tcPr>
           <w:p>
             <w:pPr>
@@ -10552,6 +11052,7 @@
         <w:tc>
           <w:tcPr>
             <w:tcW w:type="dxa" w:w="547"/>
+            <w:shd w:val="clear" w:color="auto" w:fill="E8EDF5"/>
           </w:tcPr>
           <w:p>
             <w:pPr>
@@ -10571,6 +11072,7 @@
         <w:tc>
           <w:tcPr>
             <w:tcW w:type="dxa" w:w="2549"/>
+            <w:shd w:val="clear" w:color="auto" w:fill="E8EDF5"/>
           </w:tcPr>
           <w:p>
             <w:pPr>
@@ -10665,12 +11167,12 @@
         <w:tblLayout w:type="fixed"/>
         <w:tblLook w:firstColumn="1" w:firstRow="1" w:lastColumn="0" w:lastRow="0" w:noHBand="0" w:noVBand="1" w:val="04A0"/>
         <w:tblBorders>
-          <w:top w:val="single" w:sz="4" w:color="000000"/>
-          <w:left w:val="single" w:sz="4" w:color="000000"/>
-          <w:bottom w:val="single" w:sz="4" w:color="000000"/>
-          <w:right w:val="single" w:sz="4" w:color="000000"/>
-          <w:insideH w:val="single" w:sz="4" w:color="000000"/>
-          <w:insideV w:val="single" w:sz="4" w:color="000000"/>
+          <w:top w:val="single" w:sz="4" w:color="8EA9DB"/>
+          <w:left w:val="single" w:sz="4" w:color="8EA9DB"/>
+          <w:bottom w:val="single" w:sz="4" w:color="8EA9DB"/>
+          <w:right w:val="single" w:sz="4" w:color="8EA9DB"/>
+          <w:insideH w:val="single" w:sz="4" w:color="8EA9DB"/>
+          <w:insideV w:val="single" w:sz="4" w:color="8EA9DB"/>
         </w:tblBorders>
         <w:tblLayout w:type="fixed"/>
       </w:tblPr>
@@ -10691,6 +11193,7 @@
         <w:tc>
           <w:tcPr>
             <w:tcW w:type="dxa" w:w="1584"/>
+            <w:shd w:val="clear" w:color="auto" w:fill="1F3864"/>
           </w:tcPr>
           <w:p>
             <w:pPr>
@@ -10702,6 +11205,7 @@
                 <w:rFonts w:ascii="Times New Roman" w:hAnsi="Times New Roman" w:cs="Times New Roman" w:eastAsia="Times New Roman"/>
                 <w:b/>
                 <w:i w:val="0"/>
+                <w:color w:val="FFFFFF"/>
                 <w:sz w:val="16"/>
               </w:rPr>
               <w:t>Column Name</w:t>
@@ -10711,6 +11215,7 @@
         <w:tc>
           <w:tcPr>
             <w:tcW w:type="dxa" w:w="1152"/>
+            <w:shd w:val="clear" w:color="auto" w:fill="1F3864"/>
           </w:tcPr>
           <w:p>
             <w:pPr>
@@ -10722,6 +11227,7 @@
                 <w:rFonts w:ascii="Times New Roman" w:hAnsi="Times New Roman" w:cs="Times New Roman" w:eastAsia="Times New Roman"/>
                 <w:b/>
                 <w:i w:val="0"/>
+                <w:color w:val="FFFFFF"/>
                 <w:sz w:val="16"/>
               </w:rPr>
               <w:t>Data Type</w:t>
@@ -10731,6 +11237,7 @@
         <w:tc>
           <w:tcPr>
             <w:tcW w:type="dxa" w:w="576"/>
+            <w:shd w:val="clear" w:color="auto" w:fill="1F3864"/>
           </w:tcPr>
           <w:p>
             <w:pPr>
@@ -10742,6 +11249,7 @@
                 <w:rFonts w:ascii="Times New Roman" w:hAnsi="Times New Roman" w:cs="Times New Roman" w:eastAsia="Times New Roman"/>
                 <w:b/>
                 <w:i w:val="0"/>
+                <w:color w:val="FFFFFF"/>
                 <w:sz w:val="16"/>
               </w:rPr>
               <w:t>Size</w:t>
@@ -10751,6 +11259,7 @@
         <w:tc>
           <w:tcPr>
             <w:tcW w:type="dxa" w:w="864"/>
+            <w:shd w:val="clear" w:color="auto" w:fill="1F3864"/>
           </w:tcPr>
           <w:p>
             <w:pPr>
@@ -10762,6 +11271,7 @@
                 <w:rFonts w:ascii="Times New Roman" w:hAnsi="Times New Roman" w:cs="Times New Roman" w:eastAsia="Times New Roman"/>
                 <w:b/>
                 <w:i w:val="0"/>
+                <w:color w:val="FFFFFF"/>
                 <w:sz w:val="16"/>
               </w:rPr>
               <w:t>Null / NOT Null</w:t>
@@ -10771,6 +11281,7 @@
         <w:tc>
           <w:tcPr>
             <w:tcW w:type="dxa" w:w="2088"/>
+            <w:shd w:val="clear" w:color="auto" w:fill="1F3864"/>
           </w:tcPr>
           <w:p>
             <w:pPr>
@@ -10782,6 +11293,7 @@
                 <w:rFonts w:ascii="Times New Roman" w:hAnsi="Times New Roman" w:cs="Times New Roman" w:eastAsia="Times New Roman"/>
                 <w:b/>
                 <w:i w:val="0"/>
+                <w:color w:val="FFFFFF"/>
                 <w:sz w:val="16"/>
               </w:rPr>
               <w:t>Constraint</w:t>
@@ -10791,6 +11303,7 @@
         <w:tc>
           <w:tcPr>
             <w:tcW w:type="dxa" w:w="547"/>
+            <w:shd w:val="clear" w:color="auto" w:fill="1F3864"/>
           </w:tcPr>
           <w:p>
             <w:pPr>
@@ -10802,6 +11315,7 @@
                 <w:rFonts w:ascii="Times New Roman" w:hAnsi="Times New Roman" w:cs="Times New Roman" w:eastAsia="Times New Roman"/>
                 <w:b/>
                 <w:i w:val="0"/>
+                <w:color w:val="FFFFFF"/>
                 <w:sz w:val="16"/>
               </w:rPr>
               <w:t>PK</w:t>
@@ -10811,6 +11325,7 @@
         <w:tc>
           <w:tcPr>
             <w:tcW w:type="dxa" w:w="2549"/>
+            <w:shd w:val="clear" w:color="auto" w:fill="1F3864"/>
           </w:tcPr>
           <w:p>
             <w:pPr>
@@ -10822,6 +11337,7 @@
                 <w:rFonts w:ascii="Times New Roman" w:hAnsi="Times New Roman" w:cs="Times New Roman" w:eastAsia="Times New Roman"/>
                 <w:b/>
                 <w:i w:val="0"/>
+                <w:color w:val="FFFFFF"/>
                 <w:sz w:val="16"/>
               </w:rPr>
               <w:t>Purpose of the column</w:t>
@@ -10836,6 +11352,7 @@
         <w:tc>
           <w:tcPr>
             <w:tcW w:type="dxa" w:w="1584"/>
+            <w:shd w:val="clear" w:color="auto" w:fill="E8EDF5"/>
           </w:tcPr>
           <w:p>
             <w:pPr>
@@ -10856,6 +11373,7 @@
         <w:tc>
           <w:tcPr>
             <w:tcW w:type="dxa" w:w="1152"/>
+            <w:shd w:val="clear" w:color="auto" w:fill="E8EDF5"/>
           </w:tcPr>
           <w:p>
             <w:pPr>
@@ -10876,6 +11394,7 @@
         <w:tc>
           <w:tcPr>
             <w:tcW w:type="dxa" w:w="576"/>
+            <w:shd w:val="clear" w:color="auto" w:fill="E8EDF5"/>
           </w:tcPr>
           <w:p>
             <w:pPr>
@@ -10896,6 +11415,7 @@
         <w:tc>
           <w:tcPr>
             <w:tcW w:type="dxa" w:w="864"/>
+            <w:shd w:val="clear" w:color="auto" w:fill="E8EDF5"/>
           </w:tcPr>
           <w:p>
             <w:pPr>
@@ -10916,6 +11436,7 @@
         <w:tc>
           <w:tcPr>
             <w:tcW w:type="dxa" w:w="2088"/>
+            <w:shd w:val="clear" w:color="auto" w:fill="E8EDF5"/>
           </w:tcPr>
           <w:p>
             <w:pPr>
@@ -10936,6 +11457,7 @@
         <w:tc>
           <w:tcPr>
             <w:tcW w:type="dxa" w:w="547"/>
+            <w:shd w:val="clear" w:color="auto" w:fill="E8EDF5"/>
           </w:tcPr>
           <w:p>
             <w:pPr>
@@ -10956,6 +11478,7 @@
         <w:tc>
           <w:tcPr>
             <w:tcW w:type="dxa" w:w="2549"/>
+            <w:shd w:val="clear" w:color="auto" w:fill="E8EDF5"/>
           </w:tcPr>
           <w:p>
             <w:pPr>
@@ -10981,6 +11504,7 @@
         <w:tc>
           <w:tcPr>
             <w:tcW w:type="dxa" w:w="1584"/>
+            <w:shd w:val="clear" w:color="auto" w:fill="FFFFFF"/>
           </w:tcPr>
           <w:p>
             <w:pPr>
@@ -11001,6 +11525,7 @@
         <w:tc>
           <w:tcPr>
             <w:tcW w:type="dxa" w:w="1152"/>
+            <w:shd w:val="clear" w:color="auto" w:fill="FFFFFF"/>
           </w:tcPr>
           <w:p>
             <w:pPr>
@@ -11021,6 +11546,7 @@
         <w:tc>
           <w:tcPr>
             <w:tcW w:type="dxa" w:w="576"/>
+            <w:shd w:val="clear" w:color="auto" w:fill="FFFFFF"/>
           </w:tcPr>
           <w:p>
             <w:pPr>
@@ -11041,6 +11567,7 @@
         <w:tc>
           <w:tcPr>
             <w:tcW w:type="dxa" w:w="864"/>
+            <w:shd w:val="clear" w:color="auto" w:fill="FFFFFF"/>
           </w:tcPr>
           <w:p>
             <w:pPr>
@@ -11061,6 +11588,7 @@
         <w:tc>
           <w:tcPr>
             <w:tcW w:type="dxa" w:w="2088"/>
+            <w:shd w:val="clear" w:color="auto" w:fill="FFFFFF"/>
           </w:tcPr>
           <w:p>
             <w:pPr>
@@ -11081,6 +11609,7 @@
         <w:tc>
           <w:tcPr>
             <w:tcW w:type="dxa" w:w="547"/>
+            <w:shd w:val="clear" w:color="auto" w:fill="FFFFFF"/>
           </w:tcPr>
           <w:p>
             <w:pPr>
@@ -11100,6 +11629,7 @@
         <w:tc>
           <w:tcPr>
             <w:tcW w:type="dxa" w:w="2549"/>
+            <w:shd w:val="clear" w:color="auto" w:fill="FFFFFF"/>
           </w:tcPr>
           <w:p>
             <w:pPr>
@@ -11125,6 +11655,7 @@
         <w:tc>
           <w:tcPr>
             <w:tcW w:type="dxa" w:w="1584"/>
+            <w:shd w:val="clear" w:color="auto" w:fill="E8EDF5"/>
           </w:tcPr>
           <w:p>
             <w:pPr>
@@ -11145,6 +11676,7 @@
         <w:tc>
           <w:tcPr>
             <w:tcW w:type="dxa" w:w="1152"/>
+            <w:shd w:val="clear" w:color="auto" w:fill="E8EDF5"/>
           </w:tcPr>
           <w:p>
             <w:pPr>
@@ -11165,6 +11697,7 @@
         <w:tc>
           <w:tcPr>
             <w:tcW w:type="dxa" w:w="576"/>
+            <w:shd w:val="clear" w:color="auto" w:fill="E8EDF5"/>
           </w:tcPr>
           <w:p>
             <w:pPr>
@@ -11185,6 +11718,7 @@
         <w:tc>
           <w:tcPr>
             <w:tcW w:type="dxa" w:w="864"/>
+            <w:shd w:val="clear" w:color="auto" w:fill="E8EDF5"/>
           </w:tcPr>
           <w:p>
             <w:pPr>
@@ -11205,6 +11739,7 @@
         <w:tc>
           <w:tcPr>
             <w:tcW w:type="dxa" w:w="2088"/>
+            <w:shd w:val="clear" w:color="auto" w:fill="E8EDF5"/>
           </w:tcPr>
           <w:p>
             <w:pPr>
@@ -11224,6 +11759,7 @@
         <w:tc>
           <w:tcPr>
             <w:tcW w:type="dxa" w:w="547"/>
+            <w:shd w:val="clear" w:color="auto" w:fill="E8EDF5"/>
           </w:tcPr>
           <w:p>
             <w:pPr>
@@ -11243,6 +11779,7 @@
         <w:tc>
           <w:tcPr>
             <w:tcW w:type="dxa" w:w="2549"/>
+            <w:shd w:val="clear" w:color="auto" w:fill="E8EDF5"/>
           </w:tcPr>
           <w:p>
             <w:pPr>
@@ -11268,6 +11805,7 @@
         <w:tc>
           <w:tcPr>
             <w:tcW w:type="dxa" w:w="1584"/>
+            <w:shd w:val="clear" w:color="auto" w:fill="FFFFFF"/>
           </w:tcPr>
           <w:p>
             <w:pPr>
@@ -11288,6 +11826,7 @@
         <w:tc>
           <w:tcPr>
             <w:tcW w:type="dxa" w:w="1152"/>
+            <w:shd w:val="clear" w:color="auto" w:fill="FFFFFF"/>
           </w:tcPr>
           <w:p>
             <w:pPr>
@@ -11308,6 +11847,7 @@
         <w:tc>
           <w:tcPr>
             <w:tcW w:type="dxa" w:w="576"/>
+            <w:shd w:val="clear" w:color="auto" w:fill="FFFFFF"/>
           </w:tcPr>
           <w:p>
             <w:pPr>
@@ -11328,6 +11868,7 @@
         <w:tc>
           <w:tcPr>
             <w:tcW w:type="dxa" w:w="864"/>
+            <w:shd w:val="clear" w:color="auto" w:fill="FFFFFF"/>
           </w:tcPr>
           <w:p>
             <w:pPr>
@@ -11348,6 +11889,7 @@
         <w:tc>
           <w:tcPr>
             <w:tcW w:type="dxa" w:w="2088"/>
+            <w:shd w:val="clear" w:color="auto" w:fill="FFFFFF"/>
           </w:tcPr>
           <w:p>
             <w:pPr>
@@ -11368,6 +11910,7 @@
         <w:tc>
           <w:tcPr>
             <w:tcW w:type="dxa" w:w="547"/>
+            <w:shd w:val="clear" w:color="auto" w:fill="FFFFFF"/>
           </w:tcPr>
           <w:p>
             <w:pPr>
@@ -11387,6 +11930,7 @@
         <w:tc>
           <w:tcPr>
             <w:tcW w:type="dxa" w:w="2549"/>
+            <w:shd w:val="clear" w:color="auto" w:fill="FFFFFF"/>
           </w:tcPr>
           <w:p>
             <w:pPr>
@@ -11412,6 +11956,7 @@
         <w:tc>
           <w:tcPr>
             <w:tcW w:type="dxa" w:w="1584"/>
+            <w:shd w:val="clear" w:color="auto" w:fill="E8EDF5"/>
           </w:tcPr>
           <w:p>
             <w:pPr>
@@ -11432,6 +11977,7 @@
         <w:tc>
           <w:tcPr>
             <w:tcW w:type="dxa" w:w="1152"/>
+            <w:shd w:val="clear" w:color="auto" w:fill="E8EDF5"/>
           </w:tcPr>
           <w:p>
             <w:pPr>
@@ -11452,6 +11998,7 @@
         <w:tc>
           <w:tcPr>
             <w:tcW w:type="dxa" w:w="576"/>
+            <w:shd w:val="clear" w:color="auto" w:fill="E8EDF5"/>
           </w:tcPr>
           <w:p>
             <w:pPr>
@@ -11472,6 +12019,7 @@
         <w:tc>
           <w:tcPr>
             <w:tcW w:type="dxa" w:w="864"/>
+            <w:shd w:val="clear" w:color="auto" w:fill="E8EDF5"/>
           </w:tcPr>
           <w:p>
             <w:pPr>
@@ -11492,6 +12040,7 @@
         <w:tc>
           <w:tcPr>
             <w:tcW w:type="dxa" w:w="2088"/>
+            <w:shd w:val="clear" w:color="auto" w:fill="E8EDF5"/>
           </w:tcPr>
           <w:p>
             <w:pPr>
@@ -11512,6 +12061,7 @@
         <w:tc>
           <w:tcPr>
             <w:tcW w:type="dxa" w:w="547"/>
+            <w:shd w:val="clear" w:color="auto" w:fill="E8EDF5"/>
           </w:tcPr>
           <w:p>
             <w:pPr>
@@ -11531,6 +12081,7 @@
         <w:tc>
           <w:tcPr>
             <w:tcW w:type="dxa" w:w="2549"/>
+            <w:shd w:val="clear" w:color="auto" w:fill="E8EDF5"/>
           </w:tcPr>
           <w:p>
             <w:pPr>
@@ -11556,6 +12107,7 @@
         <w:tc>
           <w:tcPr>
             <w:tcW w:type="dxa" w:w="1584"/>
+            <w:shd w:val="clear" w:color="auto" w:fill="FFFFFF"/>
           </w:tcPr>
           <w:p>
             <w:pPr>
@@ -11576,6 +12128,7 @@
         <w:tc>
           <w:tcPr>
             <w:tcW w:type="dxa" w:w="1152"/>
+            <w:shd w:val="clear" w:color="auto" w:fill="FFFFFF"/>
           </w:tcPr>
           <w:p>
             <w:pPr>
@@ -11596,6 +12149,7 @@
         <w:tc>
           <w:tcPr>
             <w:tcW w:type="dxa" w:w="576"/>
+            <w:shd w:val="clear" w:color="auto" w:fill="FFFFFF"/>
           </w:tcPr>
           <w:p>
             <w:pPr>
@@ -11616,6 +12170,7 @@
         <w:tc>
           <w:tcPr>
             <w:tcW w:type="dxa" w:w="864"/>
+            <w:shd w:val="clear" w:color="auto" w:fill="FFFFFF"/>
           </w:tcPr>
           <w:p>
             <w:pPr>
@@ -11636,6 +12191,7 @@
         <w:tc>
           <w:tcPr>
             <w:tcW w:type="dxa" w:w="2088"/>
+            <w:shd w:val="clear" w:color="auto" w:fill="FFFFFF"/>
           </w:tcPr>
           <w:p>
             <w:pPr>
@@ -11655,6 +12211,7 @@
         <w:tc>
           <w:tcPr>
             <w:tcW w:type="dxa" w:w="547"/>
+            <w:shd w:val="clear" w:color="auto" w:fill="FFFFFF"/>
           </w:tcPr>
           <w:p>
             <w:pPr>
@@ -11674,6 +12231,7 @@
         <w:tc>
           <w:tcPr>
             <w:tcW w:type="dxa" w:w="2549"/>
+            <w:shd w:val="clear" w:color="auto" w:fill="FFFFFF"/>
           </w:tcPr>
           <w:p>
             <w:pPr>
@@ -11699,6 +12257,7 @@
         <w:tc>
           <w:tcPr>
             <w:tcW w:type="dxa" w:w="1584"/>
+            <w:shd w:val="clear" w:color="auto" w:fill="E8EDF5"/>
           </w:tcPr>
           <w:p>
             <w:pPr>
@@ -11719,6 +12278,7 @@
         <w:tc>
           <w:tcPr>
             <w:tcW w:type="dxa" w:w="1152"/>
+            <w:shd w:val="clear" w:color="auto" w:fill="E8EDF5"/>
           </w:tcPr>
           <w:p>
             <w:pPr>
@@ -11739,6 +12299,7 @@
         <w:tc>
           <w:tcPr>
             <w:tcW w:type="dxa" w:w="576"/>
+            <w:shd w:val="clear" w:color="auto" w:fill="E8EDF5"/>
           </w:tcPr>
           <w:p>
             <w:pPr>
@@ -11759,6 +12320,7 @@
         <w:tc>
           <w:tcPr>
             <w:tcW w:type="dxa" w:w="864"/>
+            <w:shd w:val="clear" w:color="auto" w:fill="E8EDF5"/>
           </w:tcPr>
           <w:p>
             <w:pPr>
@@ -11779,6 +12341,7 @@
         <w:tc>
           <w:tcPr>
             <w:tcW w:type="dxa" w:w="2088"/>
+            <w:shd w:val="clear" w:color="auto" w:fill="E8EDF5"/>
           </w:tcPr>
           <w:p>
             <w:pPr>
@@ -11799,6 +12362,7 @@
         <w:tc>
           <w:tcPr>
             <w:tcW w:type="dxa" w:w="547"/>
+            <w:shd w:val="clear" w:color="auto" w:fill="E8EDF5"/>
           </w:tcPr>
           <w:p>
             <w:pPr>
@@ -11818,6 +12382,7 @@
         <w:tc>
           <w:tcPr>
             <w:tcW w:type="dxa" w:w="2549"/>
+            <w:shd w:val="clear" w:color="auto" w:fill="E8EDF5"/>
           </w:tcPr>
           <w:p>
             <w:pPr>
@@ -11843,6 +12408,7 @@
         <w:tc>
           <w:tcPr>
             <w:tcW w:type="dxa" w:w="1584"/>
+            <w:shd w:val="clear" w:color="auto" w:fill="FFFFFF"/>
           </w:tcPr>
           <w:p>
             <w:pPr>
@@ -11863,6 +12429,7 @@
         <w:tc>
           <w:tcPr>
             <w:tcW w:type="dxa" w:w="1152"/>
+            <w:shd w:val="clear" w:color="auto" w:fill="FFFFFF"/>
           </w:tcPr>
           <w:p>
             <w:pPr>
@@ -11883,6 +12450,7 @@
         <w:tc>
           <w:tcPr>
             <w:tcW w:type="dxa" w:w="576"/>
+            <w:shd w:val="clear" w:color="auto" w:fill="FFFFFF"/>
           </w:tcPr>
           <w:p>
             <w:pPr>
@@ -11903,6 +12471,7 @@
         <w:tc>
           <w:tcPr>
             <w:tcW w:type="dxa" w:w="864"/>
+            <w:shd w:val="clear" w:color="auto" w:fill="FFFFFF"/>
           </w:tcPr>
           <w:p>
             <w:pPr>
@@ -11923,6 +12492,7 @@
         <w:tc>
           <w:tcPr>
             <w:tcW w:type="dxa" w:w="2088"/>
+            <w:shd w:val="clear" w:color="auto" w:fill="FFFFFF"/>
           </w:tcPr>
           <w:p>
             <w:pPr>
@@ -11943,6 +12513,7 @@
         <w:tc>
           <w:tcPr>
             <w:tcW w:type="dxa" w:w="547"/>
+            <w:shd w:val="clear" w:color="auto" w:fill="FFFFFF"/>
           </w:tcPr>
           <w:p>
             <w:pPr>
@@ -11962,6 +12533,7 @@
         <w:tc>
           <w:tcPr>
             <w:tcW w:type="dxa" w:w="2549"/>
+            <w:shd w:val="clear" w:color="auto" w:fill="FFFFFF"/>
           </w:tcPr>
           <w:p>
             <w:pPr>
@@ -11987,6 +12559,7 @@
         <w:tc>
           <w:tcPr>
             <w:tcW w:type="dxa" w:w="1584"/>
+            <w:shd w:val="clear" w:color="auto" w:fill="E8EDF5"/>
           </w:tcPr>
           <w:p>
             <w:pPr>
@@ -12007,6 +12580,7 @@
         <w:tc>
           <w:tcPr>
             <w:tcW w:type="dxa" w:w="1152"/>
+            <w:shd w:val="clear" w:color="auto" w:fill="E8EDF5"/>
           </w:tcPr>
           <w:p>
             <w:pPr>
@@ -12027,6 +12601,7 @@
         <w:tc>
           <w:tcPr>
             <w:tcW w:type="dxa" w:w="576"/>
+            <w:shd w:val="clear" w:color="auto" w:fill="E8EDF5"/>
           </w:tcPr>
           <w:p>
             <w:pPr>
@@ -12047,6 +12622,7 @@
         <w:tc>
           <w:tcPr>
             <w:tcW w:type="dxa" w:w="864"/>
+            <w:shd w:val="clear" w:color="auto" w:fill="E8EDF5"/>
           </w:tcPr>
           <w:p>
             <w:pPr>
@@ -12067,6 +12643,7 @@
         <w:tc>
           <w:tcPr>
             <w:tcW w:type="dxa" w:w="2088"/>
+            <w:shd w:val="clear" w:color="auto" w:fill="E8EDF5"/>
           </w:tcPr>
           <w:p>
             <w:pPr>
@@ -12087,6 +12664,7 @@
         <w:tc>
           <w:tcPr>
             <w:tcW w:type="dxa" w:w="547"/>
+            <w:shd w:val="clear" w:color="auto" w:fill="E8EDF5"/>
           </w:tcPr>
           <w:p>
             <w:pPr>
@@ -12106,6 +12684,7 @@
         <w:tc>
           <w:tcPr>
             <w:tcW w:type="dxa" w:w="2549"/>
+            <w:shd w:val="clear" w:color="auto" w:fill="E8EDF5"/>
           </w:tcPr>
           <w:p>
             <w:pPr>
@@ -12131,6 +12710,7 @@
         <w:tc>
           <w:tcPr>
             <w:tcW w:type="dxa" w:w="1584"/>
+            <w:shd w:val="clear" w:color="auto" w:fill="FFFFFF"/>
           </w:tcPr>
           <w:p>
             <w:pPr>
@@ -12151,6 +12731,7 @@
         <w:tc>
           <w:tcPr>
             <w:tcW w:type="dxa" w:w="1152"/>
+            <w:shd w:val="clear" w:color="auto" w:fill="FFFFFF"/>
           </w:tcPr>
           <w:p>
             <w:pPr>
@@ -12171,6 +12752,7 @@
         <w:tc>
           <w:tcPr>
             <w:tcW w:type="dxa" w:w="576"/>
+            <w:shd w:val="clear" w:color="auto" w:fill="FFFFFF"/>
           </w:tcPr>
           <w:p>
             <w:pPr>
@@ -12191,6 +12773,7 @@
         <w:tc>
           <w:tcPr>
             <w:tcW w:type="dxa" w:w="864"/>
+            <w:shd w:val="clear" w:color="auto" w:fill="FFFFFF"/>
           </w:tcPr>
           <w:p>
             <w:pPr>
@@ -12211,6 +12794,7 @@
         <w:tc>
           <w:tcPr>
             <w:tcW w:type="dxa" w:w="2088"/>
+            <w:shd w:val="clear" w:color="auto" w:fill="FFFFFF"/>
           </w:tcPr>
           <w:p>
             <w:pPr>
@@ -12231,6 +12815,7 @@
         <w:tc>
           <w:tcPr>
             <w:tcW w:type="dxa" w:w="547"/>
+            <w:shd w:val="clear" w:color="auto" w:fill="FFFFFF"/>
           </w:tcPr>
           <w:p>
             <w:pPr>
@@ -12250,6 +12835,7 @@
         <w:tc>
           <w:tcPr>
             <w:tcW w:type="dxa" w:w="2549"/>
+            <w:shd w:val="clear" w:color="auto" w:fill="FFFFFF"/>
           </w:tcPr>
           <w:p>
             <w:pPr>
@@ -12344,12 +12930,12 @@
         <w:tblLayout w:type="fixed"/>
         <w:tblLook w:firstColumn="1" w:firstRow="1" w:lastColumn="0" w:lastRow="0" w:noHBand="0" w:noVBand="1" w:val="04A0"/>
         <w:tblBorders>
-          <w:top w:val="single" w:sz="4" w:color="000000"/>
-          <w:left w:val="single" w:sz="4" w:color="000000"/>
-          <w:bottom w:val="single" w:sz="4" w:color="000000"/>
-          <w:right w:val="single" w:sz="4" w:color="000000"/>
-          <w:insideH w:val="single" w:sz="4" w:color="000000"/>
-          <w:insideV w:val="single" w:sz="4" w:color="000000"/>
+          <w:top w:val="single" w:sz="4" w:color="8EA9DB"/>
+          <w:left w:val="single" w:sz="4" w:color="8EA9DB"/>
+          <w:bottom w:val="single" w:sz="4" w:color="8EA9DB"/>
+          <w:right w:val="single" w:sz="4" w:color="8EA9DB"/>
+          <w:insideH w:val="single" w:sz="4" w:color="8EA9DB"/>
+          <w:insideV w:val="single" w:sz="4" w:color="8EA9DB"/>
         </w:tblBorders>
         <w:tblLayout w:type="fixed"/>
       </w:tblPr>
@@ -12370,6 +12956,7 @@
         <w:tc>
           <w:tcPr>
             <w:tcW w:type="dxa" w:w="1584"/>
+            <w:shd w:val="clear" w:color="auto" w:fill="1F3864"/>
           </w:tcPr>
           <w:p>
             <w:pPr>
@@ -12381,6 +12968,7 @@
                 <w:rFonts w:ascii="Times New Roman" w:hAnsi="Times New Roman" w:cs="Times New Roman" w:eastAsia="Times New Roman"/>
                 <w:b/>
                 <w:i w:val="0"/>
+                <w:color w:val="FFFFFF"/>
                 <w:sz w:val="16"/>
               </w:rPr>
               <w:t>Column Name</w:t>
@@ -12390,6 +12978,7 @@
         <w:tc>
           <w:tcPr>
             <w:tcW w:type="dxa" w:w="1152"/>
+            <w:shd w:val="clear" w:color="auto" w:fill="1F3864"/>
           </w:tcPr>
           <w:p>
             <w:pPr>
@@ -12401,6 +12990,7 @@
                 <w:rFonts w:ascii="Times New Roman" w:hAnsi="Times New Roman" w:cs="Times New Roman" w:eastAsia="Times New Roman"/>
                 <w:b/>
                 <w:i w:val="0"/>
+                <w:color w:val="FFFFFF"/>
                 <w:sz w:val="16"/>
               </w:rPr>
               <w:t>Data Type</w:t>
@@ -12410,6 +13000,7 @@
         <w:tc>
           <w:tcPr>
             <w:tcW w:type="dxa" w:w="576"/>
+            <w:shd w:val="clear" w:color="auto" w:fill="1F3864"/>
           </w:tcPr>
           <w:p>
             <w:pPr>
@@ -12421,6 +13012,7 @@
                 <w:rFonts w:ascii="Times New Roman" w:hAnsi="Times New Roman" w:cs="Times New Roman" w:eastAsia="Times New Roman"/>
                 <w:b/>
                 <w:i w:val="0"/>
+                <w:color w:val="FFFFFF"/>
                 <w:sz w:val="16"/>
               </w:rPr>
               <w:t>Size</w:t>
@@ -12430,6 +13022,7 @@
         <w:tc>
           <w:tcPr>
             <w:tcW w:type="dxa" w:w="864"/>
+            <w:shd w:val="clear" w:color="auto" w:fill="1F3864"/>
           </w:tcPr>
           <w:p>
             <w:pPr>
@@ -12441,6 +13034,7 @@
                 <w:rFonts w:ascii="Times New Roman" w:hAnsi="Times New Roman" w:cs="Times New Roman" w:eastAsia="Times New Roman"/>
                 <w:b/>
                 <w:i w:val="0"/>
+                <w:color w:val="FFFFFF"/>
                 <w:sz w:val="16"/>
               </w:rPr>
               <w:t>Null / NOT Null</w:t>
@@ -12450,6 +13044,7 @@
         <w:tc>
           <w:tcPr>
             <w:tcW w:type="dxa" w:w="2088"/>
+            <w:shd w:val="clear" w:color="auto" w:fill="1F3864"/>
           </w:tcPr>
           <w:p>
             <w:pPr>
@@ -12461,6 +13056,7 @@
                 <w:rFonts w:ascii="Times New Roman" w:hAnsi="Times New Roman" w:cs="Times New Roman" w:eastAsia="Times New Roman"/>
                 <w:b/>
                 <w:i w:val="0"/>
+                <w:color w:val="FFFFFF"/>
                 <w:sz w:val="16"/>
               </w:rPr>
               <w:t>Constraint</w:t>
@@ -12470,6 +13066,7 @@
         <w:tc>
           <w:tcPr>
             <w:tcW w:type="dxa" w:w="547"/>
+            <w:shd w:val="clear" w:color="auto" w:fill="1F3864"/>
           </w:tcPr>
           <w:p>
             <w:pPr>
@@ -12481,6 +13078,7 @@
                 <w:rFonts w:ascii="Times New Roman" w:hAnsi="Times New Roman" w:cs="Times New Roman" w:eastAsia="Times New Roman"/>
                 <w:b/>
                 <w:i w:val="0"/>
+                <w:color w:val="FFFFFF"/>
                 <w:sz w:val="16"/>
               </w:rPr>
               <w:t>PK</w:t>
@@ -12490,6 +13088,7 @@
         <w:tc>
           <w:tcPr>
             <w:tcW w:type="dxa" w:w="2549"/>
+            <w:shd w:val="clear" w:color="auto" w:fill="1F3864"/>
           </w:tcPr>
           <w:p>
             <w:pPr>
@@ -12501,6 +13100,7 @@
                 <w:rFonts w:ascii="Times New Roman" w:hAnsi="Times New Roman" w:cs="Times New Roman" w:eastAsia="Times New Roman"/>
                 <w:b/>
                 <w:i w:val="0"/>
+                <w:color w:val="FFFFFF"/>
                 <w:sz w:val="16"/>
               </w:rPr>
               <w:t>Purpose of the column</w:t>
@@ -12515,6 +13115,7 @@
         <w:tc>
           <w:tcPr>
             <w:tcW w:type="dxa" w:w="1584"/>
+            <w:shd w:val="clear" w:color="auto" w:fill="E8EDF5"/>
           </w:tcPr>
           <w:p>
             <w:pPr>
@@ -12535,6 +13136,7 @@
         <w:tc>
           <w:tcPr>
             <w:tcW w:type="dxa" w:w="1152"/>
+            <w:shd w:val="clear" w:color="auto" w:fill="E8EDF5"/>
           </w:tcPr>
           <w:p>
             <w:pPr>
@@ -12555,6 +13157,7 @@
         <w:tc>
           <w:tcPr>
             <w:tcW w:type="dxa" w:w="576"/>
+            <w:shd w:val="clear" w:color="auto" w:fill="E8EDF5"/>
           </w:tcPr>
           <w:p>
             <w:pPr>
@@ -12575,6 +13178,7 @@
         <w:tc>
           <w:tcPr>
             <w:tcW w:type="dxa" w:w="864"/>
+            <w:shd w:val="clear" w:color="auto" w:fill="E8EDF5"/>
           </w:tcPr>
           <w:p>
             <w:pPr>
@@ -12595,6 +13199,7 @@
         <w:tc>
           <w:tcPr>
             <w:tcW w:type="dxa" w:w="2088"/>
+            <w:shd w:val="clear" w:color="auto" w:fill="E8EDF5"/>
           </w:tcPr>
           <w:p>
             <w:pPr>
@@ -12615,6 +13220,7 @@
         <w:tc>
           <w:tcPr>
             <w:tcW w:type="dxa" w:w="547"/>
+            <w:shd w:val="clear" w:color="auto" w:fill="E8EDF5"/>
           </w:tcPr>
           <w:p>
             <w:pPr>
@@ -12635,6 +13241,7 @@
         <w:tc>
           <w:tcPr>
             <w:tcW w:type="dxa" w:w="2549"/>
+            <w:shd w:val="clear" w:color="auto" w:fill="E8EDF5"/>
           </w:tcPr>
           <w:p>
             <w:pPr>
@@ -12660,6 +13267,7 @@
         <w:tc>
           <w:tcPr>
             <w:tcW w:type="dxa" w:w="1584"/>
+            <w:shd w:val="clear" w:color="auto" w:fill="FFFFFF"/>
           </w:tcPr>
           <w:p>
             <w:pPr>
@@ -12680,6 +13288,7 @@
         <w:tc>
           <w:tcPr>
             <w:tcW w:type="dxa" w:w="1152"/>
+            <w:shd w:val="clear" w:color="auto" w:fill="FFFFFF"/>
           </w:tcPr>
           <w:p>
             <w:pPr>
@@ -12700,6 +13309,7 @@
         <w:tc>
           <w:tcPr>
             <w:tcW w:type="dxa" w:w="576"/>
+            <w:shd w:val="clear" w:color="auto" w:fill="FFFFFF"/>
           </w:tcPr>
           <w:p>
             <w:pPr>
@@ -12720,6 +13330,7 @@
         <w:tc>
           <w:tcPr>
             <w:tcW w:type="dxa" w:w="864"/>
+            <w:shd w:val="clear" w:color="auto" w:fill="FFFFFF"/>
           </w:tcPr>
           <w:p>
             <w:pPr>
@@ -12740,6 +13351,7 @@
         <w:tc>
           <w:tcPr>
             <w:tcW w:type="dxa" w:w="2088"/>
+            <w:shd w:val="clear" w:color="auto" w:fill="FFFFFF"/>
           </w:tcPr>
           <w:p>
             <w:pPr>
@@ -12760,6 +13372,7 @@
         <w:tc>
           <w:tcPr>
             <w:tcW w:type="dxa" w:w="547"/>
+            <w:shd w:val="clear" w:color="auto" w:fill="FFFFFF"/>
           </w:tcPr>
           <w:p>
             <w:pPr>
@@ -12779,6 +13392,7 @@
         <w:tc>
           <w:tcPr>
             <w:tcW w:type="dxa" w:w="2549"/>
+            <w:shd w:val="clear" w:color="auto" w:fill="FFFFFF"/>
           </w:tcPr>
           <w:p>
             <w:pPr>
@@ -12804,6 +13418,7 @@
         <w:tc>
           <w:tcPr>
             <w:tcW w:type="dxa" w:w="1584"/>
+            <w:shd w:val="clear" w:color="auto" w:fill="E8EDF5"/>
           </w:tcPr>
           <w:p>
             <w:pPr>
@@ -12824,6 +13439,7 @@
         <w:tc>
           <w:tcPr>
             <w:tcW w:type="dxa" w:w="1152"/>
+            <w:shd w:val="clear" w:color="auto" w:fill="E8EDF5"/>
           </w:tcPr>
           <w:p>
             <w:pPr>
@@ -12844,6 +13460,7 @@
         <w:tc>
           <w:tcPr>
             <w:tcW w:type="dxa" w:w="576"/>
+            <w:shd w:val="clear" w:color="auto" w:fill="E8EDF5"/>
           </w:tcPr>
           <w:p>
             <w:pPr>
@@ -12864,6 +13481,7 @@
         <w:tc>
           <w:tcPr>
             <w:tcW w:type="dxa" w:w="864"/>
+            <w:shd w:val="clear" w:color="auto" w:fill="E8EDF5"/>
           </w:tcPr>
           <w:p>
             <w:pPr>
@@ -12884,6 +13502,7 @@
         <w:tc>
           <w:tcPr>
             <w:tcW w:type="dxa" w:w="2088"/>
+            <w:shd w:val="clear" w:color="auto" w:fill="E8EDF5"/>
           </w:tcPr>
           <w:p>
             <w:pPr>
@@ -12904,6 +13523,7 @@
         <w:tc>
           <w:tcPr>
             <w:tcW w:type="dxa" w:w="547"/>
+            <w:shd w:val="clear" w:color="auto" w:fill="E8EDF5"/>
           </w:tcPr>
           <w:p>
             <w:pPr>
@@ -12923,6 +13543,7 @@
         <w:tc>
           <w:tcPr>
             <w:tcW w:type="dxa" w:w="2549"/>
+            <w:shd w:val="clear" w:color="auto" w:fill="E8EDF5"/>
           </w:tcPr>
           <w:p>
             <w:pPr>
@@ -12948,6 +13569,7 @@
         <w:tc>
           <w:tcPr>
             <w:tcW w:type="dxa" w:w="1584"/>
+            <w:shd w:val="clear" w:color="auto" w:fill="FFFFFF"/>
           </w:tcPr>
           <w:p>
             <w:pPr>
@@ -12968,6 +13590,7 @@
         <w:tc>
           <w:tcPr>
             <w:tcW w:type="dxa" w:w="1152"/>
+            <w:shd w:val="clear" w:color="auto" w:fill="FFFFFF"/>
           </w:tcPr>
           <w:p>
             <w:pPr>
@@ -12988,6 +13611,7 @@
         <w:tc>
           <w:tcPr>
             <w:tcW w:type="dxa" w:w="576"/>
+            <w:shd w:val="clear" w:color="auto" w:fill="FFFFFF"/>
           </w:tcPr>
           <w:p>
             <w:pPr>
@@ -13008,6 +13632,7 @@
         <w:tc>
           <w:tcPr>
             <w:tcW w:type="dxa" w:w="864"/>
+            <w:shd w:val="clear" w:color="auto" w:fill="FFFFFF"/>
           </w:tcPr>
           <w:p>
             <w:pPr>
@@ -13028,6 +13653,7 @@
         <w:tc>
           <w:tcPr>
             <w:tcW w:type="dxa" w:w="2088"/>
+            <w:shd w:val="clear" w:color="auto" w:fill="FFFFFF"/>
           </w:tcPr>
           <w:p>
             <w:pPr>
@@ -13048,6 +13674,7 @@
         <w:tc>
           <w:tcPr>
             <w:tcW w:type="dxa" w:w="547"/>
+            <w:shd w:val="clear" w:color="auto" w:fill="FFFFFF"/>
           </w:tcPr>
           <w:p>
             <w:pPr>
@@ -13067,6 +13694,7 @@
         <w:tc>
           <w:tcPr>
             <w:tcW w:type="dxa" w:w="2549"/>
+            <w:shd w:val="clear" w:color="auto" w:fill="FFFFFF"/>
           </w:tcPr>
           <w:p>
             <w:pPr>
@@ -13092,6 +13720,7 @@
         <w:tc>
           <w:tcPr>
             <w:tcW w:type="dxa" w:w="1584"/>
+            <w:shd w:val="clear" w:color="auto" w:fill="E8EDF5"/>
           </w:tcPr>
           <w:p>
             <w:pPr>
@@ -13112,6 +13741,7 @@
         <w:tc>
           <w:tcPr>
             <w:tcW w:type="dxa" w:w="1152"/>
+            <w:shd w:val="clear" w:color="auto" w:fill="E8EDF5"/>
           </w:tcPr>
           <w:p>
             <w:pPr>
@@ -13132,6 +13762,7 @@
         <w:tc>
           <w:tcPr>
             <w:tcW w:type="dxa" w:w="576"/>
+            <w:shd w:val="clear" w:color="auto" w:fill="E8EDF5"/>
           </w:tcPr>
           <w:p>
             <w:pPr>
@@ -13152,6 +13783,7 @@
         <w:tc>
           <w:tcPr>
             <w:tcW w:type="dxa" w:w="864"/>
+            <w:shd w:val="clear" w:color="auto" w:fill="E8EDF5"/>
           </w:tcPr>
           <w:p>
             <w:pPr>
@@ -13172,6 +13804,7 @@
         <w:tc>
           <w:tcPr>
             <w:tcW w:type="dxa" w:w="2088"/>
+            <w:shd w:val="clear" w:color="auto" w:fill="E8EDF5"/>
           </w:tcPr>
           <w:p>
             <w:pPr>
@@ -13192,6 +13825,7 @@
         <w:tc>
           <w:tcPr>
             <w:tcW w:type="dxa" w:w="547"/>
+            <w:shd w:val="clear" w:color="auto" w:fill="E8EDF5"/>
           </w:tcPr>
           <w:p>
             <w:pPr>
@@ -13211,6 +13845,7 @@
         <w:tc>
           <w:tcPr>
             <w:tcW w:type="dxa" w:w="2549"/>
+            <w:shd w:val="clear" w:color="auto" w:fill="E8EDF5"/>
           </w:tcPr>
           <w:p>
             <w:pPr>
@@ -13236,6 +13871,7 @@
         <w:tc>
           <w:tcPr>
             <w:tcW w:type="dxa" w:w="1584"/>
+            <w:shd w:val="clear" w:color="auto" w:fill="FFFFFF"/>
           </w:tcPr>
           <w:p>
             <w:pPr>
@@ -13256,6 +13892,7 @@
         <w:tc>
           <w:tcPr>
             <w:tcW w:type="dxa" w:w="1152"/>
+            <w:shd w:val="clear" w:color="auto" w:fill="FFFFFF"/>
           </w:tcPr>
           <w:p>
             <w:pPr>
@@ -13276,6 +13913,7 @@
         <w:tc>
           <w:tcPr>
             <w:tcW w:type="dxa" w:w="576"/>
+            <w:shd w:val="clear" w:color="auto" w:fill="FFFFFF"/>
           </w:tcPr>
           <w:p>
             <w:pPr>
@@ -13296,6 +13934,7 @@
         <w:tc>
           <w:tcPr>
             <w:tcW w:type="dxa" w:w="864"/>
+            <w:shd w:val="clear" w:color="auto" w:fill="FFFFFF"/>
           </w:tcPr>
           <w:p>
             <w:pPr>
@@ -13316,6 +13955,7 @@
         <w:tc>
           <w:tcPr>
             <w:tcW w:type="dxa" w:w="2088"/>
+            <w:shd w:val="clear" w:color="auto" w:fill="FFFFFF"/>
           </w:tcPr>
           <w:p>
             <w:pPr>
@@ -13335,6 +13975,7 @@
         <w:tc>
           <w:tcPr>
             <w:tcW w:type="dxa" w:w="547"/>
+            <w:shd w:val="clear" w:color="auto" w:fill="FFFFFF"/>
           </w:tcPr>
           <w:p>
             <w:pPr>
@@ -13354,6 +13995,7 @@
         <w:tc>
           <w:tcPr>
             <w:tcW w:type="dxa" w:w="2549"/>
+            <w:shd w:val="clear" w:color="auto" w:fill="FFFFFF"/>
           </w:tcPr>
           <w:p>
             <w:pPr>
@@ -13379,6 +14021,7 @@
         <w:tc>
           <w:tcPr>
             <w:tcW w:type="dxa" w:w="1584"/>
+            <w:shd w:val="clear" w:color="auto" w:fill="E8EDF5"/>
           </w:tcPr>
           <w:p>
             <w:pPr>
@@ -13399,6 +14042,7 @@
         <w:tc>
           <w:tcPr>
             <w:tcW w:type="dxa" w:w="1152"/>
+            <w:shd w:val="clear" w:color="auto" w:fill="E8EDF5"/>
           </w:tcPr>
           <w:p>
             <w:pPr>
@@ -13419,6 +14063,7 @@
         <w:tc>
           <w:tcPr>
             <w:tcW w:type="dxa" w:w="576"/>
+            <w:shd w:val="clear" w:color="auto" w:fill="E8EDF5"/>
           </w:tcPr>
           <w:p>
             <w:pPr>
@@ -13439,6 +14084,7 @@
         <w:tc>
           <w:tcPr>
             <w:tcW w:type="dxa" w:w="864"/>
+            <w:shd w:val="clear" w:color="auto" w:fill="E8EDF5"/>
           </w:tcPr>
           <w:p>
             <w:pPr>
@@ -13459,6 +14105,7 @@
         <w:tc>
           <w:tcPr>
             <w:tcW w:type="dxa" w:w="2088"/>
+            <w:shd w:val="clear" w:color="auto" w:fill="E8EDF5"/>
           </w:tcPr>
           <w:p>
             <w:pPr>
@@ -13479,6 +14126,7 @@
         <w:tc>
           <w:tcPr>
             <w:tcW w:type="dxa" w:w="547"/>
+            <w:shd w:val="clear" w:color="auto" w:fill="E8EDF5"/>
           </w:tcPr>
           <w:p>
             <w:pPr>
@@ -13498,6 +14146,7 @@
         <w:tc>
           <w:tcPr>
             <w:tcW w:type="dxa" w:w="2549"/>
+            <w:shd w:val="clear" w:color="auto" w:fill="E8EDF5"/>
           </w:tcPr>
           <w:p>
             <w:pPr>
@@ -13523,6 +14172,7 @@
         <w:tc>
           <w:tcPr>
             <w:tcW w:type="dxa" w:w="1584"/>
+            <w:shd w:val="clear" w:color="auto" w:fill="FFFFFF"/>
           </w:tcPr>
           <w:p>
             <w:pPr>
@@ -13543,6 +14193,7 @@
         <w:tc>
           <w:tcPr>
             <w:tcW w:type="dxa" w:w="1152"/>
+            <w:shd w:val="clear" w:color="auto" w:fill="FFFFFF"/>
           </w:tcPr>
           <w:p>
             <w:pPr>
@@ -13563,6 +14214,7 @@
         <w:tc>
           <w:tcPr>
             <w:tcW w:type="dxa" w:w="576"/>
+            <w:shd w:val="clear" w:color="auto" w:fill="FFFFFF"/>
           </w:tcPr>
           <w:p>
             <w:pPr>
@@ -13583,6 +14235,7 @@
         <w:tc>
           <w:tcPr>
             <w:tcW w:type="dxa" w:w="864"/>
+            <w:shd w:val="clear" w:color="auto" w:fill="FFFFFF"/>
           </w:tcPr>
           <w:p>
             <w:pPr>
@@ -13603,6 +14256,7 @@
         <w:tc>
           <w:tcPr>
             <w:tcW w:type="dxa" w:w="2088"/>
+            <w:shd w:val="clear" w:color="auto" w:fill="FFFFFF"/>
           </w:tcPr>
           <w:p>
             <w:pPr>
@@ -13623,6 +14277,7 @@
         <w:tc>
           <w:tcPr>
             <w:tcW w:type="dxa" w:w="547"/>
+            <w:shd w:val="clear" w:color="auto" w:fill="FFFFFF"/>
           </w:tcPr>
           <w:p>
             <w:pPr>
@@ -13642,6 +14297,7 @@
         <w:tc>
           <w:tcPr>
             <w:tcW w:type="dxa" w:w="2549"/>
+            <w:shd w:val="clear" w:color="auto" w:fill="FFFFFF"/>
           </w:tcPr>
           <w:p>
             <w:pPr>
@@ -13667,6 +14323,7 @@
         <w:tc>
           <w:tcPr>
             <w:tcW w:type="dxa" w:w="1584"/>
+            <w:shd w:val="clear" w:color="auto" w:fill="E8EDF5"/>
           </w:tcPr>
           <w:p>
             <w:pPr>
@@ -13687,6 +14344,7 @@
         <w:tc>
           <w:tcPr>
             <w:tcW w:type="dxa" w:w="1152"/>
+            <w:shd w:val="clear" w:color="auto" w:fill="E8EDF5"/>
           </w:tcPr>
           <w:p>
             <w:pPr>
@@ -13707,6 +14365,7 @@
         <w:tc>
           <w:tcPr>
             <w:tcW w:type="dxa" w:w="576"/>
+            <w:shd w:val="clear" w:color="auto" w:fill="E8EDF5"/>
           </w:tcPr>
           <w:p>
             <w:pPr>
@@ -13727,6 +14386,7 @@
         <w:tc>
           <w:tcPr>
             <w:tcW w:type="dxa" w:w="864"/>
+            <w:shd w:val="clear" w:color="auto" w:fill="E8EDF5"/>
           </w:tcPr>
           <w:p>
             <w:pPr>
@@ -13747,6 +14407,7 @@
         <w:tc>
           <w:tcPr>
             <w:tcW w:type="dxa" w:w="2088"/>
+            <w:shd w:val="clear" w:color="auto" w:fill="E8EDF5"/>
           </w:tcPr>
           <w:p>
             <w:pPr>
@@ -13767,6 +14428,7 @@
         <w:tc>
           <w:tcPr>
             <w:tcW w:type="dxa" w:w="547"/>
+            <w:shd w:val="clear" w:color="auto" w:fill="E8EDF5"/>
           </w:tcPr>
           <w:p>
             <w:pPr>
@@ -13786,6 +14448,7 @@
         <w:tc>
           <w:tcPr>
             <w:tcW w:type="dxa" w:w="2549"/>
+            <w:shd w:val="clear" w:color="auto" w:fill="E8EDF5"/>
           </w:tcPr>
           <w:p>
             <w:pPr>
@@ -13811,6 +14474,7 @@
         <w:tc>
           <w:tcPr>
             <w:tcW w:type="dxa" w:w="1584"/>
+            <w:shd w:val="clear" w:color="auto" w:fill="FFFFFF"/>
           </w:tcPr>
           <w:p>
             <w:pPr>
@@ -13831,6 +14495,7 @@
         <w:tc>
           <w:tcPr>
             <w:tcW w:type="dxa" w:w="1152"/>
+            <w:shd w:val="clear" w:color="auto" w:fill="FFFFFF"/>
           </w:tcPr>
           <w:p>
             <w:pPr>
@@ -13851,6 +14516,7 @@
         <w:tc>
           <w:tcPr>
             <w:tcW w:type="dxa" w:w="576"/>
+            <w:shd w:val="clear" w:color="auto" w:fill="FFFFFF"/>
           </w:tcPr>
           <w:p>
             <w:pPr>
@@ -13871,6 +14537,7 @@
         <w:tc>
           <w:tcPr>
             <w:tcW w:type="dxa" w:w="864"/>
+            <w:shd w:val="clear" w:color="auto" w:fill="FFFFFF"/>
           </w:tcPr>
           <w:p>
             <w:pPr>
@@ -13891,6 +14558,7 @@
         <w:tc>
           <w:tcPr>
             <w:tcW w:type="dxa" w:w="2088"/>
+            <w:shd w:val="clear" w:color="auto" w:fill="FFFFFF"/>
           </w:tcPr>
           <w:p>
             <w:pPr>
@@ -13911,6 +14579,7 @@
         <w:tc>
           <w:tcPr>
             <w:tcW w:type="dxa" w:w="547"/>
+            <w:shd w:val="clear" w:color="auto" w:fill="FFFFFF"/>
           </w:tcPr>
           <w:p>
             <w:pPr>
@@ -13930,6 +14599,7 @@
         <w:tc>
           <w:tcPr>
             <w:tcW w:type="dxa" w:w="2549"/>
+            <w:shd w:val="clear" w:color="auto" w:fill="FFFFFF"/>
           </w:tcPr>
           <w:p>
             <w:pPr>
@@ -13955,6 +14625,7 @@
         <w:tc>
           <w:tcPr>
             <w:tcW w:type="dxa" w:w="1584"/>
+            <w:shd w:val="clear" w:color="auto" w:fill="E8EDF5"/>
           </w:tcPr>
           <w:p>
             <w:pPr>
@@ -13975,6 +14646,7 @@
         <w:tc>
           <w:tcPr>
             <w:tcW w:type="dxa" w:w="1152"/>
+            <w:shd w:val="clear" w:color="auto" w:fill="E8EDF5"/>
           </w:tcPr>
           <w:p>
             <w:pPr>
@@ -13995,6 +14667,7 @@
         <w:tc>
           <w:tcPr>
             <w:tcW w:type="dxa" w:w="576"/>
+            <w:shd w:val="clear" w:color="auto" w:fill="E8EDF5"/>
           </w:tcPr>
           <w:p>
             <w:pPr>
@@ -14015,6 +14688,7 @@
         <w:tc>
           <w:tcPr>
             <w:tcW w:type="dxa" w:w="864"/>
+            <w:shd w:val="clear" w:color="auto" w:fill="E8EDF5"/>
           </w:tcPr>
           <w:p>
             <w:pPr>
@@ -14035,6 +14709,7 @@
         <w:tc>
           <w:tcPr>
             <w:tcW w:type="dxa" w:w="2088"/>
+            <w:shd w:val="clear" w:color="auto" w:fill="E8EDF5"/>
           </w:tcPr>
           <w:p>
             <w:pPr>
@@ -14055,6 +14730,7 @@
         <w:tc>
           <w:tcPr>
             <w:tcW w:type="dxa" w:w="547"/>
+            <w:shd w:val="clear" w:color="auto" w:fill="E8EDF5"/>
           </w:tcPr>
           <w:p>
             <w:pPr>
@@ -14074,6 +14750,7 @@
         <w:tc>
           <w:tcPr>
             <w:tcW w:type="dxa" w:w="2549"/>
+            <w:shd w:val="clear" w:color="auto" w:fill="E8EDF5"/>
           </w:tcPr>
           <w:p>
             <w:pPr>
@@ -14168,12 +14845,12 @@
         <w:tblLayout w:type="fixed"/>
         <w:tblLook w:firstColumn="1" w:firstRow="1" w:lastColumn="0" w:lastRow="0" w:noHBand="0" w:noVBand="1" w:val="04A0"/>
         <w:tblBorders>
-          <w:top w:val="single" w:sz="4" w:color="000000"/>
-          <w:left w:val="single" w:sz="4" w:color="000000"/>
-          <w:bottom w:val="single" w:sz="4" w:color="000000"/>
-          <w:right w:val="single" w:sz="4" w:color="000000"/>
-          <w:insideH w:val="single" w:sz="4" w:color="000000"/>
-          <w:insideV w:val="single" w:sz="4" w:color="000000"/>
+          <w:top w:val="single" w:sz="4" w:color="8EA9DB"/>
+          <w:left w:val="single" w:sz="4" w:color="8EA9DB"/>
+          <w:bottom w:val="single" w:sz="4" w:color="8EA9DB"/>
+          <w:right w:val="single" w:sz="4" w:color="8EA9DB"/>
+          <w:insideH w:val="single" w:sz="4" w:color="8EA9DB"/>
+          <w:insideV w:val="single" w:sz="4" w:color="8EA9DB"/>
         </w:tblBorders>
         <w:tblLayout w:type="fixed"/>
       </w:tblPr>
@@ -14194,6 +14871,7 @@
         <w:tc>
           <w:tcPr>
             <w:tcW w:type="dxa" w:w="1584"/>
+            <w:shd w:val="clear" w:color="auto" w:fill="1F3864"/>
           </w:tcPr>
           <w:p>
             <w:pPr>
@@ -14205,6 +14883,7 @@
                 <w:rFonts w:ascii="Times New Roman" w:hAnsi="Times New Roman" w:cs="Times New Roman" w:eastAsia="Times New Roman"/>
                 <w:b/>
                 <w:i w:val="0"/>
+                <w:color w:val="FFFFFF"/>
                 <w:sz w:val="16"/>
               </w:rPr>
               <w:t>Column Name</w:t>
@@ -14214,6 +14893,7 @@
         <w:tc>
           <w:tcPr>
             <w:tcW w:type="dxa" w:w="1152"/>
+            <w:shd w:val="clear" w:color="auto" w:fill="1F3864"/>
           </w:tcPr>
           <w:p>
             <w:pPr>
@@ -14225,6 +14905,7 @@
                 <w:rFonts w:ascii="Times New Roman" w:hAnsi="Times New Roman" w:cs="Times New Roman" w:eastAsia="Times New Roman"/>
                 <w:b/>
                 <w:i w:val="0"/>
+                <w:color w:val="FFFFFF"/>
                 <w:sz w:val="16"/>
               </w:rPr>
               <w:t>Data Type</w:t>
@@ -14234,6 +14915,7 @@
         <w:tc>
           <w:tcPr>
             <w:tcW w:type="dxa" w:w="576"/>
+            <w:shd w:val="clear" w:color="auto" w:fill="1F3864"/>
           </w:tcPr>
           <w:p>
             <w:pPr>
@@ -14245,6 +14927,7 @@
                 <w:rFonts w:ascii="Times New Roman" w:hAnsi="Times New Roman" w:cs="Times New Roman" w:eastAsia="Times New Roman"/>
                 <w:b/>
                 <w:i w:val="0"/>
+                <w:color w:val="FFFFFF"/>
                 <w:sz w:val="16"/>
               </w:rPr>
               <w:t>Size</w:t>
@@ -14254,6 +14937,7 @@
         <w:tc>
           <w:tcPr>
             <w:tcW w:type="dxa" w:w="864"/>
+            <w:shd w:val="clear" w:color="auto" w:fill="1F3864"/>
           </w:tcPr>
           <w:p>
             <w:pPr>
@@ -14265,6 +14949,7 @@
                 <w:rFonts w:ascii="Times New Roman" w:hAnsi="Times New Roman" w:cs="Times New Roman" w:eastAsia="Times New Roman"/>
                 <w:b/>
                 <w:i w:val="0"/>
+                <w:color w:val="FFFFFF"/>
                 <w:sz w:val="16"/>
               </w:rPr>
               <w:t>Null / NOT Null</w:t>
@@ -14274,6 +14959,7 @@
         <w:tc>
           <w:tcPr>
             <w:tcW w:type="dxa" w:w="2088"/>
+            <w:shd w:val="clear" w:color="auto" w:fill="1F3864"/>
           </w:tcPr>
           <w:p>
             <w:pPr>
@@ -14285,6 +14971,7 @@
                 <w:rFonts w:ascii="Times New Roman" w:hAnsi="Times New Roman" w:cs="Times New Roman" w:eastAsia="Times New Roman"/>
                 <w:b/>
                 <w:i w:val="0"/>
+                <w:color w:val="FFFFFF"/>
                 <w:sz w:val="16"/>
               </w:rPr>
               <w:t>Constraint</w:t>
@@ -14294,6 +14981,7 @@
         <w:tc>
           <w:tcPr>
             <w:tcW w:type="dxa" w:w="547"/>
+            <w:shd w:val="clear" w:color="auto" w:fill="1F3864"/>
           </w:tcPr>
           <w:p>
             <w:pPr>
@@ -14305,6 +14993,7 @@
                 <w:rFonts w:ascii="Times New Roman" w:hAnsi="Times New Roman" w:cs="Times New Roman" w:eastAsia="Times New Roman"/>
                 <w:b/>
                 <w:i w:val="0"/>
+                <w:color w:val="FFFFFF"/>
                 <w:sz w:val="16"/>
               </w:rPr>
               <w:t>PK</w:t>
@@ -14314,6 +15003,7 @@
         <w:tc>
           <w:tcPr>
             <w:tcW w:type="dxa" w:w="2549"/>
+            <w:shd w:val="clear" w:color="auto" w:fill="1F3864"/>
           </w:tcPr>
           <w:p>
             <w:pPr>
@@ -14325,6 +15015,7 @@
                 <w:rFonts w:ascii="Times New Roman" w:hAnsi="Times New Roman" w:cs="Times New Roman" w:eastAsia="Times New Roman"/>
                 <w:b/>
                 <w:i w:val="0"/>
+                <w:color w:val="FFFFFF"/>
                 <w:sz w:val="16"/>
               </w:rPr>
               <w:t>Purpose of the column</w:t>
@@ -14339,6 +15030,7 @@
         <w:tc>
           <w:tcPr>
             <w:tcW w:type="dxa" w:w="1584"/>
+            <w:shd w:val="clear" w:color="auto" w:fill="E8EDF5"/>
           </w:tcPr>
           <w:p>
             <w:pPr>
@@ -14359,6 +15051,7 @@
         <w:tc>
           <w:tcPr>
             <w:tcW w:type="dxa" w:w="1152"/>
+            <w:shd w:val="clear" w:color="auto" w:fill="E8EDF5"/>
           </w:tcPr>
           <w:p>
             <w:pPr>
@@ -14379,6 +15072,7 @@
         <w:tc>
           <w:tcPr>
             <w:tcW w:type="dxa" w:w="576"/>
+            <w:shd w:val="clear" w:color="auto" w:fill="E8EDF5"/>
           </w:tcPr>
           <w:p>
             <w:pPr>
@@ -14399,6 +15093,7 @@
         <w:tc>
           <w:tcPr>
             <w:tcW w:type="dxa" w:w="864"/>
+            <w:shd w:val="clear" w:color="auto" w:fill="E8EDF5"/>
           </w:tcPr>
           <w:p>
             <w:pPr>
@@ -14419,6 +15114,7 @@
         <w:tc>
           <w:tcPr>
             <w:tcW w:type="dxa" w:w="2088"/>
+            <w:shd w:val="clear" w:color="auto" w:fill="E8EDF5"/>
           </w:tcPr>
           <w:p>
             <w:pPr>
@@ -14439,6 +15135,7 @@
         <w:tc>
           <w:tcPr>
             <w:tcW w:type="dxa" w:w="547"/>
+            <w:shd w:val="clear" w:color="auto" w:fill="E8EDF5"/>
           </w:tcPr>
           <w:p>
             <w:pPr>
@@ -14459,6 +15156,7 @@
         <w:tc>
           <w:tcPr>
             <w:tcW w:type="dxa" w:w="2549"/>
+            <w:shd w:val="clear" w:color="auto" w:fill="E8EDF5"/>
           </w:tcPr>
           <w:p>
             <w:pPr>
@@ -14484,6 +15182,7 @@
         <w:tc>
           <w:tcPr>
             <w:tcW w:type="dxa" w:w="1584"/>
+            <w:shd w:val="clear" w:color="auto" w:fill="FFFFFF"/>
           </w:tcPr>
           <w:p>
             <w:pPr>
@@ -14504,6 +15203,7 @@
         <w:tc>
           <w:tcPr>
             <w:tcW w:type="dxa" w:w="1152"/>
+            <w:shd w:val="clear" w:color="auto" w:fill="FFFFFF"/>
           </w:tcPr>
           <w:p>
             <w:pPr>
@@ -14524,6 +15224,7 @@
         <w:tc>
           <w:tcPr>
             <w:tcW w:type="dxa" w:w="576"/>
+            <w:shd w:val="clear" w:color="auto" w:fill="FFFFFF"/>
           </w:tcPr>
           <w:p>
             <w:pPr>
@@ -14544,6 +15245,7 @@
         <w:tc>
           <w:tcPr>
             <w:tcW w:type="dxa" w:w="864"/>
+            <w:shd w:val="clear" w:color="auto" w:fill="FFFFFF"/>
           </w:tcPr>
           <w:p>
             <w:pPr>
@@ -14564,6 +15266,7 @@
         <w:tc>
           <w:tcPr>
             <w:tcW w:type="dxa" w:w="2088"/>
+            <w:shd w:val="clear" w:color="auto" w:fill="FFFFFF"/>
           </w:tcPr>
           <w:p>
             <w:pPr>
@@ -14584,6 +15287,7 @@
         <w:tc>
           <w:tcPr>
             <w:tcW w:type="dxa" w:w="547"/>
+            <w:shd w:val="clear" w:color="auto" w:fill="FFFFFF"/>
           </w:tcPr>
           <w:p>
             <w:pPr>
@@ -14603,6 +15307,7 @@
         <w:tc>
           <w:tcPr>
             <w:tcW w:type="dxa" w:w="2549"/>
+            <w:shd w:val="clear" w:color="auto" w:fill="FFFFFF"/>
           </w:tcPr>
           <w:p>
             <w:pPr>
@@ -14628,6 +15333,7 @@
         <w:tc>
           <w:tcPr>
             <w:tcW w:type="dxa" w:w="1584"/>
+            <w:shd w:val="clear" w:color="auto" w:fill="E8EDF5"/>
           </w:tcPr>
           <w:p>
             <w:pPr>
@@ -14648,6 +15354,7 @@
         <w:tc>
           <w:tcPr>
             <w:tcW w:type="dxa" w:w="1152"/>
+            <w:shd w:val="clear" w:color="auto" w:fill="E8EDF5"/>
           </w:tcPr>
           <w:p>
             <w:pPr>
@@ -14668,6 +15375,7 @@
         <w:tc>
           <w:tcPr>
             <w:tcW w:type="dxa" w:w="576"/>
+            <w:shd w:val="clear" w:color="auto" w:fill="E8EDF5"/>
           </w:tcPr>
           <w:p>
             <w:pPr>
@@ -14688,6 +15396,7 @@
         <w:tc>
           <w:tcPr>
             <w:tcW w:type="dxa" w:w="864"/>
+            <w:shd w:val="clear" w:color="auto" w:fill="E8EDF5"/>
           </w:tcPr>
           <w:p>
             <w:pPr>
@@ -14708,6 +15417,7 @@
         <w:tc>
           <w:tcPr>
             <w:tcW w:type="dxa" w:w="2088"/>
+            <w:shd w:val="clear" w:color="auto" w:fill="E8EDF5"/>
           </w:tcPr>
           <w:p>
             <w:pPr>
@@ -14728,6 +15438,7 @@
         <w:tc>
           <w:tcPr>
             <w:tcW w:type="dxa" w:w="547"/>
+            <w:shd w:val="clear" w:color="auto" w:fill="E8EDF5"/>
           </w:tcPr>
           <w:p>
             <w:pPr>
@@ -14747,6 +15458,7 @@
         <w:tc>
           <w:tcPr>
             <w:tcW w:type="dxa" w:w="2549"/>
+            <w:shd w:val="clear" w:color="auto" w:fill="E8EDF5"/>
           </w:tcPr>
           <w:p>
             <w:pPr>
@@ -14772,6 +15484,7 @@
         <w:tc>
           <w:tcPr>
             <w:tcW w:type="dxa" w:w="1584"/>
+            <w:shd w:val="clear" w:color="auto" w:fill="FFFFFF"/>
           </w:tcPr>
           <w:p>
             <w:pPr>
@@ -14792,6 +15505,7 @@
         <w:tc>
           <w:tcPr>
             <w:tcW w:type="dxa" w:w="1152"/>
+            <w:shd w:val="clear" w:color="auto" w:fill="FFFFFF"/>
           </w:tcPr>
           <w:p>
             <w:pPr>
@@ -14812,6 +15526,7 @@
         <w:tc>
           <w:tcPr>
             <w:tcW w:type="dxa" w:w="576"/>
+            <w:shd w:val="clear" w:color="auto" w:fill="FFFFFF"/>
           </w:tcPr>
           <w:p>
             <w:pPr>
@@ -14832,6 +15547,7 @@
         <w:tc>
           <w:tcPr>
             <w:tcW w:type="dxa" w:w="864"/>
+            <w:shd w:val="clear" w:color="auto" w:fill="FFFFFF"/>
           </w:tcPr>
           <w:p>
             <w:pPr>
@@ -14852,6 +15568,7 @@
         <w:tc>
           <w:tcPr>
             <w:tcW w:type="dxa" w:w="2088"/>
+            <w:shd w:val="clear" w:color="auto" w:fill="FFFFFF"/>
           </w:tcPr>
           <w:p>
             <w:pPr>
@@ -14872,6 +15589,7 @@
         <w:tc>
           <w:tcPr>
             <w:tcW w:type="dxa" w:w="547"/>
+            <w:shd w:val="clear" w:color="auto" w:fill="FFFFFF"/>
           </w:tcPr>
           <w:p>
             <w:pPr>
@@ -14891,6 +15609,7 @@
         <w:tc>
           <w:tcPr>
             <w:tcW w:type="dxa" w:w="2549"/>
+            <w:shd w:val="clear" w:color="auto" w:fill="FFFFFF"/>
           </w:tcPr>
           <w:p>
             <w:pPr>
@@ -14916,6 +15635,7 @@
         <w:tc>
           <w:tcPr>
             <w:tcW w:type="dxa" w:w="1584"/>
+            <w:shd w:val="clear" w:color="auto" w:fill="E8EDF5"/>
           </w:tcPr>
           <w:p>
             <w:pPr>
@@ -14936,6 +15656,7 @@
         <w:tc>
           <w:tcPr>
             <w:tcW w:type="dxa" w:w="1152"/>
+            <w:shd w:val="clear" w:color="auto" w:fill="E8EDF5"/>
           </w:tcPr>
           <w:p>
             <w:pPr>
@@ -14956,6 +15677,7 @@
         <w:tc>
           <w:tcPr>
             <w:tcW w:type="dxa" w:w="576"/>
+            <w:shd w:val="clear" w:color="auto" w:fill="E8EDF5"/>
           </w:tcPr>
           <w:p>
             <w:pPr>
@@ -14976,6 +15698,7 @@
         <w:tc>
           <w:tcPr>
             <w:tcW w:type="dxa" w:w="864"/>
+            <w:shd w:val="clear" w:color="auto" w:fill="E8EDF5"/>
           </w:tcPr>
           <w:p>
             <w:pPr>
@@ -14996,6 +15719,7 @@
         <w:tc>
           <w:tcPr>
             <w:tcW w:type="dxa" w:w="2088"/>
+            <w:shd w:val="clear" w:color="auto" w:fill="E8EDF5"/>
           </w:tcPr>
           <w:p>
             <w:pPr>
@@ -15016,6 +15740,7 @@
         <w:tc>
           <w:tcPr>
             <w:tcW w:type="dxa" w:w="547"/>
+            <w:shd w:val="clear" w:color="auto" w:fill="E8EDF5"/>
           </w:tcPr>
           <w:p>
             <w:pPr>
@@ -15035,6 +15760,7 @@
         <w:tc>
           <w:tcPr>
             <w:tcW w:type="dxa" w:w="2549"/>
+            <w:shd w:val="clear" w:color="auto" w:fill="E8EDF5"/>
           </w:tcPr>
           <w:p>
             <w:pPr>
@@ -15060,6 +15786,7 @@
         <w:tc>
           <w:tcPr>
             <w:tcW w:type="dxa" w:w="1584"/>
+            <w:shd w:val="clear" w:color="auto" w:fill="FFFFFF"/>
           </w:tcPr>
           <w:p>
             <w:pPr>
@@ -15080,6 +15807,7 @@
         <w:tc>
           <w:tcPr>
             <w:tcW w:type="dxa" w:w="1152"/>
+            <w:shd w:val="clear" w:color="auto" w:fill="FFFFFF"/>
           </w:tcPr>
           <w:p>
             <w:pPr>
@@ -15100,6 +15828,7 @@
         <w:tc>
           <w:tcPr>
             <w:tcW w:type="dxa" w:w="576"/>
+            <w:shd w:val="clear" w:color="auto" w:fill="FFFFFF"/>
           </w:tcPr>
           <w:p>
             <w:pPr>
@@ -15120,6 +15849,7 @@
         <w:tc>
           <w:tcPr>
             <w:tcW w:type="dxa" w:w="864"/>
+            <w:shd w:val="clear" w:color="auto" w:fill="FFFFFF"/>
           </w:tcPr>
           <w:p>
             <w:pPr>
@@ -15140,6 +15870,7 @@
         <w:tc>
           <w:tcPr>
             <w:tcW w:type="dxa" w:w="2088"/>
+            <w:shd w:val="clear" w:color="auto" w:fill="FFFFFF"/>
           </w:tcPr>
           <w:p>
             <w:pPr>
@@ -15159,6 +15890,7 @@
         <w:tc>
           <w:tcPr>
             <w:tcW w:type="dxa" w:w="547"/>
+            <w:shd w:val="clear" w:color="auto" w:fill="FFFFFF"/>
           </w:tcPr>
           <w:p>
             <w:pPr>
@@ -15178,6 +15910,7 @@
         <w:tc>
           <w:tcPr>
             <w:tcW w:type="dxa" w:w="2549"/>
+            <w:shd w:val="clear" w:color="auto" w:fill="FFFFFF"/>
           </w:tcPr>
           <w:p>
             <w:pPr>
@@ -15203,6 +15936,7 @@
         <w:tc>
           <w:tcPr>
             <w:tcW w:type="dxa" w:w="1584"/>
+            <w:shd w:val="clear" w:color="auto" w:fill="E8EDF5"/>
           </w:tcPr>
           <w:p>
             <w:pPr>
@@ -15223,6 +15957,7 @@
         <w:tc>
           <w:tcPr>
             <w:tcW w:type="dxa" w:w="1152"/>
+            <w:shd w:val="clear" w:color="auto" w:fill="E8EDF5"/>
           </w:tcPr>
           <w:p>
             <w:pPr>
@@ -15243,6 +15978,7 @@
         <w:tc>
           <w:tcPr>
             <w:tcW w:type="dxa" w:w="576"/>
+            <w:shd w:val="clear" w:color="auto" w:fill="E8EDF5"/>
           </w:tcPr>
           <w:p>
             <w:pPr>
@@ -15263,6 +15999,7 @@
         <w:tc>
           <w:tcPr>
             <w:tcW w:type="dxa" w:w="864"/>
+            <w:shd w:val="clear" w:color="auto" w:fill="E8EDF5"/>
           </w:tcPr>
           <w:p>
             <w:pPr>
@@ -15283,6 +16020,7 @@
         <w:tc>
           <w:tcPr>
             <w:tcW w:type="dxa" w:w="2088"/>
+            <w:shd w:val="clear" w:color="auto" w:fill="E8EDF5"/>
           </w:tcPr>
           <w:p>
             <w:pPr>
@@ -15302,6 +16040,7 @@
         <w:tc>
           <w:tcPr>
             <w:tcW w:type="dxa" w:w="547"/>
+            <w:shd w:val="clear" w:color="auto" w:fill="E8EDF5"/>
           </w:tcPr>
           <w:p>
             <w:pPr>
@@ -15321,6 +16060,7 @@
         <w:tc>
           <w:tcPr>
             <w:tcW w:type="dxa" w:w="2549"/>
+            <w:shd w:val="clear" w:color="auto" w:fill="E8EDF5"/>
           </w:tcPr>
           <w:p>
             <w:pPr>
@@ -15346,6 +16086,7 @@
         <w:tc>
           <w:tcPr>
             <w:tcW w:type="dxa" w:w="1584"/>
+            <w:shd w:val="clear" w:color="auto" w:fill="FFFFFF"/>
           </w:tcPr>
           <w:p>
             <w:pPr>
@@ -15366,6 +16107,7 @@
         <w:tc>
           <w:tcPr>
             <w:tcW w:type="dxa" w:w="1152"/>
+            <w:shd w:val="clear" w:color="auto" w:fill="FFFFFF"/>
           </w:tcPr>
           <w:p>
             <w:pPr>
@@ -15386,6 +16128,7 @@
         <w:tc>
           <w:tcPr>
             <w:tcW w:type="dxa" w:w="576"/>
+            <w:shd w:val="clear" w:color="auto" w:fill="FFFFFF"/>
           </w:tcPr>
           <w:p>
             <w:pPr>
@@ -15406,6 +16149,7 @@
         <w:tc>
           <w:tcPr>
             <w:tcW w:type="dxa" w:w="864"/>
+            <w:shd w:val="clear" w:color="auto" w:fill="FFFFFF"/>
           </w:tcPr>
           <w:p>
             <w:pPr>
@@ -15426,6 +16170,7 @@
         <w:tc>
           <w:tcPr>
             <w:tcW w:type="dxa" w:w="2088"/>
+            <w:shd w:val="clear" w:color="auto" w:fill="FFFFFF"/>
           </w:tcPr>
           <w:p>
             <w:pPr>
@@ -15446,6 +16191,7 @@
         <w:tc>
           <w:tcPr>
             <w:tcW w:type="dxa" w:w="547"/>
+            <w:shd w:val="clear" w:color="auto" w:fill="FFFFFF"/>
           </w:tcPr>
           <w:p>
             <w:pPr>
@@ -15465,6 +16211,7 @@
         <w:tc>
           <w:tcPr>
             <w:tcW w:type="dxa" w:w="2549"/>
+            <w:shd w:val="clear" w:color="auto" w:fill="FFFFFF"/>
           </w:tcPr>
           <w:p>
             <w:pPr>
@@ -15490,6 +16237,7 @@
         <w:tc>
           <w:tcPr>
             <w:tcW w:type="dxa" w:w="1584"/>
+            <w:shd w:val="clear" w:color="auto" w:fill="E8EDF5"/>
           </w:tcPr>
           <w:p>
             <w:pPr>
@@ -15510,6 +16258,7 @@
         <w:tc>
           <w:tcPr>
             <w:tcW w:type="dxa" w:w="1152"/>
+            <w:shd w:val="clear" w:color="auto" w:fill="E8EDF5"/>
           </w:tcPr>
           <w:p>
             <w:pPr>
@@ -15530,6 +16279,7 @@
         <w:tc>
           <w:tcPr>
             <w:tcW w:type="dxa" w:w="576"/>
+            <w:shd w:val="clear" w:color="auto" w:fill="E8EDF5"/>
           </w:tcPr>
           <w:p>
             <w:pPr>
@@ -15550,6 +16300,7 @@
         <w:tc>
           <w:tcPr>
             <w:tcW w:type="dxa" w:w="864"/>
+            <w:shd w:val="clear" w:color="auto" w:fill="E8EDF5"/>
           </w:tcPr>
           <w:p>
             <w:pPr>
@@ -15570,6 +16321,7 @@
         <w:tc>
           <w:tcPr>
             <w:tcW w:type="dxa" w:w="2088"/>
+            <w:shd w:val="clear" w:color="auto" w:fill="E8EDF5"/>
           </w:tcPr>
           <w:p>
             <w:pPr>
@@ -15589,6 +16341,7 @@
         <w:tc>
           <w:tcPr>
             <w:tcW w:type="dxa" w:w="547"/>
+            <w:shd w:val="clear" w:color="auto" w:fill="E8EDF5"/>
           </w:tcPr>
           <w:p>
             <w:pPr>
@@ -15608,6 +16361,7 @@
         <w:tc>
           <w:tcPr>
             <w:tcW w:type="dxa" w:w="2549"/>
+            <w:shd w:val="clear" w:color="auto" w:fill="E8EDF5"/>
           </w:tcPr>
           <w:p>
             <w:pPr>
@@ -15633,6 +16387,7 @@
         <w:tc>
           <w:tcPr>
             <w:tcW w:type="dxa" w:w="1584"/>
+            <w:shd w:val="clear" w:color="auto" w:fill="FFFFFF"/>
           </w:tcPr>
           <w:p>
             <w:pPr>
@@ -15653,6 +16408,7 @@
         <w:tc>
           <w:tcPr>
             <w:tcW w:type="dxa" w:w="1152"/>
+            <w:shd w:val="clear" w:color="auto" w:fill="FFFFFF"/>
           </w:tcPr>
           <w:p>
             <w:pPr>
@@ -15673,6 +16429,7 @@
         <w:tc>
           <w:tcPr>
             <w:tcW w:type="dxa" w:w="576"/>
+            <w:shd w:val="clear" w:color="auto" w:fill="FFFFFF"/>
           </w:tcPr>
           <w:p>
             <w:pPr>
@@ -15693,6 +16450,7 @@
         <w:tc>
           <w:tcPr>
             <w:tcW w:type="dxa" w:w="864"/>
+            <w:shd w:val="clear" w:color="auto" w:fill="FFFFFF"/>
           </w:tcPr>
           <w:p>
             <w:pPr>
@@ -15713,6 +16471,7 @@
         <w:tc>
           <w:tcPr>
             <w:tcW w:type="dxa" w:w="2088"/>
+            <w:shd w:val="clear" w:color="auto" w:fill="FFFFFF"/>
           </w:tcPr>
           <w:p>
             <w:pPr>
@@ -15733,6 +16492,7 @@
         <w:tc>
           <w:tcPr>
             <w:tcW w:type="dxa" w:w="547"/>
+            <w:shd w:val="clear" w:color="auto" w:fill="FFFFFF"/>
           </w:tcPr>
           <w:p>
             <w:pPr>
@@ -15752,6 +16512,7 @@
         <w:tc>
           <w:tcPr>
             <w:tcW w:type="dxa" w:w="2549"/>
+            <w:shd w:val="clear" w:color="auto" w:fill="FFFFFF"/>
           </w:tcPr>
           <w:p>
             <w:pPr>
@@ -15846,12 +16607,12 @@
         <w:tblLayout w:type="fixed"/>
         <w:tblLook w:firstColumn="1" w:firstRow="1" w:lastColumn="0" w:lastRow="0" w:noHBand="0" w:noVBand="1" w:val="04A0"/>
         <w:tblBorders>
-          <w:top w:val="single" w:sz="4" w:color="000000"/>
-          <w:left w:val="single" w:sz="4" w:color="000000"/>
-          <w:bottom w:val="single" w:sz="4" w:color="000000"/>
-          <w:right w:val="single" w:sz="4" w:color="000000"/>
-          <w:insideH w:val="single" w:sz="4" w:color="000000"/>
-          <w:insideV w:val="single" w:sz="4" w:color="000000"/>
+          <w:top w:val="single" w:sz="4" w:color="8EA9DB"/>
+          <w:left w:val="single" w:sz="4" w:color="8EA9DB"/>
+          <w:bottom w:val="single" w:sz="4" w:color="8EA9DB"/>
+          <w:right w:val="single" w:sz="4" w:color="8EA9DB"/>
+          <w:insideH w:val="single" w:sz="4" w:color="8EA9DB"/>
+          <w:insideV w:val="single" w:sz="4" w:color="8EA9DB"/>
         </w:tblBorders>
         <w:tblLayout w:type="fixed"/>
       </w:tblPr>
@@ -15872,6 +16633,7 @@
         <w:tc>
           <w:tcPr>
             <w:tcW w:type="dxa" w:w="1584"/>
+            <w:shd w:val="clear" w:color="auto" w:fill="1F3864"/>
           </w:tcPr>
           <w:p>
             <w:pPr>
@@ -15883,6 +16645,7 @@
                 <w:rFonts w:ascii="Times New Roman" w:hAnsi="Times New Roman" w:cs="Times New Roman" w:eastAsia="Times New Roman"/>
                 <w:b/>
                 <w:i w:val="0"/>
+                <w:color w:val="FFFFFF"/>
                 <w:sz w:val="16"/>
               </w:rPr>
               <w:t>Column Name</w:t>
@@ -15892,6 +16655,7 @@
         <w:tc>
           <w:tcPr>
             <w:tcW w:type="dxa" w:w="1152"/>
+            <w:shd w:val="clear" w:color="auto" w:fill="1F3864"/>
           </w:tcPr>
           <w:p>
             <w:pPr>
@@ -15903,6 +16667,7 @@
                 <w:rFonts w:ascii="Times New Roman" w:hAnsi="Times New Roman" w:cs="Times New Roman" w:eastAsia="Times New Roman"/>
                 <w:b/>
                 <w:i w:val="0"/>
+                <w:color w:val="FFFFFF"/>
                 <w:sz w:val="16"/>
               </w:rPr>
               <w:t>Data Type</w:t>
@@ -15912,6 +16677,7 @@
         <w:tc>
           <w:tcPr>
             <w:tcW w:type="dxa" w:w="576"/>
+            <w:shd w:val="clear" w:color="auto" w:fill="1F3864"/>
           </w:tcPr>
           <w:p>
             <w:pPr>
@@ -15923,6 +16689,7 @@
                 <w:rFonts w:ascii="Times New Roman" w:hAnsi="Times New Roman" w:cs="Times New Roman" w:eastAsia="Times New Roman"/>
                 <w:b/>
                 <w:i w:val="0"/>
+                <w:color w:val="FFFFFF"/>
                 <w:sz w:val="16"/>
               </w:rPr>
               <w:t>Size</w:t>
@@ -15932,6 +16699,7 @@
         <w:tc>
           <w:tcPr>
             <w:tcW w:type="dxa" w:w="864"/>
+            <w:shd w:val="clear" w:color="auto" w:fill="1F3864"/>
           </w:tcPr>
           <w:p>
             <w:pPr>
@@ -15943,6 +16711,7 @@
                 <w:rFonts w:ascii="Times New Roman" w:hAnsi="Times New Roman" w:cs="Times New Roman" w:eastAsia="Times New Roman"/>
                 <w:b/>
                 <w:i w:val="0"/>
+                <w:color w:val="FFFFFF"/>
                 <w:sz w:val="16"/>
               </w:rPr>
               <w:t>Null / NOT Null</w:t>
@@ -15952,6 +16721,7 @@
         <w:tc>
           <w:tcPr>
             <w:tcW w:type="dxa" w:w="2088"/>
+            <w:shd w:val="clear" w:color="auto" w:fill="1F3864"/>
           </w:tcPr>
           <w:p>
             <w:pPr>
@@ -15963,6 +16733,7 @@
                 <w:rFonts w:ascii="Times New Roman" w:hAnsi="Times New Roman" w:cs="Times New Roman" w:eastAsia="Times New Roman"/>
                 <w:b/>
                 <w:i w:val="0"/>
+                <w:color w:val="FFFFFF"/>
                 <w:sz w:val="16"/>
               </w:rPr>
               <w:t>Constraint</w:t>
@@ -15972,6 +16743,7 @@
         <w:tc>
           <w:tcPr>
             <w:tcW w:type="dxa" w:w="547"/>
+            <w:shd w:val="clear" w:color="auto" w:fill="1F3864"/>
           </w:tcPr>
           <w:p>
             <w:pPr>
@@ -15983,6 +16755,7 @@
                 <w:rFonts w:ascii="Times New Roman" w:hAnsi="Times New Roman" w:cs="Times New Roman" w:eastAsia="Times New Roman"/>
                 <w:b/>
                 <w:i w:val="0"/>
+                <w:color w:val="FFFFFF"/>
                 <w:sz w:val="16"/>
               </w:rPr>
               <w:t>PK</w:t>
@@ -15992,6 +16765,7 @@
         <w:tc>
           <w:tcPr>
             <w:tcW w:type="dxa" w:w="2549"/>
+            <w:shd w:val="clear" w:color="auto" w:fill="1F3864"/>
           </w:tcPr>
           <w:p>
             <w:pPr>
@@ -16003,6 +16777,7 @@
                 <w:rFonts w:ascii="Times New Roman" w:hAnsi="Times New Roman" w:cs="Times New Roman" w:eastAsia="Times New Roman"/>
                 <w:b/>
                 <w:i w:val="0"/>
+                <w:color w:val="FFFFFF"/>
                 <w:sz w:val="16"/>
               </w:rPr>
               <w:t>Purpose of the column</w:t>
@@ -16017,6 +16792,7 @@
         <w:tc>
           <w:tcPr>
             <w:tcW w:type="dxa" w:w="1584"/>
+            <w:shd w:val="clear" w:color="auto" w:fill="E8EDF5"/>
           </w:tcPr>
           <w:p>
             <w:pPr>
@@ -16037,6 +16813,7 @@
         <w:tc>
           <w:tcPr>
             <w:tcW w:type="dxa" w:w="1152"/>
+            <w:shd w:val="clear" w:color="auto" w:fill="E8EDF5"/>
           </w:tcPr>
           <w:p>
             <w:pPr>
@@ -16057,6 +16834,7 @@
         <w:tc>
           <w:tcPr>
             <w:tcW w:type="dxa" w:w="576"/>
+            <w:shd w:val="clear" w:color="auto" w:fill="E8EDF5"/>
           </w:tcPr>
           <w:p>
             <w:pPr>
@@ -16077,6 +16855,7 @@
         <w:tc>
           <w:tcPr>
             <w:tcW w:type="dxa" w:w="864"/>
+            <w:shd w:val="clear" w:color="auto" w:fill="E8EDF5"/>
           </w:tcPr>
           <w:p>
             <w:pPr>
@@ -16097,6 +16876,7 @@
         <w:tc>
           <w:tcPr>
             <w:tcW w:type="dxa" w:w="2088"/>
+            <w:shd w:val="clear" w:color="auto" w:fill="E8EDF5"/>
           </w:tcPr>
           <w:p>
             <w:pPr>
@@ -16117,6 +16897,7 @@
         <w:tc>
           <w:tcPr>
             <w:tcW w:type="dxa" w:w="547"/>
+            <w:shd w:val="clear" w:color="auto" w:fill="E8EDF5"/>
           </w:tcPr>
           <w:p>
             <w:pPr>
@@ -16137,6 +16918,7 @@
         <w:tc>
           <w:tcPr>
             <w:tcW w:type="dxa" w:w="2549"/>
+            <w:shd w:val="clear" w:color="auto" w:fill="E8EDF5"/>
           </w:tcPr>
           <w:p>
             <w:pPr>
@@ -16162,6 +16944,7 @@
         <w:tc>
           <w:tcPr>
             <w:tcW w:type="dxa" w:w="1584"/>
+            <w:shd w:val="clear" w:color="auto" w:fill="FFFFFF"/>
           </w:tcPr>
           <w:p>
             <w:pPr>
@@ -16182,6 +16965,7 @@
         <w:tc>
           <w:tcPr>
             <w:tcW w:type="dxa" w:w="1152"/>
+            <w:shd w:val="clear" w:color="auto" w:fill="FFFFFF"/>
           </w:tcPr>
           <w:p>
             <w:pPr>
@@ -16202,6 +16986,7 @@
         <w:tc>
           <w:tcPr>
             <w:tcW w:type="dxa" w:w="576"/>
+            <w:shd w:val="clear" w:color="auto" w:fill="FFFFFF"/>
           </w:tcPr>
           <w:p>
             <w:pPr>
@@ -16222,6 +17007,7 @@
         <w:tc>
           <w:tcPr>
             <w:tcW w:type="dxa" w:w="864"/>
+            <w:shd w:val="clear" w:color="auto" w:fill="FFFFFF"/>
           </w:tcPr>
           <w:p>
             <w:pPr>
@@ -16242,6 +17028,7 @@
         <w:tc>
           <w:tcPr>
             <w:tcW w:type="dxa" w:w="2088"/>
+            <w:shd w:val="clear" w:color="auto" w:fill="FFFFFF"/>
           </w:tcPr>
           <w:p>
             <w:pPr>
@@ -16261,6 +17048,7 @@
         <w:tc>
           <w:tcPr>
             <w:tcW w:type="dxa" w:w="547"/>
+            <w:shd w:val="clear" w:color="auto" w:fill="FFFFFF"/>
           </w:tcPr>
           <w:p>
             <w:pPr>
@@ -16280,6 +17068,7 @@
         <w:tc>
           <w:tcPr>
             <w:tcW w:type="dxa" w:w="2549"/>
+            <w:shd w:val="clear" w:color="auto" w:fill="FFFFFF"/>
           </w:tcPr>
           <w:p>
             <w:pPr>
@@ -16305,6 +17094,7 @@
         <w:tc>
           <w:tcPr>
             <w:tcW w:type="dxa" w:w="1584"/>
+            <w:shd w:val="clear" w:color="auto" w:fill="E8EDF5"/>
           </w:tcPr>
           <w:p>
             <w:pPr>
@@ -16325,6 +17115,7 @@
         <w:tc>
           <w:tcPr>
             <w:tcW w:type="dxa" w:w="1152"/>
+            <w:shd w:val="clear" w:color="auto" w:fill="E8EDF5"/>
           </w:tcPr>
           <w:p>
             <w:pPr>
@@ -16345,6 +17136,7 @@
         <w:tc>
           <w:tcPr>
             <w:tcW w:type="dxa" w:w="576"/>
+            <w:shd w:val="clear" w:color="auto" w:fill="E8EDF5"/>
           </w:tcPr>
           <w:p>
             <w:pPr>
@@ -16365,6 +17157,7 @@
         <w:tc>
           <w:tcPr>
             <w:tcW w:type="dxa" w:w="864"/>
+            <w:shd w:val="clear" w:color="auto" w:fill="E8EDF5"/>
           </w:tcPr>
           <w:p>
             <w:pPr>
@@ -16385,6 +17178,7 @@
         <w:tc>
           <w:tcPr>
             <w:tcW w:type="dxa" w:w="2088"/>
+            <w:shd w:val="clear" w:color="auto" w:fill="E8EDF5"/>
           </w:tcPr>
           <w:p>
             <w:pPr>
@@ -16405,6 +17199,7 @@
         <w:tc>
           <w:tcPr>
             <w:tcW w:type="dxa" w:w="547"/>
+            <w:shd w:val="clear" w:color="auto" w:fill="E8EDF5"/>
           </w:tcPr>
           <w:p>
             <w:pPr>
@@ -16424,6 +17219,7 @@
         <w:tc>
           <w:tcPr>
             <w:tcW w:type="dxa" w:w="2549"/>
+            <w:shd w:val="clear" w:color="auto" w:fill="E8EDF5"/>
           </w:tcPr>
           <w:p>
             <w:pPr>
@@ -16449,6 +17245,7 @@
         <w:tc>
           <w:tcPr>
             <w:tcW w:type="dxa" w:w="1584"/>
+            <w:shd w:val="clear" w:color="auto" w:fill="FFFFFF"/>
           </w:tcPr>
           <w:p>
             <w:pPr>
@@ -16469,6 +17266,7 @@
         <w:tc>
           <w:tcPr>
             <w:tcW w:type="dxa" w:w="1152"/>
+            <w:shd w:val="clear" w:color="auto" w:fill="FFFFFF"/>
           </w:tcPr>
           <w:p>
             <w:pPr>
@@ -16489,6 +17287,7 @@
         <w:tc>
           <w:tcPr>
             <w:tcW w:type="dxa" w:w="576"/>
+            <w:shd w:val="clear" w:color="auto" w:fill="FFFFFF"/>
           </w:tcPr>
           <w:p>
             <w:pPr>
@@ -16509,6 +17308,7 @@
         <w:tc>
           <w:tcPr>
             <w:tcW w:type="dxa" w:w="864"/>
+            <w:shd w:val="clear" w:color="auto" w:fill="FFFFFF"/>
           </w:tcPr>
           <w:p>
             <w:pPr>
@@ -16529,6 +17329,7 @@
         <w:tc>
           <w:tcPr>
             <w:tcW w:type="dxa" w:w="2088"/>
+            <w:shd w:val="clear" w:color="auto" w:fill="FFFFFF"/>
           </w:tcPr>
           <w:p>
             <w:pPr>
@@ -16548,6 +17349,7 @@
         <w:tc>
           <w:tcPr>
             <w:tcW w:type="dxa" w:w="547"/>
+            <w:shd w:val="clear" w:color="auto" w:fill="FFFFFF"/>
           </w:tcPr>
           <w:p>
             <w:pPr>
@@ -16567,6 +17369,7 @@
         <w:tc>
           <w:tcPr>
             <w:tcW w:type="dxa" w:w="2549"/>
+            <w:shd w:val="clear" w:color="auto" w:fill="FFFFFF"/>
           </w:tcPr>
           <w:p>
             <w:pPr>
@@ -16592,6 +17395,7 @@
         <w:tc>
           <w:tcPr>
             <w:tcW w:type="dxa" w:w="1584"/>
+            <w:shd w:val="clear" w:color="auto" w:fill="E8EDF5"/>
           </w:tcPr>
           <w:p>
             <w:pPr>
@@ -16612,6 +17416,7 @@
         <w:tc>
           <w:tcPr>
             <w:tcW w:type="dxa" w:w="1152"/>
+            <w:shd w:val="clear" w:color="auto" w:fill="E8EDF5"/>
           </w:tcPr>
           <w:p>
             <w:pPr>
@@ -16632,6 +17437,7 @@
         <w:tc>
           <w:tcPr>
             <w:tcW w:type="dxa" w:w="576"/>
+            <w:shd w:val="clear" w:color="auto" w:fill="E8EDF5"/>
           </w:tcPr>
           <w:p>
             <w:pPr>
@@ -16652,6 +17458,7 @@
         <w:tc>
           <w:tcPr>
             <w:tcW w:type="dxa" w:w="864"/>
+            <w:shd w:val="clear" w:color="auto" w:fill="E8EDF5"/>
           </w:tcPr>
           <w:p>
             <w:pPr>
@@ -16672,6 +17479,7 @@
         <w:tc>
           <w:tcPr>
             <w:tcW w:type="dxa" w:w="2088"/>
+            <w:shd w:val="clear" w:color="auto" w:fill="E8EDF5"/>
           </w:tcPr>
           <w:p>
             <w:pPr>
@@ -16691,6 +17499,7 @@
         <w:tc>
           <w:tcPr>
             <w:tcW w:type="dxa" w:w="547"/>
+            <w:shd w:val="clear" w:color="auto" w:fill="E8EDF5"/>
           </w:tcPr>
           <w:p>
             <w:pPr>
@@ -16710,6 +17519,7 @@
         <w:tc>
           <w:tcPr>
             <w:tcW w:type="dxa" w:w="2549"/>
+            <w:shd w:val="clear" w:color="auto" w:fill="E8EDF5"/>
           </w:tcPr>
           <w:p>
             <w:pPr>
@@ -16735,6 +17545,7 @@
         <w:tc>
           <w:tcPr>
             <w:tcW w:type="dxa" w:w="1584"/>
+            <w:shd w:val="clear" w:color="auto" w:fill="FFFFFF"/>
           </w:tcPr>
           <w:p>
             <w:pPr>
@@ -16755,6 +17566,7 @@
         <w:tc>
           <w:tcPr>
             <w:tcW w:type="dxa" w:w="1152"/>
+            <w:shd w:val="clear" w:color="auto" w:fill="FFFFFF"/>
           </w:tcPr>
           <w:p>
             <w:pPr>
@@ -16775,6 +17587,7 @@
         <w:tc>
           <w:tcPr>
             <w:tcW w:type="dxa" w:w="576"/>
+            <w:shd w:val="clear" w:color="auto" w:fill="FFFFFF"/>
           </w:tcPr>
           <w:p>
             <w:pPr>
@@ -16795,6 +17608,7 @@
         <w:tc>
           <w:tcPr>
             <w:tcW w:type="dxa" w:w="864"/>
+            <w:shd w:val="clear" w:color="auto" w:fill="FFFFFF"/>
           </w:tcPr>
           <w:p>
             <w:pPr>
@@ -16815,6 +17629,7 @@
         <w:tc>
           <w:tcPr>
             <w:tcW w:type="dxa" w:w="2088"/>
+            <w:shd w:val="clear" w:color="auto" w:fill="FFFFFF"/>
           </w:tcPr>
           <w:p>
             <w:pPr>
@@ -16834,6 +17649,7 @@
         <w:tc>
           <w:tcPr>
             <w:tcW w:type="dxa" w:w="547"/>
+            <w:shd w:val="clear" w:color="auto" w:fill="FFFFFF"/>
           </w:tcPr>
           <w:p>
             <w:pPr>
@@ -16853,6 +17669,7 @@
         <w:tc>
           <w:tcPr>
             <w:tcW w:type="dxa" w:w="2549"/>
+            <w:shd w:val="clear" w:color="auto" w:fill="FFFFFF"/>
           </w:tcPr>
           <w:p>
             <w:pPr>
@@ -16878,6 +17695,7 @@
         <w:tc>
           <w:tcPr>
             <w:tcW w:type="dxa" w:w="1584"/>
+            <w:shd w:val="clear" w:color="auto" w:fill="E8EDF5"/>
           </w:tcPr>
           <w:p>
             <w:pPr>
@@ -16898,6 +17716,7 @@
         <w:tc>
           <w:tcPr>
             <w:tcW w:type="dxa" w:w="1152"/>
+            <w:shd w:val="clear" w:color="auto" w:fill="E8EDF5"/>
           </w:tcPr>
           <w:p>
             <w:pPr>
@@ -16918,6 +17737,7 @@
         <w:tc>
           <w:tcPr>
             <w:tcW w:type="dxa" w:w="576"/>
+            <w:shd w:val="clear" w:color="auto" w:fill="E8EDF5"/>
           </w:tcPr>
           <w:p>
             <w:pPr>
@@ -16938,6 +17758,7 @@
         <w:tc>
           <w:tcPr>
             <w:tcW w:type="dxa" w:w="864"/>
+            <w:shd w:val="clear" w:color="auto" w:fill="E8EDF5"/>
           </w:tcPr>
           <w:p>
             <w:pPr>
@@ -16958,6 +17779,7 @@
         <w:tc>
           <w:tcPr>
             <w:tcW w:type="dxa" w:w="2088"/>
+            <w:shd w:val="clear" w:color="auto" w:fill="E8EDF5"/>
           </w:tcPr>
           <w:p>
             <w:pPr>
@@ -16977,6 +17799,7 @@
         <w:tc>
           <w:tcPr>
             <w:tcW w:type="dxa" w:w="547"/>
+            <w:shd w:val="clear" w:color="auto" w:fill="E8EDF5"/>
           </w:tcPr>
           <w:p>
             <w:pPr>
@@ -16996,6 +17819,7 @@
         <w:tc>
           <w:tcPr>
             <w:tcW w:type="dxa" w:w="2549"/>
+            <w:shd w:val="clear" w:color="auto" w:fill="E8EDF5"/>
           </w:tcPr>
           <w:p>
             <w:pPr>
@@ -17021,6 +17845,7 @@
         <w:tc>
           <w:tcPr>
             <w:tcW w:type="dxa" w:w="1584"/>
+            <w:shd w:val="clear" w:color="auto" w:fill="FFFFFF"/>
           </w:tcPr>
           <w:p>
             <w:pPr>
@@ -17041,6 +17866,7 @@
         <w:tc>
           <w:tcPr>
             <w:tcW w:type="dxa" w:w="1152"/>
+            <w:shd w:val="clear" w:color="auto" w:fill="FFFFFF"/>
           </w:tcPr>
           <w:p>
             <w:pPr>
@@ -17061,6 +17887,7 @@
         <w:tc>
           <w:tcPr>
             <w:tcW w:type="dxa" w:w="576"/>
+            <w:shd w:val="clear" w:color="auto" w:fill="FFFFFF"/>
           </w:tcPr>
           <w:p>
             <w:pPr>
@@ -17081,6 +17908,7 @@
         <w:tc>
           <w:tcPr>
             <w:tcW w:type="dxa" w:w="864"/>
+            <w:shd w:val="clear" w:color="auto" w:fill="FFFFFF"/>
           </w:tcPr>
           <w:p>
             <w:pPr>
@@ -17101,6 +17929,7 @@
         <w:tc>
           <w:tcPr>
             <w:tcW w:type="dxa" w:w="2088"/>
+            <w:shd w:val="clear" w:color="auto" w:fill="FFFFFF"/>
           </w:tcPr>
           <w:p>
             <w:pPr>
@@ -17120,6 +17949,7 @@
         <w:tc>
           <w:tcPr>
             <w:tcW w:type="dxa" w:w="547"/>
+            <w:shd w:val="clear" w:color="auto" w:fill="FFFFFF"/>
           </w:tcPr>
           <w:p>
             <w:pPr>
@@ -17139,6 +17969,7 @@
         <w:tc>
           <w:tcPr>
             <w:tcW w:type="dxa" w:w="2549"/>
+            <w:shd w:val="clear" w:color="auto" w:fill="FFFFFF"/>
           </w:tcPr>
           <w:p>
             <w:pPr>
@@ -17164,6 +17995,7 @@
         <w:tc>
           <w:tcPr>
             <w:tcW w:type="dxa" w:w="1584"/>
+            <w:shd w:val="clear" w:color="auto" w:fill="E8EDF5"/>
           </w:tcPr>
           <w:p>
             <w:pPr>
@@ -17184,6 +18016,7 @@
         <w:tc>
           <w:tcPr>
             <w:tcW w:type="dxa" w:w="1152"/>
+            <w:shd w:val="clear" w:color="auto" w:fill="E8EDF5"/>
           </w:tcPr>
           <w:p>
             <w:pPr>
@@ -17204,6 +18037,7 @@
         <w:tc>
           <w:tcPr>
             <w:tcW w:type="dxa" w:w="576"/>
+            <w:shd w:val="clear" w:color="auto" w:fill="E8EDF5"/>
           </w:tcPr>
           <w:p>
             <w:pPr>
@@ -17224,6 +18058,7 @@
         <w:tc>
           <w:tcPr>
             <w:tcW w:type="dxa" w:w="864"/>
+            <w:shd w:val="clear" w:color="auto" w:fill="E8EDF5"/>
           </w:tcPr>
           <w:p>
             <w:pPr>
@@ -17244,6 +18079,7 @@
         <w:tc>
           <w:tcPr>
             <w:tcW w:type="dxa" w:w="2088"/>
+            <w:shd w:val="clear" w:color="auto" w:fill="E8EDF5"/>
           </w:tcPr>
           <w:p>
             <w:pPr>
@@ -17263,6 +18099,7 @@
         <w:tc>
           <w:tcPr>
             <w:tcW w:type="dxa" w:w="547"/>
+            <w:shd w:val="clear" w:color="auto" w:fill="E8EDF5"/>
           </w:tcPr>
           <w:p>
             <w:pPr>
@@ -17282,6 +18119,7 @@
         <w:tc>
           <w:tcPr>
             <w:tcW w:type="dxa" w:w="2549"/>
+            <w:shd w:val="clear" w:color="auto" w:fill="E8EDF5"/>
           </w:tcPr>
           <w:p>
             <w:pPr>
@@ -17307,6 +18145,7 @@
         <w:tc>
           <w:tcPr>
             <w:tcW w:type="dxa" w:w="1584"/>
+            <w:shd w:val="clear" w:color="auto" w:fill="FFFFFF"/>
           </w:tcPr>
           <w:p>
             <w:pPr>
@@ -17327,6 +18166,7 @@
         <w:tc>
           <w:tcPr>
             <w:tcW w:type="dxa" w:w="1152"/>
+            <w:shd w:val="clear" w:color="auto" w:fill="FFFFFF"/>
           </w:tcPr>
           <w:p>
             <w:pPr>
@@ -17347,6 +18187,7 @@
         <w:tc>
           <w:tcPr>
             <w:tcW w:type="dxa" w:w="576"/>
+            <w:shd w:val="clear" w:color="auto" w:fill="FFFFFF"/>
           </w:tcPr>
           <w:p>
             <w:pPr>
@@ -17367,6 +18208,7 @@
         <w:tc>
           <w:tcPr>
             <w:tcW w:type="dxa" w:w="864"/>
+            <w:shd w:val="clear" w:color="auto" w:fill="FFFFFF"/>
           </w:tcPr>
           <w:p>
             <w:pPr>
@@ -17387,6 +18229,7 @@
         <w:tc>
           <w:tcPr>
             <w:tcW w:type="dxa" w:w="2088"/>
+            <w:shd w:val="clear" w:color="auto" w:fill="FFFFFF"/>
           </w:tcPr>
           <w:p>
             <w:pPr>
@@ -17407,6 +18250,7 @@
         <w:tc>
           <w:tcPr>
             <w:tcW w:type="dxa" w:w="547"/>
+            <w:shd w:val="clear" w:color="auto" w:fill="FFFFFF"/>
           </w:tcPr>
           <w:p>
             <w:pPr>
@@ -17426,6 +18270,7 @@
         <w:tc>
           <w:tcPr>
             <w:tcW w:type="dxa" w:w="2549"/>
+            <w:shd w:val="clear" w:color="auto" w:fill="FFFFFF"/>
           </w:tcPr>
           <w:p>
             <w:pPr>
@@ -17451,6 +18296,7 @@
         <w:tc>
           <w:tcPr>
             <w:tcW w:type="dxa" w:w="1584"/>
+            <w:shd w:val="clear" w:color="auto" w:fill="E8EDF5"/>
           </w:tcPr>
           <w:p>
             <w:pPr>
@@ -17471,6 +18317,7 @@
         <w:tc>
           <w:tcPr>
             <w:tcW w:type="dxa" w:w="1152"/>
+            <w:shd w:val="clear" w:color="auto" w:fill="E8EDF5"/>
           </w:tcPr>
           <w:p>
             <w:pPr>
@@ -17491,6 +18338,7 @@
         <w:tc>
           <w:tcPr>
             <w:tcW w:type="dxa" w:w="576"/>
+            <w:shd w:val="clear" w:color="auto" w:fill="E8EDF5"/>
           </w:tcPr>
           <w:p>
             <w:pPr>
@@ -17511,6 +18359,7 @@
         <w:tc>
           <w:tcPr>
             <w:tcW w:type="dxa" w:w="864"/>
+            <w:shd w:val="clear" w:color="auto" w:fill="E8EDF5"/>
           </w:tcPr>
           <w:p>
             <w:pPr>
@@ -17531,6 +18380,7 @@
         <w:tc>
           <w:tcPr>
             <w:tcW w:type="dxa" w:w="2088"/>
+            <w:shd w:val="clear" w:color="auto" w:fill="E8EDF5"/>
           </w:tcPr>
           <w:p>
             <w:pPr>
@@ -17551,6 +18401,7 @@
         <w:tc>
           <w:tcPr>
             <w:tcW w:type="dxa" w:w="547"/>
+            <w:shd w:val="clear" w:color="auto" w:fill="E8EDF5"/>
           </w:tcPr>
           <w:p>
             <w:pPr>
@@ -17570,6 +18421,7 @@
         <w:tc>
           <w:tcPr>
             <w:tcW w:type="dxa" w:w="2549"/>
+            <w:shd w:val="clear" w:color="auto" w:fill="E8EDF5"/>
           </w:tcPr>
           <w:p>
             <w:pPr>
